--- a/deliverables/module1/VGGT模块一缺陷报告.docx
+++ b/deliverables/module1/VGGT模块一缺陷报告.docx
@@ -1,6 +1,6 @@
 
 <file path=word/document.xml><?xml version="1.0" encoding="utf-8"?>
-<w:document xmlns:wpc="http://schemas.microsoft.com/office/word/2010/wordprocessingCanvas" xmlns:cx="http://schemas.microsoft.com/office/drawing/2014/chartex" xmlns:cx1="http://schemas.microsoft.com/office/drawing/2015/9/8/chartex" xmlns:cx2="http://schemas.microsoft.com/office/drawing/2015/10/21/chartex" xmlns:cx3="http://schemas.microsoft.com/office/drawing/2016/5/9/chartex" xmlns:cx4="http://schemas.microsoft.com/office/drawing/2016/5/10/chartex" xmlns:cx5="http://schemas.microsoft.com/office/drawing/2016/5/11/chartex" xmlns:cx6="http://schemas.microsoft.com/office/drawing/2016/5/12/chartex" xmlns:cx7="http://schemas.microsoft.com/office/drawing/2016/5/13/chartex" xmlns:cx8="http://schemas.microsoft.com/office/drawing/2016/5/14/chartex" xmlns:mc="http://schemas.openxmlformats.org/markup-compatibility/2006" xmlns:o="urn:schemas-microsoft-com:office:office" xmlns:r="http://schemas.openxmlformats.org/officeDocument/2006/relationships" xmlns:m="http://schemas.openxmlformats.org/officeDocument/2006/math" xmlns:v="urn:schemas-microsoft-com:vml" xmlns:wp14="http://schemas.microsoft.com/office/word/2010/wordprocessingDrawing" xmlns:wp="http://schemas.openxmlformats.org/drawingml/2006/wordprocessingDrawing" xmlns:w="http://schemas.openxmlformats.org/wordprocessingml/2006/main" xmlns:w14="http://schemas.microsoft.com/office/word/2010/wordml" xmlns:w10="urn:schemas-microsoft-com:office:word" xmlns:w15="http://schemas.microsoft.com/office/word/2012/wordml" xmlns:wpg="http://schemas.microsoft.com/office/word/2010/wordprocessingGroup" xmlns:wpi="http://schemas.microsoft.com/office/word/2010/wordprocessingInk" xmlns:wne="http://schemas.microsoft.com/office/word/2006/wordml" xmlns:wps="http://schemas.microsoft.com/office/word/2010/wordprocessingShape" xmlns:wpsCustomData="http://www.wps.cn/officeDocument/2013/wpsCustomData" mc:Ignorable="w14 w15 wp14">
+<w:document xmlns:w="http://schemas.openxmlformats.org/wordprocessingml/2006/main" xmlns:r="http://schemas.openxmlformats.org/officeDocument/2006/relationships" xmlns:w14="http://schemas.microsoft.com/office/word/2010/wordml" xmlns:mc="http://schemas.openxmlformats.org/markup-compatibility/2006" mc:Ignorable="w14">
   <w:body>
     <w:p>
       <w:pPr>
@@ -9,7 +9,7 @@
       </w:pPr>
       <w:r>
         <w:rPr>
-          <w:rFonts w:ascii="微软雅黑" w:hAnsi="微软雅黑" w:eastAsia="微软雅黑" w:cs="微软雅黑"/>
+          <w:rFonts w:hint="eastAsia" w:ascii="微软雅黑" w:hAnsi="微软雅黑" w:eastAsia="微软雅黑" w:cs="微软雅黑"/>
           <w:color w:val="222222"/>
           <w:sz w:val="24"/>
           <w:szCs w:val="24"/>
@@ -24,9 +24,9 @@
       </w:pPr>
       <w:r>
         <w:rPr>
-          <w:rFonts w:ascii="微软雅黑" w:hAnsi="微软雅黑" w:eastAsia="微软雅黑" w:cs="微软雅黑"/>
-          <w:b/>
-          <w:bCs/>
+          <w:rFonts w:hint="eastAsia" w:ascii="微软雅黑" w:hAnsi="微软雅黑" w:eastAsia="微软雅黑" w:cs="微软雅黑"/>
+          <w:b w:val="1"/>
+          <w:bCs w:val="1"/>
           <w:color w:val="17365D"/>
           <w:sz w:val="40"/>
           <w:szCs w:val="40"/>
@@ -41,9 +41,9 @@
       </w:pPr>
       <w:r>
         <w:rPr>
-          <w:rFonts w:ascii="微软雅黑" w:hAnsi="微软雅黑" w:eastAsia="微软雅黑" w:cs="微软雅黑"/>
-          <w:b/>
-          <w:bCs/>
+          <w:rFonts w:hint="eastAsia" w:ascii="微软雅黑" w:hAnsi="微软雅黑" w:eastAsia="微软雅黑" w:cs="微软雅黑"/>
+          <w:b w:val="1"/>
+          <w:bCs w:val="1"/>
           <w:color w:val="1F4E78"/>
           <w:sz w:val="52"/>
           <w:szCs w:val="52"/>
@@ -53,7 +53,7 @@
     </w:p>
     <w:tbl>
       <w:tblPr>
-        <w:tblStyle w:val="11"/>
+        <w:tblStyle w:val="00000d"/>
         <w:tblW w:w="9200" w:type="dxa"/>
         <w:tblInd w:w="0" w:type="dxa"/>
         <w:tblBorders>
@@ -79,22 +79,7 @@
         <w:gridCol w:w="2300"/>
       </w:tblGrid>
       <w:tr>
-        <w:tblPrEx>
-          <w:tblBorders>
-            <w:top w:val="single" w:color="A6A6A6" w:sz="4" w:space="0"/>
-            <w:left w:val="single" w:color="A6A6A6" w:sz="4" w:space="0"/>
-            <w:bottom w:val="single" w:color="A6A6A6" w:sz="4" w:space="0"/>
-            <w:right w:val="single" w:color="A6A6A6" w:sz="4" w:space="0"/>
-            <w:insideH w:val="single" w:color="A6A6A6" w:sz="4" w:space="0"/>
-            <w:insideV w:val="single" w:color="A6A6A6" w:sz="4" w:space="0"/>
-          </w:tblBorders>
-          <w:tblCellMar>
-            <w:top w:w="0" w:type="dxa"/>
-            <w:left w:w="10" w:type="dxa"/>
-            <w:bottom w:w="0" w:type="dxa"/>
-            <w:right w:w="10" w:type="dxa"/>
-          </w:tblCellMar>
-        </w:tblPrEx>
+        <w:trPr/>
         <w:tc>
           <w:tcPr>
             <w:tcW w:w="2300" w:type="dxa"/>
@@ -114,9 +99,9 @@
             </w:pPr>
             <w:r>
               <w:rPr>
-                <w:rFonts w:ascii="微软雅黑" w:hAnsi="微软雅黑" w:eastAsia="微软雅黑" w:cs="微软雅黑"/>
-                <w:b/>
-                <w:bCs/>
+                <w:rFonts w:hint="eastAsia" w:ascii="微软雅黑" w:hAnsi="微软雅黑" w:eastAsia="微软雅黑" w:cs="微软雅黑"/>
+                <w:b w:val="1"/>
+                <w:bCs w:val="1"/>
                 <w:color w:val="FFFFFF"/>
                 <w:sz w:val="21"/>
                 <w:szCs w:val="21"/>
@@ -144,9 +129,9 @@
             </w:pPr>
             <w:r>
               <w:rPr>
-                <w:rFonts w:ascii="微软雅黑" w:hAnsi="微软雅黑" w:eastAsia="微软雅黑" w:cs="微软雅黑"/>
-                <w:b/>
-                <w:bCs/>
+                <w:rFonts w:hint="eastAsia" w:ascii="微软雅黑" w:hAnsi="微软雅黑" w:eastAsia="微软雅黑" w:cs="微软雅黑"/>
+                <w:b w:val="1"/>
+                <w:bCs w:val="1"/>
                 <w:color w:val="FFFFFF"/>
                 <w:sz w:val="21"/>
                 <w:szCs w:val="21"/>
@@ -174,9 +159,9 @@
             </w:pPr>
             <w:r>
               <w:rPr>
-                <w:rFonts w:ascii="微软雅黑" w:hAnsi="微软雅黑" w:eastAsia="微软雅黑" w:cs="微软雅黑"/>
-                <w:b/>
-                <w:bCs/>
+                <w:rFonts w:hint="eastAsia" w:ascii="微软雅黑" w:hAnsi="微软雅黑" w:eastAsia="微软雅黑" w:cs="微软雅黑"/>
+                <w:b w:val="1"/>
+                <w:bCs w:val="1"/>
                 <w:color w:val="FFFFFF"/>
                 <w:sz w:val="21"/>
                 <w:szCs w:val="21"/>
@@ -204,9 +189,9 @@
             </w:pPr>
             <w:r>
               <w:rPr>
-                <w:rFonts w:ascii="微软雅黑" w:hAnsi="微软雅黑" w:eastAsia="微软雅黑" w:cs="微软雅黑"/>
-                <w:b/>
-                <w:bCs/>
+                <w:rFonts w:hint="eastAsia" w:ascii="微软雅黑" w:hAnsi="微软雅黑" w:eastAsia="微软雅黑" w:cs="微软雅黑"/>
+                <w:b w:val="1"/>
+                <w:bCs w:val="1"/>
                 <w:color w:val="FFFFFF"/>
                 <w:sz w:val="21"/>
                 <w:szCs w:val="21"/>
@@ -217,22 +202,7 @@
         </w:tc>
       </w:tr>
       <w:tr>
-        <w:tblPrEx>
-          <w:tblBorders>
-            <w:top w:val="single" w:color="A6A6A6" w:sz="4" w:space="0"/>
-            <w:left w:val="single" w:color="A6A6A6" w:sz="4" w:space="0"/>
-            <w:bottom w:val="single" w:color="A6A6A6" w:sz="4" w:space="0"/>
-            <w:right w:val="single" w:color="A6A6A6" w:sz="4" w:space="0"/>
-            <w:insideH w:val="single" w:color="A6A6A6" w:sz="4" w:space="0"/>
-            <w:insideV w:val="single" w:color="A6A6A6" w:sz="4" w:space="0"/>
-          </w:tblBorders>
-          <w:tblCellMar>
-            <w:top w:w="0" w:type="dxa"/>
-            <w:left w:w="10" w:type="dxa"/>
-            <w:bottom w:w="0" w:type="dxa"/>
-            <w:right w:w="10" w:type="dxa"/>
-          </w:tblCellMar>
-        </w:tblPrEx>
+        <w:trPr/>
         <w:tc>
           <w:tcPr>
             <w:tcW w:w="2300" w:type="dxa"/>
@@ -252,8 +222,8 @@
             <w:r>
               <w:rPr>
                 <w:rFonts w:ascii="微软雅黑" w:hAnsi="微软雅黑" w:eastAsia="微软雅黑" w:cs="微软雅黑"/>
-                <w:b/>
-                <w:bCs/>
+                <w:b w:val="1"/>
+                <w:bCs w:val="1"/>
                 <w:color w:val="222222"/>
                 <w:sz w:val="21"/>
                 <w:szCs w:val="21"/>
@@ -281,9 +251,9 @@
             </w:pPr>
             <w:r>
               <w:rPr>
-                <w:rFonts w:ascii="微软雅黑" w:hAnsi="微软雅黑" w:eastAsia="微软雅黑" w:cs="微软雅黑"/>
-                <w:b/>
-                <w:bCs/>
+                <w:rFonts w:hint="eastAsia" w:ascii="微软雅黑" w:hAnsi="微软雅黑" w:eastAsia="微软雅黑" w:cs="微软雅黑"/>
+                <w:b w:val="1"/>
+                <w:bCs w:val="1"/>
                 <w:color w:val="C00000"/>
                 <w:sz w:val="21"/>
                 <w:szCs w:val="21"/>
@@ -311,9 +281,9 @@
             </w:pPr>
             <w:r>
               <w:rPr>
-                <w:rFonts w:ascii="微软雅黑" w:hAnsi="微软雅黑" w:eastAsia="微软雅黑" w:cs="微软雅黑"/>
-                <w:b/>
-                <w:bCs/>
+                <w:rFonts w:hint="eastAsia" w:ascii="微软雅黑" w:hAnsi="微软雅黑" w:eastAsia="微软雅黑" w:cs="微软雅黑"/>
+                <w:b w:val="1"/>
+                <w:bCs w:val="1"/>
                 <w:color w:val="C00000"/>
                 <w:sz w:val="21"/>
                 <w:szCs w:val="21"/>
@@ -341,9 +311,9 @@
             </w:pPr>
             <w:r>
               <w:rPr>
-                <w:rFonts w:ascii="微软雅黑" w:hAnsi="微软雅黑" w:eastAsia="微软雅黑" w:cs="微软雅黑"/>
-                <w:b/>
-                <w:bCs/>
+                <w:rFonts w:hint="eastAsia" w:ascii="微软雅黑" w:hAnsi="微软雅黑" w:eastAsia="微软雅黑" w:cs="微软雅黑"/>
+                <w:b w:val="1"/>
+                <w:bCs w:val="1"/>
                 <w:color w:val="222222"/>
                 <w:sz w:val="21"/>
                 <w:szCs w:val="21"/>
@@ -361,7 +331,7 @@
     </w:p>
     <w:tbl>
       <w:tblPr>
-        <w:tblStyle w:val="11"/>
+        <w:tblStyle w:val="00000d"/>
         <w:tblW w:w="7800" w:type="dxa"/>
         <w:jc w:val="center"/>
         <w:tblBorders>
@@ -387,22 +357,6 @@
         <w:gridCol w:w="1600"/>
       </w:tblGrid>
       <w:tr>
-        <w:tblPrEx>
-          <w:tblBorders>
-            <w:top w:val="single" w:color="A6A6A6" w:sz="4" w:space="0"/>
-            <w:left w:val="single" w:color="A6A6A6" w:sz="4" w:space="0"/>
-            <w:bottom w:val="single" w:color="A6A6A6" w:sz="4" w:space="0"/>
-            <w:right w:val="single" w:color="A6A6A6" w:sz="4" w:space="0"/>
-            <w:insideH w:val="single" w:color="A6A6A6" w:sz="4" w:space="0"/>
-            <w:insideV w:val="single" w:color="A6A6A6" w:sz="4" w:space="0"/>
-          </w:tblBorders>
-          <w:tblCellMar>
-            <w:top w:w="0" w:type="dxa"/>
-            <w:left w:w="10" w:type="dxa"/>
-            <w:bottom w:w="0" w:type="dxa"/>
-            <w:right w:w="10" w:type="dxa"/>
-          </w:tblCellMar>
-        </w:tblPrEx>
         <w:trPr>
           <w:jc w:val="center"/>
         </w:trPr>
@@ -425,9 +379,9 @@
             </w:pPr>
             <w:r>
               <w:rPr>
-                <w:rFonts w:ascii="微软雅黑" w:hAnsi="微软雅黑" w:eastAsia="微软雅黑" w:cs="微软雅黑"/>
-                <w:b/>
-                <w:bCs/>
+                <w:rFonts w:hint="eastAsia" w:ascii="微软雅黑" w:hAnsi="微软雅黑" w:eastAsia="微软雅黑" w:cs="微软雅黑"/>
+                <w:b w:val="1"/>
+                <w:bCs w:val="1"/>
                 <w:color w:val="FFFFFF"/>
                 <w:sz w:val="21"/>
                 <w:szCs w:val="21"/>
@@ -455,9 +409,9 @@
             </w:pPr>
             <w:r>
               <w:rPr>
-                <w:rFonts w:ascii="微软雅黑" w:hAnsi="微软雅黑" w:eastAsia="微软雅黑" w:cs="微软雅黑"/>
-                <w:b/>
-                <w:bCs/>
+                <w:rFonts w:hint="eastAsia" w:ascii="微软雅黑" w:hAnsi="微软雅黑" w:eastAsia="微软雅黑" w:cs="微软雅黑"/>
+                <w:b w:val="1"/>
+                <w:bCs w:val="1"/>
                 <w:color w:val="FFFFFF"/>
                 <w:sz w:val="21"/>
                 <w:szCs w:val="21"/>
@@ -485,9 +439,9 @@
             </w:pPr>
             <w:r>
               <w:rPr>
-                <w:rFonts w:ascii="微软雅黑" w:hAnsi="微软雅黑" w:eastAsia="微软雅黑" w:cs="微软雅黑"/>
-                <w:b/>
-                <w:bCs/>
+                <w:rFonts w:hint="eastAsia" w:ascii="微软雅黑" w:hAnsi="微软雅黑" w:eastAsia="微软雅黑" w:cs="微软雅黑"/>
+                <w:b w:val="1"/>
+                <w:bCs w:val="1"/>
                 <w:color w:val="FFFFFF"/>
                 <w:sz w:val="21"/>
                 <w:szCs w:val="21"/>
@@ -515,9 +469,9 @@
             </w:pPr>
             <w:r>
               <w:rPr>
-                <w:rFonts w:ascii="微软雅黑" w:hAnsi="微软雅黑" w:eastAsia="微软雅黑" w:cs="微软雅黑"/>
-                <w:b/>
-                <w:bCs/>
+                <w:rFonts w:hint="eastAsia" w:ascii="微软雅黑" w:hAnsi="微软雅黑" w:eastAsia="微软雅黑" w:cs="微软雅黑"/>
+                <w:b w:val="1"/>
+                <w:bCs w:val="1"/>
                 <w:color w:val="FFFFFF"/>
                 <w:sz w:val="21"/>
                 <w:szCs w:val="21"/>
@@ -528,22 +482,6 @@
         </w:tc>
       </w:tr>
       <w:tr>
-        <w:tblPrEx>
-          <w:tblBorders>
-            <w:top w:val="single" w:color="A6A6A6" w:sz="4" w:space="0"/>
-            <w:left w:val="single" w:color="A6A6A6" w:sz="4" w:space="0"/>
-            <w:bottom w:val="single" w:color="A6A6A6" w:sz="4" w:space="0"/>
-            <w:right w:val="single" w:color="A6A6A6" w:sz="4" w:space="0"/>
-            <w:insideH w:val="single" w:color="A6A6A6" w:sz="4" w:space="0"/>
-            <w:insideV w:val="single" w:color="A6A6A6" w:sz="4" w:space="0"/>
-          </w:tblBorders>
-          <w:tblCellMar>
-            <w:top w:w="0" w:type="dxa"/>
-            <w:left w:w="10" w:type="dxa"/>
-            <w:bottom w:w="0" w:type="dxa"/>
-            <w:right w:w="10" w:type="dxa"/>
-          </w:tblCellMar>
-        </w:tblPrEx>
         <w:trPr>
           <w:jc w:val="center"/>
         </w:trPr>
@@ -616,7 +554,7 @@
             </w:pPr>
             <w:r>
               <w:rPr>
-                <w:rFonts w:ascii="微软雅黑" w:hAnsi="微软雅黑" w:eastAsia="微软雅黑" w:cs="微软雅黑"/>
+                <w:rFonts w:hint="eastAsia" w:ascii="微软雅黑" w:hAnsi="微软雅黑" w:eastAsia="微软雅黑" w:cs="微软雅黑"/>
                 <w:color w:val="222222"/>
                 <w:sz w:val="21"/>
                 <w:szCs w:val="21"/>
@@ -645,32 +583,46 @@
                 <w:lang w:val="en-US" w:eastAsia="zh-CN"/>
               </w:rPr>
             </w:pPr>
+            <w:r>
+              <w:rPr>
+                <w:rFonts w:hint="default" w:eastAsia="微软雅黑"/>
+                <w:lang w:val="en-US" w:eastAsia="zh-CN"/>
+              </w:rPr>
+              <w:t>黄国宸</w:t>
+            </w:r>
           </w:p>
         </w:tc>
       </w:tr>
     </w:tbl>
     <w:p>
+      <w:pPr/>
       <w:r>
         <w:br w:type="page"/>
       </w:r>
     </w:p>
     <w:p>
       <w:pPr>
-        <w:pStyle w:val="2"/>
-        <w:keepNext/>
+        <w:pStyle w:val="000006"/>
+        <w:keepNext w:val="1"/>
         <w:spacing w:before="260" w:after="100"/>
       </w:pPr>
       <w:r>
+        <w:rPr>
+          <w:rFonts w:hint="eastAsia"/>
+        </w:rPr>
         <w:t>1 引言</w:t>
       </w:r>
     </w:p>
     <w:p>
       <w:pPr>
-        <w:pStyle w:val="3"/>
-        <w:keepNext/>
+        <w:pStyle w:val="000007"/>
+        <w:keepNext w:val="1"/>
         <w:spacing w:before="180" w:after="100"/>
       </w:pPr>
       <w:r>
+        <w:rPr>
+          <w:rFonts w:hint="eastAsia"/>
+        </w:rPr>
         <w:t>1.1 编写目的</w:t>
       </w:r>
     </w:p>
@@ -681,7 +633,7 @@
       </w:pPr>
       <w:r>
         <w:rPr>
-          <w:rFonts w:ascii="微软雅黑" w:hAnsi="微软雅黑" w:eastAsia="微软雅黑" w:cs="微软雅黑"/>
+          <w:rFonts w:hint="eastAsia" w:ascii="微软雅黑" w:hAnsi="微软雅黑" w:eastAsia="微软雅黑" w:cs="微软雅黑"/>
           <w:color w:val="222222"/>
           <w:sz w:val="21"/>
           <w:szCs w:val="21"/>
@@ -691,17 +643,20 @@
     </w:p>
     <w:p>
       <w:pPr>
-        <w:pStyle w:val="3"/>
-        <w:keepNext/>
+        <w:pStyle w:val="000007"/>
+        <w:keepNext w:val="1"/>
         <w:spacing w:before="180" w:after="100"/>
       </w:pPr>
       <w:r>
+        <w:rPr>
+          <w:rFonts w:hint="eastAsia"/>
+        </w:rPr>
         <w:t>1.2 项目背景</w:t>
       </w:r>
     </w:p>
     <w:tbl>
       <w:tblPr>
-        <w:tblStyle w:val="11"/>
+        <w:tblStyle w:val="00000d"/>
         <w:tblW w:w="9200" w:type="dxa"/>
         <w:tblInd w:w="0" w:type="dxa"/>
         <w:tblBorders>
@@ -727,24 +682,8 @@
         <w:gridCol w:w="2965"/>
       </w:tblGrid>
       <w:tr>
-        <w:tblPrEx>
-          <w:tblBorders>
-            <w:top w:val="single" w:color="A6A6A6" w:sz="4" w:space="0"/>
-            <w:left w:val="single" w:color="A6A6A6" w:sz="4" w:space="0"/>
-            <w:bottom w:val="single" w:color="A6A6A6" w:sz="4" w:space="0"/>
-            <w:right w:val="single" w:color="A6A6A6" w:sz="4" w:space="0"/>
-            <w:insideH w:val="single" w:color="A6A6A6" w:sz="4" w:space="0"/>
-            <w:insideV w:val="single" w:color="A6A6A6" w:sz="4" w:space="0"/>
-          </w:tblBorders>
-          <w:tblCellMar>
-            <w:top w:w="0" w:type="dxa"/>
-            <w:left w:w="10" w:type="dxa"/>
-            <w:bottom w:w="0" w:type="dxa"/>
-            <w:right w:w="10" w:type="dxa"/>
-          </w:tblCellMar>
-        </w:tblPrEx>
         <w:trPr>
-          <w:cantSplit/>
+          <w:cantSplit w:val="1"/>
         </w:trPr>
         <w:tc>
           <w:tcPr>
@@ -764,14 +703,69 @@
             </w:pPr>
             <w:r>
               <w:rPr>
-                <w:rFonts w:ascii="微软雅黑" w:hAnsi="微软雅黑" w:eastAsia="微软雅黑" w:cs="微软雅黑"/>
-                <w:b/>
-                <w:bCs/>
+                <w:rFonts w:hint="eastAsia" w:ascii="微软雅黑" w:hAnsi="微软雅黑" w:eastAsia="微软雅黑" w:cs="微软雅黑"/>
+                <w:b w:val="1"/>
+                <w:bCs w:val="1"/>
                 <w:color w:val="17365D"/>
                 <w:sz w:val="21"/>
                 <w:szCs w:val="21"/>
               </w:rPr>
               <w:t>被测软件</w:t>
+            </w:r>
+          </w:p>
+        </w:tc>
+        <w:tc>
+          <w:tcPr>
+            <w:tcW w:w="3000" w:type="dxa"/>
+            <w:tcMar>
+              <w:top w:w="90" w:type="dxa"/>
+              <w:left w:w="110" w:type="dxa"/>
+              <w:bottom w:w="90" w:type="dxa"/>
+              <w:right w:w="110" w:type="dxa"/>
+            </w:tcMar>
+            <w:vAlign w:val="center"/>
+          </w:tcPr>
+          <w:p>
+            <w:pPr>
+              <w:spacing w:before="0" w:after="0" w:line="280" w:lineRule="auto"/>
+            </w:pPr>
+            <w:r>
+              <w:rPr>
+                <w:rFonts w:hint="eastAsia" w:ascii="微软雅黑" w:hAnsi="微软雅黑" w:eastAsia="微软雅黑" w:cs="微软雅黑"/>
+                <w:color w:val="222222"/>
+                <w:sz w:val="21"/>
+                <w:szCs w:val="21"/>
+              </w:rPr>
+              <w:t>VGGT（Visual Geometry Grounded Transformer）</w:t>
+            </w:r>
+          </w:p>
+        </w:tc>
+        <w:tc>
+          <w:tcPr>
+            <w:tcW w:w="1700" w:type="dxa"/>
+            <w:shd w:val="clear" w:color="auto" w:fill="DDEBF7"/>
+            <w:tcMar>
+              <w:top w:w="90" w:type="dxa"/>
+              <w:left w:w="110" w:type="dxa"/>
+              <w:bottom w:w="90" w:type="dxa"/>
+              <w:right w:w="110" w:type="dxa"/>
+            </w:tcMar>
+            <w:vAlign w:val="center"/>
+          </w:tcPr>
+          <w:p>
+            <w:pPr>
+              <w:spacing w:before="0" w:after="0" w:line="270" w:lineRule="auto"/>
+            </w:pPr>
+            <w:r>
+              <w:rPr>
+                <w:rFonts w:hint="eastAsia" w:ascii="微软雅黑" w:hAnsi="微软雅黑" w:eastAsia="微软雅黑" w:cs="微软雅黑"/>
+                <w:b w:val="1"/>
+                <w:bCs w:val="1"/>
+                <w:color w:val="17365D"/>
+                <w:sz w:val="21"/>
+                <w:szCs w:val="21"/>
+              </w:rPr>
+              <w:t>测试模块</w:t>
             </w:r>
           </w:p>
         </w:tc>
@@ -797,10 +791,15 @@
                 <w:sz w:val="21"/>
                 <w:szCs w:val="21"/>
               </w:rPr>
-              <w:t>VGGT（Visual Geometry Grounded Transformer）</w:t>
-            </w:r>
-          </w:p>
-        </w:tc>
+              <w:t>vggt.utils.geometry</w:t>
+            </w:r>
+          </w:p>
+        </w:tc>
+      </w:tr>
+      <w:tr>
+        <w:trPr>
+          <w:cantSplit w:val="1"/>
+        </w:trPr>
         <w:tc>
           <w:tcPr>
             <w:tcW w:w="1700" w:type="dxa"/>
@@ -819,14 +818,14 @@
             </w:pPr>
             <w:r>
               <w:rPr>
-                <w:rFonts w:ascii="微软雅黑" w:hAnsi="微软雅黑" w:eastAsia="微软雅黑" w:cs="微软雅黑"/>
-                <w:b/>
-                <w:bCs/>
+                <w:rFonts w:hint="eastAsia" w:ascii="微软雅黑" w:hAnsi="微软雅黑" w:eastAsia="微软雅黑" w:cs="微软雅黑"/>
+                <w:b w:val="1"/>
+                <w:bCs w:val="1"/>
                 <w:color w:val="17365D"/>
                 <w:sz w:val="21"/>
                 <w:szCs w:val="21"/>
               </w:rPr>
-              <w:t>测试模块</w:t>
+              <w:t>项目提出方</w:t>
             </w:r>
           </w:p>
         </w:tc>
@@ -845,37 +844,58 @@
             <w:pPr>
               <w:spacing w:before="0" w:after="0" w:line="280" w:lineRule="auto"/>
             </w:pPr>
-            <w:r>
-              <w:rPr>
-                <w:rFonts w:ascii="微软雅黑" w:hAnsi="微软雅黑" w:eastAsia="微软雅黑" w:cs="微软雅黑"/>
-                <w:color w:val="222222"/>
-                <w:sz w:val="21"/>
-                <w:szCs w:val="21"/>
-              </w:rPr>
-              <w:t>vggt.utils.geometry</w:t>
-            </w:r>
+          </w:p>
+        </w:tc>
+        <w:tc>
+          <w:tcPr>
+            <w:tcW w:w="1700" w:type="dxa"/>
+            <w:shd w:val="clear" w:color="auto" w:fill="DDEBF7"/>
+            <w:tcMar>
+              <w:top w:w="90" w:type="dxa"/>
+              <w:left w:w="110" w:type="dxa"/>
+              <w:bottom w:w="90" w:type="dxa"/>
+              <w:right w:w="110" w:type="dxa"/>
+            </w:tcMar>
+            <w:vAlign w:val="center"/>
+          </w:tcPr>
+          <w:p>
+            <w:pPr>
+              <w:spacing w:before="0" w:after="0" w:line="270" w:lineRule="auto"/>
+            </w:pPr>
+            <w:r>
+              <w:rPr>
+                <w:rFonts w:hint="eastAsia" w:ascii="微软雅黑" w:hAnsi="微软雅黑" w:eastAsia="微软雅黑" w:cs="微软雅黑"/>
+                <w:b w:val="1"/>
+                <w:bCs w:val="1"/>
+                <w:color w:val="17365D"/>
+                <w:sz w:val="21"/>
+                <w:szCs w:val="21"/>
+              </w:rPr>
+              <w:t>开发方/小组</w:t>
+            </w:r>
+          </w:p>
+        </w:tc>
+        <w:tc>
+          <w:tcPr>
+            <w:tcW w:w="3000" w:type="dxa"/>
+            <w:tcMar>
+              <w:top w:w="90" w:type="dxa"/>
+              <w:left w:w="110" w:type="dxa"/>
+              <w:bottom w:w="90" w:type="dxa"/>
+              <w:right w:w="110" w:type="dxa"/>
+            </w:tcMar>
+            <w:vAlign w:val="center"/>
+          </w:tcPr>
+          <w:p>
+            <w:pPr>
+              <w:spacing w:before="0" w:after="0" w:line="280" w:lineRule="auto"/>
+            </w:pPr>
           </w:p>
         </w:tc>
       </w:tr>
       <w:tr>
-        <w:tblPrEx>
-          <w:tblBorders>
-            <w:top w:val="single" w:color="A6A6A6" w:sz="4" w:space="0"/>
-            <w:left w:val="single" w:color="A6A6A6" w:sz="4" w:space="0"/>
-            <w:bottom w:val="single" w:color="A6A6A6" w:sz="4" w:space="0"/>
-            <w:right w:val="single" w:color="A6A6A6" w:sz="4" w:space="0"/>
-            <w:insideH w:val="single" w:color="A6A6A6" w:sz="4" w:space="0"/>
-            <w:insideV w:val="single" w:color="A6A6A6" w:sz="4" w:space="0"/>
-          </w:tblBorders>
-          <w:tblCellMar>
-            <w:top w:w="0" w:type="dxa"/>
-            <w:left w:w="10" w:type="dxa"/>
-            <w:bottom w:w="0" w:type="dxa"/>
-            <w:right w:w="10" w:type="dxa"/>
-          </w:tblCellMar>
-        </w:tblPrEx>
         <w:trPr>
-          <w:cantSplit/>
+          <w:cantSplit w:val="1"/>
         </w:trPr>
         <w:tc>
           <w:tcPr>
@@ -895,14 +915,14 @@
             </w:pPr>
             <w:r>
               <w:rPr>
-                <w:rFonts w:ascii="微软雅黑" w:hAnsi="微软雅黑" w:eastAsia="微软雅黑" w:cs="微软雅黑"/>
-                <w:b/>
-                <w:bCs/>
+                <w:rFonts w:hint="eastAsia" w:ascii="微软雅黑" w:hAnsi="微软雅黑" w:eastAsia="微软雅黑" w:cs="微软雅黑"/>
+                <w:b w:val="1"/>
+                <w:bCs w:val="1"/>
                 <w:color w:val="17365D"/>
                 <w:sz w:val="21"/>
                 <w:szCs w:val="21"/>
               </w:rPr>
-              <w:t>项目提出方</w:t>
+              <w:t>预期用户/单位</w:t>
             </w:r>
           </w:p>
         </w:tc>
@@ -941,14 +961,14 @@
             </w:pPr>
             <w:r>
               <w:rPr>
-                <w:rFonts w:ascii="微软雅黑" w:hAnsi="微软雅黑" w:eastAsia="微软雅黑" w:cs="微软雅黑"/>
-                <w:b/>
-                <w:bCs/>
+                <w:rFonts w:hint="eastAsia" w:ascii="微软雅黑" w:hAnsi="微软雅黑" w:eastAsia="微软雅黑" w:cs="微软雅黑"/>
+                <w:b w:val="1"/>
+                <w:bCs w:val="1"/>
                 <w:color w:val="17365D"/>
                 <w:sz w:val="21"/>
                 <w:szCs w:val="21"/>
               </w:rPr>
-              <w:t>开发方/小组</w:t>
+              <w:t>测试阶段</w:t>
             </w:r>
           </w:p>
         </w:tc>
@@ -967,122 +987,9 @@
             <w:pPr>
               <w:spacing w:before="0" w:after="0" w:line="280" w:lineRule="auto"/>
             </w:pPr>
-          </w:p>
-        </w:tc>
-      </w:tr>
-      <w:tr>
-        <w:tblPrEx>
-          <w:tblBorders>
-            <w:top w:val="single" w:color="A6A6A6" w:sz="4" w:space="0"/>
-            <w:left w:val="single" w:color="A6A6A6" w:sz="4" w:space="0"/>
-            <w:bottom w:val="single" w:color="A6A6A6" w:sz="4" w:space="0"/>
-            <w:right w:val="single" w:color="A6A6A6" w:sz="4" w:space="0"/>
-            <w:insideH w:val="single" w:color="A6A6A6" w:sz="4" w:space="0"/>
-            <w:insideV w:val="single" w:color="A6A6A6" w:sz="4" w:space="0"/>
-          </w:tblBorders>
-          <w:tblCellMar>
-            <w:top w:w="0" w:type="dxa"/>
-            <w:left w:w="10" w:type="dxa"/>
-            <w:bottom w:w="0" w:type="dxa"/>
-            <w:right w:w="10" w:type="dxa"/>
-          </w:tblCellMar>
-        </w:tblPrEx>
-        <w:trPr>
-          <w:cantSplit/>
-        </w:trPr>
-        <w:tc>
-          <w:tcPr>
-            <w:tcW w:w="1700" w:type="dxa"/>
-            <w:shd w:val="clear" w:color="auto" w:fill="DDEBF7"/>
-            <w:tcMar>
-              <w:top w:w="90" w:type="dxa"/>
-              <w:left w:w="110" w:type="dxa"/>
-              <w:bottom w:w="90" w:type="dxa"/>
-              <w:right w:w="110" w:type="dxa"/>
-            </w:tcMar>
-            <w:vAlign w:val="center"/>
-          </w:tcPr>
-          <w:p>
-            <w:pPr>
-              <w:spacing w:before="0" w:after="0" w:line="270" w:lineRule="auto"/>
-            </w:pPr>
-            <w:r>
-              <w:rPr>
-                <w:rFonts w:ascii="微软雅黑" w:hAnsi="微软雅黑" w:eastAsia="微软雅黑" w:cs="微软雅黑"/>
-                <w:b/>
-                <w:bCs/>
-                <w:color w:val="17365D"/>
-                <w:sz w:val="21"/>
-                <w:szCs w:val="21"/>
-              </w:rPr>
-              <w:t>预期用户/单位</w:t>
-            </w:r>
-          </w:p>
-        </w:tc>
-        <w:tc>
-          <w:tcPr>
-            <w:tcW w:w="3000" w:type="dxa"/>
-            <w:tcMar>
-              <w:top w:w="90" w:type="dxa"/>
-              <w:left w:w="110" w:type="dxa"/>
-              <w:bottom w:w="90" w:type="dxa"/>
-              <w:right w:w="110" w:type="dxa"/>
-            </w:tcMar>
-            <w:vAlign w:val="center"/>
-          </w:tcPr>
-          <w:p>
-            <w:pPr>
-              <w:spacing w:before="0" w:after="0" w:line="280" w:lineRule="auto"/>
-            </w:pPr>
-          </w:p>
-        </w:tc>
-        <w:tc>
-          <w:tcPr>
-            <w:tcW w:w="1700" w:type="dxa"/>
-            <w:shd w:val="clear" w:color="auto" w:fill="DDEBF7"/>
-            <w:tcMar>
-              <w:top w:w="90" w:type="dxa"/>
-              <w:left w:w="110" w:type="dxa"/>
-              <w:bottom w:w="90" w:type="dxa"/>
-              <w:right w:w="110" w:type="dxa"/>
-            </w:tcMar>
-            <w:vAlign w:val="center"/>
-          </w:tcPr>
-          <w:p>
-            <w:pPr>
-              <w:spacing w:before="0" w:after="0" w:line="270" w:lineRule="auto"/>
-            </w:pPr>
-            <w:r>
-              <w:rPr>
-                <w:rFonts w:ascii="微软雅黑" w:hAnsi="微软雅黑" w:eastAsia="微软雅黑" w:cs="微软雅黑"/>
-                <w:b/>
-                <w:bCs/>
-                <w:color w:val="17365D"/>
-                <w:sz w:val="21"/>
-                <w:szCs w:val="21"/>
-              </w:rPr>
-              <w:t>测试阶段</w:t>
-            </w:r>
-          </w:p>
-        </w:tc>
-        <w:tc>
-          <w:tcPr>
-            <w:tcW w:w="3000" w:type="dxa"/>
-            <w:tcMar>
-              <w:top w:w="90" w:type="dxa"/>
-              <w:left w:w="110" w:type="dxa"/>
-              <w:bottom w:w="90" w:type="dxa"/>
-              <w:right w:w="110" w:type="dxa"/>
-            </w:tcMar>
-            <w:vAlign w:val="center"/>
-          </w:tcPr>
-          <w:p>
-            <w:pPr>
-              <w:spacing w:before="0" w:after="0" w:line="280" w:lineRule="auto"/>
-            </w:pPr>
-            <w:r>
-              <w:rPr>
-                <w:rFonts w:ascii="微软雅黑" w:hAnsi="微软雅黑" w:eastAsia="微软雅黑" w:cs="微软雅黑"/>
+            <w:r>
+              <w:rPr>
+                <w:rFonts w:hint="eastAsia" w:ascii="微软雅黑" w:hAnsi="微软雅黑" w:eastAsia="微软雅黑" w:cs="微软雅黑"/>
                 <w:color w:val="222222"/>
                 <w:sz w:val="21"/>
                 <w:szCs w:val="21"/>
@@ -1095,17 +1002,20 @@
     </w:tbl>
     <w:p>
       <w:pPr>
-        <w:pStyle w:val="3"/>
-        <w:keepNext/>
+        <w:pStyle w:val="000007"/>
+        <w:keepNext w:val="1"/>
         <w:spacing w:before="180" w:after="100"/>
       </w:pPr>
       <w:r>
+        <w:rPr>
+          <w:rFonts w:hint="eastAsia"/>
+        </w:rPr>
         <w:t>1.3 术语与定义</w:t>
       </w:r>
     </w:p>
     <w:tbl>
       <w:tblPr>
-        <w:tblStyle w:val="11"/>
+        <w:tblStyle w:val="00000d"/>
         <w:tblW w:w="9200" w:type="dxa"/>
         <w:tblInd w:w="0" w:type="dxa"/>
         <w:tblBorders>
@@ -1129,24 +1039,8 @@
         <w:gridCol w:w="7500"/>
       </w:tblGrid>
       <w:tr>
-        <w:tblPrEx>
-          <w:tblBorders>
-            <w:top w:val="single" w:color="A6A6A6" w:sz="4" w:space="0"/>
-            <w:left w:val="single" w:color="A6A6A6" w:sz="4" w:space="0"/>
-            <w:bottom w:val="single" w:color="A6A6A6" w:sz="4" w:space="0"/>
-            <w:right w:val="single" w:color="A6A6A6" w:sz="4" w:space="0"/>
-            <w:insideH w:val="single" w:color="A6A6A6" w:sz="4" w:space="0"/>
-            <w:insideV w:val="single" w:color="A6A6A6" w:sz="4" w:space="0"/>
-          </w:tblBorders>
-          <w:tblCellMar>
-            <w:top w:w="0" w:type="dxa"/>
-            <w:left w:w="10" w:type="dxa"/>
-            <w:bottom w:w="0" w:type="dxa"/>
-            <w:right w:w="10" w:type="dxa"/>
-          </w:tblCellMar>
-        </w:tblPrEx>
         <w:trPr>
-          <w:cantSplit/>
+          <w:cantSplit w:val="1"/>
         </w:trPr>
         <w:tc>
           <w:tcPr>
@@ -1167,9 +1061,9 @@
             </w:pPr>
             <w:r>
               <w:rPr>
-                <w:rFonts w:ascii="微软雅黑" w:hAnsi="微软雅黑" w:eastAsia="微软雅黑" w:cs="微软雅黑"/>
-                <w:b/>
-                <w:bCs/>
+                <w:rFonts w:hint="eastAsia" w:ascii="微软雅黑" w:hAnsi="微软雅黑" w:eastAsia="微软雅黑" w:cs="微软雅黑"/>
+                <w:b w:val="1"/>
+                <w:bCs w:val="1"/>
                 <w:color w:val="17365D"/>
                 <w:sz w:val="21"/>
                 <w:szCs w:val="21"/>
@@ -1196,7 +1090,7 @@
             </w:pPr>
             <w:r>
               <w:rPr>
-                <w:rFonts w:ascii="微软雅黑" w:hAnsi="微软雅黑" w:eastAsia="微软雅黑" w:cs="微软雅黑"/>
+                <w:rFonts w:hint="eastAsia" w:ascii="微软雅黑" w:hAnsi="微软雅黑" w:eastAsia="微软雅黑" w:cs="微软雅黑"/>
                 <w:color w:val="222222"/>
                 <w:sz w:val="21"/>
                 <w:szCs w:val="21"/>
@@ -1207,24 +1101,8 @@
         </w:tc>
       </w:tr>
       <w:tr>
-        <w:tblPrEx>
-          <w:tblBorders>
-            <w:top w:val="single" w:color="A6A6A6" w:sz="4" w:space="0"/>
-            <w:left w:val="single" w:color="A6A6A6" w:sz="4" w:space="0"/>
-            <w:bottom w:val="single" w:color="A6A6A6" w:sz="4" w:space="0"/>
-            <w:right w:val="single" w:color="A6A6A6" w:sz="4" w:space="0"/>
-            <w:insideH w:val="single" w:color="A6A6A6" w:sz="4" w:space="0"/>
-            <w:insideV w:val="single" w:color="A6A6A6" w:sz="4" w:space="0"/>
-          </w:tblBorders>
-          <w:tblCellMar>
-            <w:top w:w="0" w:type="dxa"/>
-            <w:left w:w="10" w:type="dxa"/>
-            <w:bottom w:w="0" w:type="dxa"/>
-            <w:right w:w="10" w:type="dxa"/>
-          </w:tblCellMar>
-        </w:tblPrEx>
         <w:trPr>
-          <w:cantSplit/>
+          <w:cantSplit w:val="1"/>
         </w:trPr>
         <w:tc>
           <w:tcPr>
@@ -1245,9 +1123,9 @@
             </w:pPr>
             <w:r>
               <w:rPr>
-                <w:rFonts w:ascii="微软雅黑" w:hAnsi="微软雅黑" w:eastAsia="微软雅黑" w:cs="微软雅黑"/>
-                <w:b/>
-                <w:bCs/>
+                <w:rFonts w:hint="eastAsia" w:ascii="微软雅黑" w:hAnsi="微软雅黑" w:eastAsia="微软雅黑" w:cs="微软雅黑"/>
+                <w:b w:val="1"/>
+                <w:bCs w:val="1"/>
                 <w:color w:val="17365D"/>
                 <w:sz w:val="21"/>
                 <w:szCs w:val="21"/>
@@ -1273,7 +1151,7 @@
             </w:pPr>
             <w:r>
               <w:rPr>
-                <w:rFonts w:ascii="微软雅黑" w:hAnsi="微软雅黑" w:eastAsia="微软雅黑" w:cs="微软雅黑"/>
+                <w:rFonts w:hint="eastAsia" w:ascii="微软雅黑" w:hAnsi="微软雅黑" w:eastAsia="微软雅黑" w:cs="微软雅黑"/>
                 <w:color w:val="222222"/>
                 <w:sz w:val="21"/>
                 <w:szCs w:val="21"/>
@@ -1284,24 +1162,8 @@
         </w:tc>
       </w:tr>
       <w:tr>
-        <w:tblPrEx>
-          <w:tblBorders>
-            <w:top w:val="single" w:color="A6A6A6" w:sz="4" w:space="0"/>
-            <w:left w:val="single" w:color="A6A6A6" w:sz="4" w:space="0"/>
-            <w:bottom w:val="single" w:color="A6A6A6" w:sz="4" w:space="0"/>
-            <w:right w:val="single" w:color="A6A6A6" w:sz="4" w:space="0"/>
-            <w:insideH w:val="single" w:color="A6A6A6" w:sz="4" w:space="0"/>
-            <w:insideV w:val="single" w:color="A6A6A6" w:sz="4" w:space="0"/>
-          </w:tblBorders>
-          <w:tblCellMar>
-            <w:top w:w="0" w:type="dxa"/>
-            <w:left w:w="10" w:type="dxa"/>
-            <w:bottom w:w="0" w:type="dxa"/>
-            <w:right w:w="10" w:type="dxa"/>
-          </w:tblCellMar>
-        </w:tblPrEx>
         <w:trPr>
-          <w:cantSplit/>
+          <w:cantSplit w:val="1"/>
         </w:trPr>
         <w:tc>
           <w:tcPr>
@@ -1322,9 +1184,9 @@
             </w:pPr>
             <w:r>
               <w:rPr>
-                <w:rFonts w:ascii="微软雅黑" w:hAnsi="微软雅黑" w:eastAsia="微软雅黑" w:cs="微软雅黑"/>
-                <w:b/>
-                <w:bCs/>
+                <w:rFonts w:hint="eastAsia" w:ascii="微软雅黑" w:hAnsi="微软雅黑" w:eastAsia="微软雅黑" w:cs="微软雅黑"/>
+                <w:b w:val="1"/>
+                <w:bCs w:val="1"/>
                 <w:color w:val="17365D"/>
                 <w:sz w:val="21"/>
                 <w:szCs w:val="21"/>
@@ -1350,7 +1212,7 @@
             </w:pPr>
             <w:r>
               <w:rPr>
-                <w:rFonts w:ascii="微软雅黑" w:hAnsi="微软雅黑" w:eastAsia="微软雅黑" w:cs="微软雅黑"/>
+                <w:rFonts w:hint="eastAsia" w:ascii="微软雅黑" w:hAnsi="微软雅黑" w:eastAsia="微软雅黑" w:cs="微软雅黑"/>
                 <w:color w:val="222222"/>
                 <w:sz w:val="21"/>
                 <w:szCs w:val="21"/>
@@ -1361,24 +1223,8 @@
         </w:tc>
       </w:tr>
       <w:tr>
-        <w:tblPrEx>
-          <w:tblBorders>
-            <w:top w:val="single" w:color="A6A6A6" w:sz="4" w:space="0"/>
-            <w:left w:val="single" w:color="A6A6A6" w:sz="4" w:space="0"/>
-            <w:bottom w:val="single" w:color="A6A6A6" w:sz="4" w:space="0"/>
-            <w:right w:val="single" w:color="A6A6A6" w:sz="4" w:space="0"/>
-            <w:insideH w:val="single" w:color="A6A6A6" w:sz="4" w:space="0"/>
-            <w:insideV w:val="single" w:color="A6A6A6" w:sz="4" w:space="0"/>
-          </w:tblBorders>
-          <w:tblCellMar>
-            <w:top w:w="0" w:type="dxa"/>
-            <w:left w:w="10" w:type="dxa"/>
-            <w:bottom w:w="0" w:type="dxa"/>
-            <w:right w:w="10" w:type="dxa"/>
-          </w:tblCellMar>
-        </w:tblPrEx>
         <w:trPr>
-          <w:cantSplit/>
+          <w:cantSplit w:val="1"/>
         </w:trPr>
         <w:tc>
           <w:tcPr>
@@ -1400,8 +1246,8 @@
             <w:r>
               <w:rPr>
                 <w:rFonts w:ascii="微软雅黑" w:hAnsi="微软雅黑" w:eastAsia="微软雅黑" w:cs="微软雅黑"/>
-                <w:b/>
-                <w:bCs/>
+                <w:b w:val="1"/>
+                <w:bCs w:val="1"/>
                 <w:color w:val="17365D"/>
                 <w:sz w:val="21"/>
                 <w:szCs w:val="21"/>
@@ -1427,7 +1273,7 @@
             </w:pPr>
             <w:r>
               <w:rPr>
-                <w:rFonts w:ascii="微软雅黑" w:hAnsi="微软雅黑" w:eastAsia="微软雅黑" w:cs="微软雅黑"/>
+                <w:rFonts w:hint="eastAsia" w:ascii="微软雅黑" w:hAnsi="微软雅黑" w:eastAsia="微软雅黑" w:cs="微软雅黑"/>
                 <w:color w:val="222222"/>
                 <w:sz w:val="21"/>
                 <w:szCs w:val="21"/>
@@ -1440,17 +1286,20 @@
     </w:tbl>
     <w:p>
       <w:pPr>
-        <w:pStyle w:val="3"/>
-        <w:keepNext/>
+        <w:pStyle w:val="000007"/>
+        <w:keepNext w:val="1"/>
         <w:spacing w:before="180" w:after="100"/>
       </w:pPr>
       <w:r>
+        <w:rPr>
+          <w:rFonts w:hint="eastAsia"/>
+        </w:rPr>
         <w:t>1.4 参考资料</w:t>
       </w:r>
     </w:p>
     <w:p>
       <w:pPr>
-        <w:pStyle w:val="16"/>
+        <w:pStyle w:val="000016"/>
         <w:numPr>
           <w:ilvl w:val="0"/>
           <w:numId w:val="1"/>
@@ -1459,7 +1308,7 @@
       </w:pPr>
       <w:r>
         <w:rPr>
-          <w:rFonts w:ascii="微软雅黑" w:hAnsi="微软雅黑" w:eastAsia="微软雅黑" w:cs="微软雅黑"/>
+          <w:rFonts w:hint="eastAsia" w:ascii="微软雅黑" w:hAnsi="微软雅黑" w:eastAsia="微软雅黑" w:cs="微软雅黑"/>
           <w:color w:val="222222"/>
           <w:sz w:val="21"/>
           <w:szCs w:val="21"/>
@@ -1469,7 +1318,7 @@
     </w:p>
     <w:p>
       <w:pPr>
-        <w:pStyle w:val="16"/>
+        <w:pStyle w:val="000016"/>
         <w:numPr>
           <w:ilvl w:val="0"/>
           <w:numId w:val="1"/>
@@ -1478,7 +1327,7 @@
       </w:pPr>
       <w:r>
         <w:rPr>
-          <w:rFonts w:ascii="微软雅黑" w:hAnsi="微软雅黑" w:eastAsia="微软雅黑" w:cs="微软雅黑"/>
+          <w:rFonts w:hint="eastAsia" w:ascii="微软雅黑" w:hAnsi="微软雅黑" w:eastAsia="微软雅黑" w:cs="微软雅黑"/>
           <w:color w:val="222222"/>
           <w:sz w:val="21"/>
           <w:szCs w:val="21"/>
@@ -1488,7 +1337,7 @@
     </w:p>
     <w:p>
       <w:pPr>
-        <w:pStyle w:val="16"/>
+        <w:pStyle w:val="000016"/>
         <w:numPr>
           <w:ilvl w:val="0"/>
           <w:numId w:val="1"/>
@@ -1497,7 +1346,7 @@
       </w:pPr>
       <w:r>
         <w:rPr>
-          <w:rFonts w:ascii="微软雅黑" w:hAnsi="微软雅黑" w:eastAsia="微软雅黑" w:cs="微软雅黑"/>
+          <w:rFonts w:hint="eastAsia" w:ascii="微软雅黑" w:hAnsi="微软雅黑" w:eastAsia="微软雅黑" w:cs="微软雅黑"/>
           <w:color w:val="222222"/>
           <w:sz w:val="21"/>
           <w:szCs w:val="21"/>
@@ -1507,7 +1356,7 @@
     </w:p>
     <w:p>
       <w:pPr>
-        <w:pStyle w:val="16"/>
+        <w:pStyle w:val="000016"/>
         <w:numPr>
           <w:ilvl w:val="0"/>
           <w:numId w:val="1"/>
@@ -1526,27 +1375,33 @@
     </w:p>
     <w:p>
       <w:pPr>
-        <w:pStyle w:val="2"/>
-        <w:keepNext/>
+        <w:pStyle w:val="000006"/>
+        <w:keepNext w:val="1"/>
         <w:spacing w:before="260" w:after="100"/>
       </w:pPr>
       <w:r>
+        <w:rPr>
+          <w:rFonts w:hint="eastAsia"/>
+        </w:rPr>
         <w:t>2 测试环境</w:t>
       </w:r>
     </w:p>
     <w:p>
       <w:pPr>
-        <w:pStyle w:val="3"/>
-        <w:keepNext/>
+        <w:pStyle w:val="000007"/>
+        <w:keepNext w:val="1"/>
         <w:spacing w:before="180" w:after="100"/>
       </w:pPr>
       <w:r>
+        <w:rPr>
+          <w:rFonts w:hint="eastAsia"/>
+        </w:rPr>
         <w:t>2.1 硬件环境</w:t>
       </w:r>
     </w:p>
     <w:tbl>
       <w:tblPr>
-        <w:tblStyle w:val="11"/>
+        <w:tblStyle w:val="00000d"/>
         <w:tblW w:w="9200" w:type="dxa"/>
         <w:tblInd w:w="0" w:type="dxa"/>
         <w:tblBorders>
@@ -1572,24 +1427,8 @@
         <w:gridCol w:w="2948"/>
       </w:tblGrid>
       <w:tr>
-        <w:tblPrEx>
-          <w:tblBorders>
-            <w:top w:val="single" w:color="A6A6A6" w:sz="4" w:space="0"/>
-            <w:left w:val="single" w:color="A6A6A6" w:sz="4" w:space="0"/>
-            <w:bottom w:val="single" w:color="A6A6A6" w:sz="4" w:space="0"/>
-            <w:right w:val="single" w:color="A6A6A6" w:sz="4" w:space="0"/>
-            <w:insideH w:val="single" w:color="A6A6A6" w:sz="4" w:space="0"/>
-            <w:insideV w:val="single" w:color="A6A6A6" w:sz="4" w:space="0"/>
-          </w:tblBorders>
-          <w:tblCellMar>
-            <w:top w:w="0" w:type="dxa"/>
-            <w:left w:w="10" w:type="dxa"/>
-            <w:bottom w:w="0" w:type="dxa"/>
-            <w:right w:w="10" w:type="dxa"/>
-          </w:tblCellMar>
-        </w:tblPrEx>
         <w:trPr>
-          <w:cantSplit/>
+          <w:cantSplit w:val="1"/>
         </w:trPr>
         <w:tc>
           <w:tcPr>
@@ -1609,9 +1448,9 @@
             </w:pPr>
             <w:r>
               <w:rPr>
-                <w:rFonts w:ascii="微软雅黑" w:hAnsi="微软雅黑" w:eastAsia="微软雅黑" w:cs="微软雅黑"/>
-                <w:b/>
-                <w:bCs/>
+                <w:rFonts w:hint="eastAsia" w:ascii="微软雅黑" w:hAnsi="微软雅黑" w:eastAsia="微软雅黑" w:cs="微软雅黑"/>
+                <w:b w:val="1"/>
+                <w:bCs w:val="1"/>
                 <w:color w:val="17365D"/>
                 <w:sz w:val="21"/>
                 <w:szCs w:val="21"/>
@@ -1664,9 +1503,9 @@
             </w:pPr>
             <w:r>
               <w:rPr>
-                <w:rFonts w:ascii="微软雅黑" w:hAnsi="微软雅黑" w:eastAsia="微软雅黑" w:cs="微软雅黑"/>
-                <w:b/>
-                <w:bCs/>
+                <w:rFonts w:hint="eastAsia" w:ascii="微软雅黑" w:hAnsi="微软雅黑" w:eastAsia="微软雅黑" w:cs="微软雅黑"/>
+                <w:b w:val="1"/>
+                <w:bCs w:val="1"/>
                 <w:color w:val="17365D"/>
                 <w:sz w:val="21"/>
                 <w:szCs w:val="21"/>
@@ -1703,24 +1542,8 @@
         </w:tc>
       </w:tr>
       <w:tr>
-        <w:tblPrEx>
-          <w:tblBorders>
-            <w:top w:val="single" w:color="A6A6A6" w:sz="4" w:space="0"/>
-            <w:left w:val="single" w:color="A6A6A6" w:sz="4" w:space="0"/>
-            <w:bottom w:val="single" w:color="A6A6A6" w:sz="4" w:space="0"/>
-            <w:right w:val="single" w:color="A6A6A6" w:sz="4" w:space="0"/>
-            <w:insideH w:val="single" w:color="A6A6A6" w:sz="4" w:space="0"/>
-            <w:insideV w:val="single" w:color="A6A6A6" w:sz="4" w:space="0"/>
-          </w:tblBorders>
-          <w:tblCellMar>
-            <w:top w:w="0" w:type="dxa"/>
-            <w:left w:w="10" w:type="dxa"/>
-            <w:bottom w:w="0" w:type="dxa"/>
-            <w:right w:w="10" w:type="dxa"/>
-          </w:tblCellMar>
-        </w:tblPrEx>
         <w:trPr>
-          <w:cantSplit/>
+          <w:cantSplit w:val="1"/>
         </w:trPr>
         <w:tc>
           <w:tcPr>
@@ -1740,9 +1563,9 @@
             </w:pPr>
             <w:r>
               <w:rPr>
-                <w:rFonts w:ascii="微软雅黑" w:hAnsi="微软雅黑" w:eastAsia="微软雅黑" w:cs="微软雅黑"/>
-                <w:b/>
-                <w:bCs/>
+                <w:rFonts w:hint="eastAsia" w:ascii="微软雅黑" w:hAnsi="微软雅黑" w:eastAsia="微软雅黑" w:cs="微软雅黑"/>
+                <w:b w:val="1"/>
+                <w:bCs w:val="1"/>
                 <w:color w:val="17365D"/>
                 <w:sz w:val="21"/>
                 <w:szCs w:val="21"/>
@@ -1795,9 +1618,9 @@
             </w:pPr>
             <w:r>
               <w:rPr>
-                <w:rFonts w:ascii="微软雅黑" w:hAnsi="微软雅黑" w:eastAsia="微软雅黑" w:cs="微软雅黑"/>
-                <w:b/>
-                <w:bCs/>
+                <w:rFonts w:hint="eastAsia" w:ascii="微软雅黑" w:hAnsi="微软雅黑" w:eastAsia="微软雅黑" w:cs="微软雅黑"/>
+                <w:b w:val="1"/>
+                <w:bCs w:val="1"/>
                 <w:color w:val="17365D"/>
                 <w:sz w:val="21"/>
                 <w:szCs w:val="21"/>
@@ -1836,17 +1659,20 @@
     </w:tbl>
     <w:p>
       <w:pPr>
-        <w:pStyle w:val="3"/>
-        <w:keepNext/>
+        <w:pStyle w:val="000007"/>
+        <w:keepNext w:val="1"/>
         <w:spacing w:before="180" w:after="100"/>
       </w:pPr>
       <w:r>
+        <w:rPr>
+          <w:rFonts w:hint="eastAsia"/>
+        </w:rPr>
         <w:t>2.2 软件环境</w:t>
       </w:r>
     </w:p>
     <w:tbl>
       <w:tblPr>
-        <w:tblStyle w:val="11"/>
+        <w:tblStyle w:val="00000d"/>
         <w:tblW w:w="9200" w:type="dxa"/>
         <w:tblInd w:w="0" w:type="dxa"/>
         <w:tblBorders>
@@ -1872,24 +1698,8 @@
         <w:gridCol w:w="2828"/>
       </w:tblGrid>
       <w:tr>
-        <w:tblPrEx>
-          <w:tblBorders>
-            <w:top w:val="single" w:color="A6A6A6" w:sz="4" w:space="0"/>
-            <w:left w:val="single" w:color="A6A6A6" w:sz="4" w:space="0"/>
-            <w:bottom w:val="single" w:color="A6A6A6" w:sz="4" w:space="0"/>
-            <w:right w:val="single" w:color="A6A6A6" w:sz="4" w:space="0"/>
-            <w:insideH w:val="single" w:color="A6A6A6" w:sz="4" w:space="0"/>
-            <w:insideV w:val="single" w:color="A6A6A6" w:sz="4" w:space="0"/>
-          </w:tblBorders>
-          <w:tblCellMar>
-            <w:top w:w="0" w:type="dxa"/>
-            <w:left w:w="10" w:type="dxa"/>
-            <w:bottom w:w="0" w:type="dxa"/>
-            <w:right w:w="10" w:type="dxa"/>
-          </w:tblCellMar>
-        </w:tblPrEx>
         <w:trPr>
-          <w:cantSplit/>
+          <w:cantSplit w:val="1"/>
         </w:trPr>
         <w:tc>
           <w:tcPr>
@@ -1909,14 +1719,69 @@
             </w:pPr>
             <w:r>
               <w:rPr>
-                <w:rFonts w:ascii="微软雅黑" w:hAnsi="微软雅黑" w:eastAsia="微软雅黑" w:cs="微软雅黑"/>
-                <w:b/>
-                <w:bCs/>
+                <w:rFonts w:hint="eastAsia" w:ascii="微软雅黑" w:hAnsi="微软雅黑" w:eastAsia="微软雅黑" w:cs="微软雅黑"/>
+                <w:b w:val="1"/>
+                <w:bCs w:val="1"/>
                 <w:color w:val="17365D"/>
                 <w:sz w:val="21"/>
                 <w:szCs w:val="21"/>
               </w:rPr>
               <w:t>操作系统</w:t>
+            </w:r>
+          </w:p>
+        </w:tc>
+        <w:tc>
+          <w:tcPr>
+            <w:tcW w:w="3000" w:type="dxa"/>
+            <w:tcMar>
+              <w:top w:w="90" w:type="dxa"/>
+              <w:left w:w="110" w:type="dxa"/>
+              <w:bottom w:w="90" w:type="dxa"/>
+              <w:right w:w="110" w:type="dxa"/>
+            </w:tcMar>
+            <w:vAlign w:val="center"/>
+          </w:tcPr>
+          <w:p>
+            <w:pPr>
+              <w:spacing w:before="0" w:after="0" w:line="280" w:lineRule="auto"/>
+            </w:pPr>
+            <w:r>
+              <w:rPr>
+                <w:rFonts w:hint="eastAsia" w:ascii="微软雅黑" w:hAnsi="微软雅黑" w:eastAsia="微软雅黑" w:cs="微软雅黑"/>
+                <w:color w:val="222222"/>
+                <w:sz w:val="21"/>
+                <w:szCs w:val="21"/>
+              </w:rPr>
+              <w:t>Windows 11 家庭中文版（10.0.26100）</w:t>
+            </w:r>
+          </w:p>
+        </w:tc>
+        <w:tc>
+          <w:tcPr>
+            <w:tcW w:w="1700" w:type="dxa"/>
+            <w:shd w:val="clear" w:color="auto" w:fill="DDEBF7"/>
+            <w:tcMar>
+              <w:top w:w="90" w:type="dxa"/>
+              <w:left w:w="110" w:type="dxa"/>
+              <w:bottom w:w="90" w:type="dxa"/>
+              <w:right w:w="110" w:type="dxa"/>
+            </w:tcMar>
+            <w:vAlign w:val="center"/>
+          </w:tcPr>
+          <w:p>
+            <w:pPr>
+              <w:spacing w:before="0" w:after="0" w:line="270" w:lineRule="auto"/>
+            </w:pPr>
+            <w:r>
+              <w:rPr>
+                <w:rFonts w:hint="eastAsia" w:ascii="微软雅黑" w:hAnsi="微软雅黑" w:eastAsia="微软雅黑" w:cs="微软雅黑"/>
+                <w:b w:val="1"/>
+                <w:bCs w:val="1"/>
+                <w:color w:val="17365D"/>
+                <w:sz w:val="21"/>
+                <w:szCs w:val="21"/>
+              </w:rPr>
+              <w:t>Conda 环境</w:t>
             </w:r>
           </w:p>
         </w:tc>
@@ -1942,10 +1807,15 @@
                 <w:sz w:val="21"/>
                 <w:szCs w:val="21"/>
               </w:rPr>
-              <w:t>Windows 11 家庭中文版（10.0.26100）</w:t>
-            </w:r>
-          </w:p>
-        </w:tc>
+              <w:t>Pytorch_Vggt</w:t>
+            </w:r>
+          </w:p>
+        </w:tc>
+      </w:tr>
+      <w:tr>
+        <w:trPr>
+          <w:cantSplit w:val="1"/>
+        </w:trPr>
         <w:tc>
           <w:tcPr>
             <w:tcW w:w="1700" w:type="dxa"/>
@@ -1965,13 +1835,13 @@
             <w:r>
               <w:rPr>
                 <w:rFonts w:ascii="微软雅黑" w:hAnsi="微软雅黑" w:eastAsia="微软雅黑" w:cs="微软雅黑"/>
-                <w:b/>
-                <w:bCs/>
+                <w:b w:val="1"/>
+                <w:bCs w:val="1"/>
                 <w:color w:val="17365D"/>
                 <w:sz w:val="21"/>
                 <w:szCs w:val="21"/>
               </w:rPr>
-              <w:t>Conda 环境</w:t>
+              <w:t>Python</w:t>
             </w:r>
           </w:p>
         </w:tc>
@@ -1997,30 +1867,69 @@
                 <w:sz w:val="21"/>
                 <w:szCs w:val="21"/>
               </w:rPr>
-              <w:t>Pytorch_Vggt</w:t>
+              <w:t>3.10.20</w:t>
+            </w:r>
+          </w:p>
+        </w:tc>
+        <w:tc>
+          <w:tcPr>
+            <w:tcW w:w="1700" w:type="dxa"/>
+            <w:shd w:val="clear" w:color="auto" w:fill="DDEBF7"/>
+            <w:tcMar>
+              <w:top w:w="90" w:type="dxa"/>
+              <w:left w:w="110" w:type="dxa"/>
+              <w:bottom w:w="90" w:type="dxa"/>
+              <w:right w:w="110" w:type="dxa"/>
+            </w:tcMar>
+            <w:vAlign w:val="center"/>
+          </w:tcPr>
+          <w:p>
+            <w:pPr>
+              <w:spacing w:before="0" w:after="0" w:line="270" w:lineRule="auto"/>
+            </w:pPr>
+            <w:r>
+              <w:rPr>
+                <w:rFonts w:ascii="微软雅黑" w:hAnsi="微软雅黑" w:eastAsia="微软雅黑" w:cs="微软雅黑"/>
+                <w:b w:val="1"/>
+                <w:bCs w:val="1"/>
+                <w:color w:val="17365D"/>
+                <w:sz w:val="21"/>
+                <w:szCs w:val="21"/>
+              </w:rPr>
+              <w:t>NumPy</w:t>
+            </w:r>
+          </w:p>
+        </w:tc>
+        <w:tc>
+          <w:tcPr>
+            <w:tcW w:w="3000" w:type="dxa"/>
+            <w:tcMar>
+              <w:top w:w="90" w:type="dxa"/>
+              <w:left w:w="110" w:type="dxa"/>
+              <w:bottom w:w="90" w:type="dxa"/>
+              <w:right w:w="110" w:type="dxa"/>
+            </w:tcMar>
+            <w:vAlign w:val="center"/>
+          </w:tcPr>
+          <w:p>
+            <w:pPr>
+              <w:spacing w:before="0" w:after="0" w:line="280" w:lineRule="auto"/>
+            </w:pPr>
+            <w:r>
+              <w:rPr>
+                <w:rFonts w:ascii="微软雅黑" w:hAnsi="微软雅黑" w:eastAsia="微软雅黑" w:cs="微软雅黑"/>
+                <w:color w:val="222222"/>
+                <w:sz w:val="21"/>
+                <w:szCs w:val="21"/>
+              </w:rPr>
+              <w:t>2.2.6</w:t>
             </w:r>
           </w:p>
         </w:tc>
       </w:tr>
       <w:tr>
-        <w:tblPrEx>
-          <w:tblBorders>
-            <w:top w:val="single" w:color="A6A6A6" w:sz="4" w:space="0"/>
-            <w:left w:val="single" w:color="A6A6A6" w:sz="4" w:space="0"/>
-            <w:bottom w:val="single" w:color="A6A6A6" w:sz="4" w:space="0"/>
-            <w:right w:val="single" w:color="A6A6A6" w:sz="4" w:space="0"/>
-            <w:insideH w:val="single" w:color="A6A6A6" w:sz="4" w:space="0"/>
-            <w:insideV w:val="single" w:color="A6A6A6" w:sz="4" w:space="0"/>
-          </w:tblBorders>
-          <w:tblCellMar>
-            <w:top w:w="0" w:type="dxa"/>
-            <w:left w:w="10" w:type="dxa"/>
-            <w:bottom w:w="0" w:type="dxa"/>
-            <w:right w:w="10" w:type="dxa"/>
-          </w:tblCellMar>
-        </w:tblPrEx>
         <w:trPr>
-          <w:cantSplit/>
+          <w:cantSplit w:val="1"/>
         </w:trPr>
         <w:tc>
           <w:tcPr>
@@ -2041,13 +1950,13 @@
             <w:r>
               <w:rPr>
                 <w:rFonts w:ascii="微软雅黑" w:hAnsi="微软雅黑" w:eastAsia="微软雅黑" w:cs="微软雅黑"/>
-                <w:b/>
-                <w:bCs/>
+                <w:b w:val="1"/>
+                <w:bCs w:val="1"/>
                 <w:color w:val="17365D"/>
                 <w:sz w:val="21"/>
                 <w:szCs w:val="21"/>
               </w:rPr>
-              <w:t>Python</w:t>
+              <w:t>PyTorch</w:t>
             </w:r>
           </w:p>
         </w:tc>
@@ -2073,7 +1982,7 @@
                 <w:sz w:val="21"/>
                 <w:szCs w:val="21"/>
               </w:rPr>
-              <w:t>3.10.20</w:t>
+              <w:t>2.8.0+cu128</w:t>
             </w:r>
           </w:p>
         </w:tc>
@@ -2096,13 +2005,13 @@
             <w:r>
               <w:rPr>
                 <w:rFonts w:ascii="微软雅黑" w:hAnsi="微软雅黑" w:eastAsia="微软雅黑" w:cs="微软雅黑"/>
-                <w:b/>
-                <w:bCs/>
+                <w:b w:val="1"/>
+                <w:bCs w:val="1"/>
                 <w:color w:val="17365D"/>
                 <w:sz w:val="21"/>
                 <w:szCs w:val="21"/>
               </w:rPr>
-              <w:t>NumPy</w:t>
+              <w:t>CUDA</w:t>
             </w:r>
           </w:p>
         </w:tc>
@@ -2128,30 +2037,14 @@
                 <w:sz w:val="21"/>
                 <w:szCs w:val="21"/>
               </w:rPr>
-              <w:t>2.2.6</w:t>
+              <w:t>12.8</w:t>
             </w:r>
           </w:p>
         </w:tc>
       </w:tr>
       <w:tr>
-        <w:tblPrEx>
-          <w:tblBorders>
-            <w:top w:val="single" w:color="A6A6A6" w:sz="4" w:space="0"/>
-            <w:left w:val="single" w:color="A6A6A6" w:sz="4" w:space="0"/>
-            <w:bottom w:val="single" w:color="A6A6A6" w:sz="4" w:space="0"/>
-            <w:right w:val="single" w:color="A6A6A6" w:sz="4" w:space="0"/>
-            <w:insideH w:val="single" w:color="A6A6A6" w:sz="4" w:space="0"/>
-            <w:insideV w:val="single" w:color="A6A6A6" w:sz="4" w:space="0"/>
-          </w:tblBorders>
-          <w:tblCellMar>
-            <w:top w:w="0" w:type="dxa"/>
-            <w:left w:w="10" w:type="dxa"/>
-            <w:bottom w:w="0" w:type="dxa"/>
-            <w:right w:w="10" w:type="dxa"/>
-          </w:tblCellMar>
-        </w:tblPrEx>
         <w:trPr>
-          <w:cantSplit/>
+          <w:cantSplit w:val="1"/>
         </w:trPr>
         <w:tc>
           <w:tcPr>
@@ -2171,14 +2064,14 @@
             </w:pPr>
             <w:r>
               <w:rPr>
-                <w:rFonts w:ascii="微软雅黑" w:hAnsi="微软雅黑" w:eastAsia="微软雅黑" w:cs="微软雅黑"/>
-                <w:b/>
-                <w:bCs/>
+                <w:rFonts w:hint="eastAsia" w:ascii="微软雅黑" w:hAnsi="微软雅黑" w:eastAsia="微软雅黑" w:cs="微软雅黑"/>
+                <w:b w:val="1"/>
+                <w:bCs w:val="1"/>
                 <w:color w:val="17365D"/>
                 <w:sz w:val="21"/>
                 <w:szCs w:val="21"/>
               </w:rPr>
-              <w:t>PyTorch</w:t>
+              <w:t>被测文件</w:t>
             </w:r>
           </w:p>
         </w:tc>
@@ -2204,7 +2097,7 @@
                 <w:sz w:val="21"/>
                 <w:szCs w:val="21"/>
               </w:rPr>
-              <w:t>2.8.0+cu128</w:t>
+              <w:t>vggt-main/vggt/utils/geometry.py</w:t>
             </w:r>
           </w:p>
         </w:tc>
@@ -2226,140 +2119,9 @@
             </w:pPr>
             <w:r>
               <w:rPr>
-                <w:rFonts w:ascii="微软雅黑" w:hAnsi="微软雅黑" w:eastAsia="微软雅黑" w:cs="微软雅黑"/>
-                <w:b/>
-                <w:bCs/>
-                <w:color w:val="17365D"/>
-                <w:sz w:val="21"/>
-                <w:szCs w:val="21"/>
-              </w:rPr>
-              <w:t>CUDA</w:t>
-            </w:r>
-          </w:p>
-        </w:tc>
-        <w:tc>
-          <w:tcPr>
-            <w:tcW w:w="3000" w:type="dxa"/>
-            <w:tcMar>
-              <w:top w:w="90" w:type="dxa"/>
-              <w:left w:w="110" w:type="dxa"/>
-              <w:bottom w:w="90" w:type="dxa"/>
-              <w:right w:w="110" w:type="dxa"/>
-            </w:tcMar>
-            <w:vAlign w:val="center"/>
-          </w:tcPr>
-          <w:p>
-            <w:pPr>
-              <w:spacing w:before="0" w:after="0" w:line="280" w:lineRule="auto"/>
-            </w:pPr>
-            <w:r>
-              <w:rPr>
-                <w:rFonts w:ascii="微软雅黑" w:hAnsi="微软雅黑" w:eastAsia="微软雅黑" w:cs="微软雅黑"/>
-                <w:color w:val="222222"/>
-                <w:sz w:val="21"/>
-                <w:szCs w:val="21"/>
-              </w:rPr>
-              <w:t>12.8</w:t>
-            </w:r>
-          </w:p>
-        </w:tc>
-      </w:tr>
-      <w:tr>
-        <w:tblPrEx>
-          <w:tblBorders>
-            <w:top w:val="single" w:color="A6A6A6" w:sz="4" w:space="0"/>
-            <w:left w:val="single" w:color="A6A6A6" w:sz="4" w:space="0"/>
-            <w:bottom w:val="single" w:color="A6A6A6" w:sz="4" w:space="0"/>
-            <w:right w:val="single" w:color="A6A6A6" w:sz="4" w:space="0"/>
-            <w:insideH w:val="single" w:color="A6A6A6" w:sz="4" w:space="0"/>
-            <w:insideV w:val="single" w:color="A6A6A6" w:sz="4" w:space="0"/>
-          </w:tblBorders>
-          <w:tblCellMar>
-            <w:top w:w="0" w:type="dxa"/>
-            <w:left w:w="10" w:type="dxa"/>
-            <w:bottom w:w="0" w:type="dxa"/>
-            <w:right w:w="10" w:type="dxa"/>
-          </w:tblCellMar>
-        </w:tblPrEx>
-        <w:trPr>
-          <w:cantSplit/>
-        </w:trPr>
-        <w:tc>
-          <w:tcPr>
-            <w:tcW w:w="1700" w:type="dxa"/>
-            <w:shd w:val="clear" w:color="auto" w:fill="DDEBF7"/>
-            <w:tcMar>
-              <w:top w:w="90" w:type="dxa"/>
-              <w:left w:w="110" w:type="dxa"/>
-              <w:bottom w:w="90" w:type="dxa"/>
-              <w:right w:w="110" w:type="dxa"/>
-            </w:tcMar>
-            <w:vAlign w:val="center"/>
-          </w:tcPr>
-          <w:p>
-            <w:pPr>
-              <w:spacing w:before="0" w:after="0" w:line="270" w:lineRule="auto"/>
-            </w:pPr>
-            <w:r>
-              <w:rPr>
-                <w:rFonts w:ascii="微软雅黑" w:hAnsi="微软雅黑" w:eastAsia="微软雅黑" w:cs="微软雅黑"/>
-                <w:b/>
-                <w:bCs/>
-                <w:color w:val="17365D"/>
-                <w:sz w:val="21"/>
-                <w:szCs w:val="21"/>
-              </w:rPr>
-              <w:t>被测文件</w:t>
-            </w:r>
-          </w:p>
-        </w:tc>
-        <w:tc>
-          <w:tcPr>
-            <w:tcW w:w="3000" w:type="dxa"/>
-            <w:tcMar>
-              <w:top w:w="90" w:type="dxa"/>
-              <w:left w:w="110" w:type="dxa"/>
-              <w:bottom w:w="90" w:type="dxa"/>
-              <w:right w:w="110" w:type="dxa"/>
-            </w:tcMar>
-            <w:vAlign w:val="center"/>
-          </w:tcPr>
-          <w:p>
-            <w:pPr>
-              <w:spacing w:before="0" w:after="0" w:line="280" w:lineRule="auto"/>
-            </w:pPr>
-            <w:r>
-              <w:rPr>
-                <w:rFonts w:ascii="微软雅黑" w:hAnsi="微软雅黑" w:eastAsia="微软雅黑" w:cs="微软雅黑"/>
-                <w:color w:val="222222"/>
-                <w:sz w:val="21"/>
-                <w:szCs w:val="21"/>
-              </w:rPr>
-              <w:t>vggt-main/vggt/utils/geometry.py</w:t>
-            </w:r>
-          </w:p>
-        </w:tc>
-        <w:tc>
-          <w:tcPr>
-            <w:tcW w:w="1700" w:type="dxa"/>
-            <w:shd w:val="clear" w:color="auto" w:fill="DDEBF7"/>
-            <w:tcMar>
-              <w:top w:w="90" w:type="dxa"/>
-              <w:left w:w="110" w:type="dxa"/>
-              <w:bottom w:w="90" w:type="dxa"/>
-              <w:right w:w="110" w:type="dxa"/>
-            </w:tcMar>
-            <w:vAlign w:val="center"/>
-          </w:tcPr>
-          <w:p>
-            <w:pPr>
-              <w:spacing w:before="0" w:after="0" w:line="270" w:lineRule="auto"/>
-            </w:pPr>
-            <w:r>
-              <w:rPr>
-                <w:rFonts w:ascii="微软雅黑" w:hAnsi="微软雅黑" w:eastAsia="微软雅黑" w:cs="微软雅黑"/>
-                <w:b/>
-                <w:bCs/>
+                <w:rFonts w:hint="eastAsia" w:ascii="微软雅黑" w:hAnsi="微软雅黑" w:eastAsia="微软雅黑" w:cs="微软雅黑"/>
+                <w:b w:val="1"/>
+                <w:bCs w:val="1"/>
                 <w:color w:val="17365D"/>
                 <w:sz w:val="21"/>
                 <w:szCs w:val="21"/>
@@ -2397,27 +2159,34 @@
       </w:tr>
     </w:tbl>
     <w:p>
+      <w:pPr/>
       <w:r>
         <w:br w:type="page"/>
       </w:r>
     </w:p>
     <w:p>
       <w:pPr>
-        <w:pStyle w:val="2"/>
-        <w:keepNext/>
+        <w:pStyle w:val="000006"/>
+        <w:keepNext w:val="1"/>
         <w:spacing w:before="260" w:after="100"/>
       </w:pPr>
       <w:r>
+        <w:rPr>
+          <w:rFonts w:hint="eastAsia"/>
+        </w:rPr>
         <w:t>3 模块一坐标转换测试</w:t>
       </w:r>
     </w:p>
     <w:p>
       <w:pPr>
-        <w:pStyle w:val="3"/>
-        <w:keepNext/>
+        <w:pStyle w:val="000007"/>
+        <w:keepNext w:val="1"/>
         <w:spacing w:before="180" w:after="100"/>
       </w:pPr>
       <w:r>
+        <w:rPr>
+          <w:rFonts w:hint="eastAsia"/>
+        </w:rPr>
         <w:t>3.1 被测软件</w:t>
       </w:r>
     </w:p>
@@ -2428,7 +2197,7 @@
       </w:pPr>
       <w:r>
         <w:rPr>
-          <w:rFonts w:ascii="微软雅黑" w:hAnsi="微软雅黑" w:eastAsia="微软雅黑" w:cs="微软雅黑"/>
+          <w:rFonts w:hint="eastAsia" w:ascii="微软雅黑" w:hAnsi="微软雅黑" w:eastAsia="微软雅黑" w:cs="微软雅黑"/>
           <w:color w:val="222222"/>
           <w:sz w:val="21"/>
           <w:szCs w:val="21"/>
@@ -2438,18 +2207,22 @@
     </w:p>
     <w:p>
       <w:pPr>
-        <w:pStyle w:val="3"/>
-        <w:keepNext/>
+        <w:pStyle w:val="000007"/>
+        <w:keepNext w:val="1"/>
         <w:spacing w:before="180" w:after="100"/>
       </w:pPr>
       <w:r>
+        <w:rPr>
+          <w:rFonts w:hint="eastAsia"/>
+        </w:rPr>
         <w:t>3.2 测试策略</w:t>
       </w:r>
     </w:p>
     <w:p>
       <w:pPr>
-        <w:pStyle w:val="16"/>
+        <w:pStyle w:val="000016"/>
         <w:numPr>
+          <w:ilvl w:val="0"/>
           <w:numId w:val="0"/>
         </w:numPr>
         <w:spacing w:after="70" w:line="310" w:lineRule="auto"/>
@@ -2467,7 +2240,7 @@
       </w:r>
       <w:r>
         <w:rPr>
-          <w:rFonts w:ascii="微软雅黑" w:hAnsi="微软雅黑" w:eastAsia="微软雅黑" w:cs="微软雅黑"/>
+          <w:rFonts w:hint="eastAsia" w:ascii="微软雅黑" w:hAnsi="微软雅黑" w:eastAsia="微软雅黑" w:cs="微软雅黑"/>
           <w:color w:val="222222"/>
           <w:sz w:val="21"/>
           <w:szCs w:val="21"/>
@@ -2477,8 +2250,9 @@
     </w:p>
     <w:p>
       <w:pPr>
-        <w:pStyle w:val="16"/>
+        <w:pStyle w:val="000016"/>
         <w:numPr>
+          <w:ilvl w:val="0"/>
           <w:numId w:val="0"/>
         </w:numPr>
         <w:spacing w:after="70" w:line="310" w:lineRule="auto"/>
@@ -2496,7 +2270,7 @@
       </w:r>
       <w:r>
         <w:rPr>
-          <w:rFonts w:ascii="微软雅黑" w:hAnsi="微软雅黑" w:eastAsia="微软雅黑" w:cs="微软雅黑"/>
+          <w:rFonts w:hint="eastAsia" w:ascii="微软雅黑" w:hAnsi="微软雅黑" w:eastAsia="微软雅黑" w:cs="微软雅黑"/>
           <w:color w:val="222222"/>
           <w:sz w:val="21"/>
           <w:szCs w:val="21"/>
@@ -2506,8 +2280,9 @@
     </w:p>
     <w:p>
       <w:pPr>
-        <w:pStyle w:val="16"/>
+        <w:pStyle w:val="000016"/>
         <w:numPr>
+          <w:ilvl w:val="0"/>
           <w:numId w:val="0"/>
         </w:numPr>
         <w:spacing w:after="70" w:line="310" w:lineRule="auto"/>
@@ -2525,7 +2300,7 @@
       </w:r>
       <w:r>
         <w:rPr>
-          <w:rFonts w:ascii="微软雅黑" w:hAnsi="微软雅黑" w:eastAsia="微软雅黑" w:cs="微软雅黑"/>
+          <w:rFonts w:hint="eastAsia" w:ascii="微软雅黑" w:hAnsi="微软雅黑" w:eastAsia="微软雅黑" w:cs="微软雅黑"/>
           <w:color w:val="222222"/>
           <w:sz w:val="21"/>
           <w:szCs w:val="21"/>
@@ -2535,11 +2310,14 @@
     </w:p>
     <w:p>
       <w:pPr>
-        <w:pStyle w:val="3"/>
-        <w:keepNext/>
+        <w:pStyle w:val="000007"/>
+        <w:keepNext w:val="1"/>
         <w:spacing w:before="180" w:after="100"/>
       </w:pPr>
       <w:r>
+        <w:rPr>
+          <w:rFonts w:hint="eastAsia"/>
+        </w:rPr>
         <w:t>3.3 测试步骤</w:t>
       </w:r>
     </w:p>
@@ -2556,7 +2334,7 @@
       </w:pPr>
       <w:r>
         <w:rPr>
-          <w:rFonts w:ascii="微软雅黑" w:hAnsi="微软雅黑" w:eastAsia="微软雅黑" w:cs="微软雅黑"/>
+          <w:rFonts w:hint="eastAsia" w:ascii="微软雅黑" w:hAnsi="微软雅黑" w:eastAsia="微软雅黑" w:cs="微软雅黑"/>
           <w:color w:val="222222"/>
           <w:sz w:val="21"/>
           <w:szCs w:val="21"/>
@@ -2576,16 +2354,6 @@
       </w:pPr>
       <w:r>
         <w:rPr>
-          <w:rFonts w:ascii="微软雅黑" w:hAnsi="微软雅黑" w:eastAsia="微软雅黑" w:cs="微软雅黑"/>
-          <w:color w:val="222222"/>
-          <w:sz w:val="21"/>
-          <w:szCs w:val="21"/>
-        </w:rPr>
-        <w:t>
-</w:t>
-      </w:r>
-      <w:r>
-        <w:rPr>
           <w:rFonts w:hint="eastAsia" w:cs="微软雅黑"/>
           <w:color w:val="222222"/>
           <w:sz w:val="21"/>
@@ -2596,13 +2364,12 @@
       </w:r>
       <w:r>
         <w:rPr>
-          <w:rFonts w:ascii="微软雅黑" w:hAnsi="微软雅黑" w:eastAsia="微软雅黑" w:cs="微软雅黑"/>
+          <w:rFonts w:hint="eastAsia" w:ascii="微软雅黑" w:hAnsi="微软雅黑" w:eastAsia="微软雅黑" w:cs="微软雅黑"/>
           <w:color w:val="222222"/>
           <w:sz w:val="21"/>
           <w:szCs w:val="21"/>
         </w:rPr>
-        <w:t>2. 构造两帧单位内参、单位外参及 shape=(2,1,1) 的三维深度图。
-</w:t>
+        <w:t>2. 构造两帧单位内参、单位外参及 shape=(2,1,1) 的三维深度图。</w:t>
       </w:r>
     </w:p>
     <w:p>
@@ -2618,15 +2385,13 @@
       </w:pPr>
       <w:r>
         <w:rPr>
-          <w:rFonts w:ascii="微软雅黑" w:hAnsi="微软雅黑" w:eastAsia="微软雅黑" w:cs="微软雅黑"/>
+          <w:rFonts w:hint="eastAsia" w:ascii="微软雅黑" w:hAnsi="微软雅黑" w:eastAsia="微软雅黑" w:cs="微软雅黑"/>
           <w:color w:val="222222"/>
           <w:sz w:val="21"/>
           <w:szCs w:val="21"/>
         </w:rPr>
         <w:t>3. 调用函数并记录异常。</w:t>
       </w:r>
-      <w:bookmarkStart w:id="0" w:name="_GoBack"/>
-      <w:bookmarkEnd w:id="0"/>
     </w:p>
     <w:p>
       <w:pPr>
@@ -2640,16 +2405,6 @@
       </w:pPr>
       <w:r>
         <w:rPr>
-          <w:rFonts w:ascii="微软雅黑" w:hAnsi="微软雅黑" w:eastAsia="微软雅黑" w:cs="微软雅黑"/>
-          <w:color w:val="222222"/>
-          <w:sz w:val="21"/>
-          <w:szCs w:val="21"/>
-        </w:rPr>
-        <w:t>
-</w:t>
-      </w:r>
-      <w:r>
-        <w:rPr>
           <w:rFonts w:hint="eastAsia" w:cs="微软雅黑"/>
           <w:color w:val="222222"/>
           <w:sz w:val="21"/>
@@ -2660,13 +2415,12 @@
       </w:r>
       <w:r>
         <w:rPr>
-          <w:rFonts w:ascii="微软雅黑" w:hAnsi="微软雅黑" w:eastAsia="微软雅黑" w:cs="微软雅黑"/>
+          <w:rFonts w:hint="eastAsia" w:ascii="微软雅黑" w:hAnsi="微软雅黑" w:eastAsia="微软雅黑" w:cs="微软雅黑"/>
           <w:color w:val="222222"/>
           <w:sz w:val="21"/>
           <w:szCs w:val="21"/>
         </w:rPr>
-        <w:t>4. 将宽度改为 2，构造 shape=(2,1,2) 的三维深度图，再次调用并记录异常。
-</w:t>
+        <w:t>4. 将宽度改为 2，构造 shape=(2,1,2) 的三维深度图，再次调用并记录异常。</w:t>
       </w:r>
     </w:p>
     <w:p>
@@ -2676,7 +2430,7 @@
       </w:pPr>
       <w:r>
         <w:rPr>
-          <w:rFonts w:ascii="微软雅黑" w:hAnsi="微软雅黑" w:eastAsia="微软雅黑" w:cs="微软雅黑"/>
+          <w:rFonts w:hint="eastAsia" w:ascii="微软雅黑" w:hAnsi="微软雅黑" w:eastAsia="微软雅黑" w:cs="微软雅黑"/>
           <w:color w:val="222222"/>
           <w:sz w:val="21"/>
           <w:szCs w:val="21"/>
@@ -2686,18 +2440,21 @@
     </w:p>
     <w:p>
       <w:pPr>
-        <w:pStyle w:val="3"/>
-        <w:keepNext/>
+        <w:pStyle w:val="000007"/>
+        <w:keepNext w:val="1"/>
         <w:spacing w:before="180" w:after="100"/>
       </w:pPr>
       <w:r>
+        <w:rPr>
+          <w:rFonts w:hint="eastAsia"/>
+        </w:rPr>
         <w:t>3.4 缺陷记录</w:t>
       </w:r>
     </w:p>
     <w:p>
       <w:pPr>
-        <w:pStyle w:val="4"/>
-        <w:keepNext/>
+        <w:pStyle w:val="000008"/>
+        <w:keepNext w:val="1"/>
         <w:spacing w:before="180" w:after="100"/>
       </w:pPr>
       <w:r>
@@ -2706,7 +2463,7 @@
     </w:p>
     <w:tbl>
       <w:tblPr>
-        <w:tblStyle w:val="11"/>
+        <w:tblStyle w:val="00000d"/>
         <w:tblW w:w="9200" w:type="dxa"/>
         <w:tblInd w:w="0" w:type="dxa"/>
         <w:tblBorders>
@@ -2732,22 +2489,7 @@
         <w:gridCol w:w="2300"/>
       </w:tblGrid>
       <w:tr>
-        <w:tblPrEx>
-          <w:tblBorders>
-            <w:top w:val="single" w:color="A6A6A6" w:sz="4" w:space="0"/>
-            <w:left w:val="single" w:color="A6A6A6" w:sz="4" w:space="0"/>
-            <w:bottom w:val="single" w:color="A6A6A6" w:sz="4" w:space="0"/>
-            <w:right w:val="single" w:color="A6A6A6" w:sz="4" w:space="0"/>
-            <w:insideH w:val="single" w:color="A6A6A6" w:sz="4" w:space="0"/>
-            <w:insideV w:val="single" w:color="A6A6A6" w:sz="4" w:space="0"/>
-          </w:tblBorders>
-          <w:tblCellMar>
-            <w:top w:w="0" w:type="dxa"/>
-            <w:left w:w="10" w:type="dxa"/>
-            <w:bottom w:w="0" w:type="dxa"/>
-            <w:right w:w="10" w:type="dxa"/>
-          </w:tblCellMar>
-        </w:tblPrEx>
+        <w:trPr/>
         <w:tc>
           <w:tcPr>
             <w:tcW w:w="2300" w:type="dxa"/>
@@ -2767,9 +2509,9 @@
             </w:pPr>
             <w:r>
               <w:rPr>
-                <w:rFonts w:ascii="微软雅黑" w:hAnsi="微软雅黑" w:eastAsia="微软雅黑" w:cs="微软雅黑"/>
-                <w:b/>
-                <w:bCs/>
+                <w:rFonts w:hint="eastAsia" w:ascii="微软雅黑" w:hAnsi="微软雅黑" w:eastAsia="微软雅黑" w:cs="微软雅黑"/>
+                <w:b w:val="1"/>
+                <w:bCs w:val="1"/>
                 <w:color w:val="FFFFFF"/>
                 <w:sz w:val="21"/>
                 <w:szCs w:val="21"/>
@@ -2797,9 +2539,9 @@
             </w:pPr>
             <w:r>
               <w:rPr>
-                <w:rFonts w:ascii="微软雅黑" w:hAnsi="微软雅黑" w:eastAsia="微软雅黑" w:cs="微软雅黑"/>
-                <w:b/>
-                <w:bCs/>
+                <w:rFonts w:hint="eastAsia" w:ascii="微软雅黑" w:hAnsi="微软雅黑" w:eastAsia="微软雅黑" w:cs="微软雅黑"/>
+                <w:b w:val="1"/>
+                <w:bCs w:val="1"/>
                 <w:color w:val="FFFFFF"/>
                 <w:sz w:val="21"/>
                 <w:szCs w:val="21"/>
@@ -2827,9 +2569,9 @@
             </w:pPr>
             <w:r>
               <w:rPr>
-                <w:rFonts w:ascii="微软雅黑" w:hAnsi="微软雅黑" w:eastAsia="微软雅黑" w:cs="微软雅黑"/>
-                <w:b/>
-                <w:bCs/>
+                <w:rFonts w:hint="eastAsia" w:ascii="微软雅黑" w:hAnsi="微软雅黑" w:eastAsia="微软雅黑" w:cs="微软雅黑"/>
+                <w:b w:val="1"/>
+                <w:bCs w:val="1"/>
                 <w:color w:val="FFFFFF"/>
                 <w:sz w:val="21"/>
                 <w:szCs w:val="21"/>
@@ -2857,9 +2599,9 @@
             </w:pPr>
             <w:r>
               <w:rPr>
-                <w:rFonts w:ascii="微软雅黑" w:hAnsi="微软雅黑" w:eastAsia="微软雅黑" w:cs="微软雅黑"/>
-                <w:b/>
-                <w:bCs/>
+                <w:rFonts w:hint="eastAsia" w:ascii="微软雅黑" w:hAnsi="微软雅黑" w:eastAsia="微软雅黑" w:cs="微软雅黑"/>
+                <w:b w:val="1"/>
+                <w:bCs w:val="1"/>
                 <w:color w:val="FFFFFF"/>
                 <w:sz w:val="21"/>
                 <w:szCs w:val="21"/>
@@ -2870,22 +2612,7 @@
         </w:tc>
       </w:tr>
       <w:tr>
-        <w:tblPrEx>
-          <w:tblBorders>
-            <w:top w:val="single" w:color="A6A6A6" w:sz="4" w:space="0"/>
-            <w:left w:val="single" w:color="A6A6A6" w:sz="4" w:space="0"/>
-            <w:bottom w:val="single" w:color="A6A6A6" w:sz="4" w:space="0"/>
-            <w:right w:val="single" w:color="A6A6A6" w:sz="4" w:space="0"/>
-            <w:insideH w:val="single" w:color="A6A6A6" w:sz="4" w:space="0"/>
-            <w:insideV w:val="single" w:color="A6A6A6" w:sz="4" w:space="0"/>
-          </w:tblBorders>
-          <w:tblCellMar>
-            <w:top w:w="0" w:type="dxa"/>
-            <w:left w:w="10" w:type="dxa"/>
-            <w:bottom w:w="0" w:type="dxa"/>
-            <w:right w:w="10" w:type="dxa"/>
-          </w:tblCellMar>
-        </w:tblPrEx>
+        <w:trPr/>
         <w:tc>
           <w:tcPr>
             <w:tcW w:w="2300" w:type="dxa"/>
@@ -2905,8 +2632,8 @@
             <w:r>
               <w:rPr>
                 <w:rFonts w:ascii="微软雅黑" w:hAnsi="微软雅黑" w:eastAsia="微软雅黑" w:cs="微软雅黑"/>
-                <w:b/>
-                <w:bCs/>
+                <w:b w:val="1"/>
+                <w:bCs w:val="1"/>
                 <w:color w:val="222222"/>
                 <w:sz w:val="21"/>
                 <w:szCs w:val="21"/>
@@ -2934,9 +2661,9 @@
             </w:pPr>
             <w:r>
               <w:rPr>
-                <w:rFonts w:ascii="微软雅黑" w:hAnsi="微软雅黑" w:eastAsia="微软雅黑" w:cs="微软雅黑"/>
-                <w:b/>
-                <w:bCs/>
+                <w:rFonts w:hint="eastAsia" w:ascii="微软雅黑" w:hAnsi="微软雅黑" w:eastAsia="微软雅黑" w:cs="微软雅黑"/>
+                <w:b w:val="1"/>
+                <w:bCs w:val="1"/>
                 <w:color w:val="C00000"/>
                 <w:sz w:val="21"/>
                 <w:szCs w:val="21"/>
@@ -2964,9 +2691,9 @@
             </w:pPr>
             <w:r>
               <w:rPr>
-                <w:rFonts w:ascii="微软雅黑" w:hAnsi="微软雅黑" w:eastAsia="微软雅黑" w:cs="微软雅黑"/>
-                <w:b/>
-                <w:bCs/>
+                <w:rFonts w:hint="eastAsia" w:ascii="微软雅黑" w:hAnsi="微软雅黑" w:eastAsia="微软雅黑" w:cs="微软雅黑"/>
+                <w:b w:val="1"/>
+                <w:bCs w:val="1"/>
                 <w:color w:val="C00000"/>
                 <w:sz w:val="21"/>
                 <w:szCs w:val="21"/>
@@ -2994,9 +2721,9 @@
             </w:pPr>
             <w:r>
               <w:rPr>
-                <w:rFonts w:ascii="微软雅黑" w:hAnsi="微软雅黑" w:eastAsia="微软雅黑" w:cs="微软雅黑"/>
-                <w:b/>
-                <w:bCs/>
+                <w:rFonts w:hint="eastAsia" w:ascii="微软雅黑" w:hAnsi="微软雅黑" w:eastAsia="微软雅黑" w:cs="微软雅黑"/>
+                <w:b w:val="1"/>
+                <w:bCs w:val="1"/>
                 <w:color w:val="222222"/>
                 <w:sz w:val="21"/>
                 <w:szCs w:val="21"/>
@@ -3014,7 +2741,7 @@
     </w:p>
     <w:tbl>
       <w:tblPr>
-        <w:tblStyle w:val="11"/>
+        <w:tblStyle w:val="00000d"/>
         <w:tblW w:w="9200" w:type="dxa"/>
         <w:tblInd w:w="0" w:type="dxa"/>
         <w:tblBorders>
@@ -3040,24 +2767,8 @@
         <w:gridCol w:w="4971"/>
       </w:tblGrid>
       <w:tr>
-        <w:tblPrEx>
-          <w:tblBorders>
-            <w:top w:val="single" w:color="A6A6A6" w:sz="4" w:space="0"/>
-            <w:left w:val="single" w:color="A6A6A6" w:sz="4" w:space="0"/>
-            <w:bottom w:val="single" w:color="A6A6A6" w:sz="4" w:space="0"/>
-            <w:right w:val="single" w:color="A6A6A6" w:sz="4" w:space="0"/>
-            <w:insideH w:val="single" w:color="A6A6A6" w:sz="4" w:space="0"/>
-            <w:insideV w:val="single" w:color="A6A6A6" w:sz="4" w:space="0"/>
-          </w:tblBorders>
-          <w:tblCellMar>
-            <w:top w:w="0" w:type="dxa"/>
-            <w:left w:w="10" w:type="dxa"/>
-            <w:bottom w:w="0" w:type="dxa"/>
-            <w:right w:w="10" w:type="dxa"/>
-          </w:tblCellMar>
-        </w:tblPrEx>
         <w:trPr>
-          <w:cantSplit/>
+          <w:cantSplit w:val="1"/>
         </w:trPr>
         <w:tc>
           <w:tcPr>
@@ -3077,9 +2788,9 @@
             </w:pPr>
             <w:r>
               <w:rPr>
-                <w:rFonts w:ascii="微软雅黑" w:hAnsi="微软雅黑" w:eastAsia="微软雅黑" w:cs="微软雅黑"/>
-                <w:b/>
-                <w:bCs/>
+                <w:rFonts w:hint="eastAsia" w:ascii="微软雅黑" w:hAnsi="微软雅黑" w:eastAsia="微软雅黑" w:cs="微软雅黑"/>
+                <w:b w:val="1"/>
+                <w:bCs w:val="1"/>
                 <w:color w:val="17365D"/>
                 <w:sz w:val="21"/>
                 <w:szCs w:val="21"/>
@@ -3123,9 +2834,9 @@
             </w:pPr>
             <w:r>
               <w:rPr>
-                <w:rFonts w:ascii="微软雅黑" w:hAnsi="微软雅黑" w:eastAsia="微软雅黑" w:cs="微软雅黑"/>
-                <w:b/>
-                <w:bCs/>
+                <w:rFonts w:hint="eastAsia" w:ascii="微软雅黑" w:hAnsi="微软雅黑" w:eastAsia="微软雅黑" w:cs="微软雅黑"/>
+                <w:b w:val="1"/>
+                <w:bCs w:val="1"/>
                 <w:color w:val="17365D"/>
                 <w:sz w:val="21"/>
                 <w:szCs w:val="21"/>
@@ -3162,24 +2873,8 @@
         </w:tc>
       </w:tr>
       <w:tr>
-        <w:tblPrEx>
-          <w:tblBorders>
-            <w:top w:val="single" w:color="A6A6A6" w:sz="4" w:space="0"/>
-            <w:left w:val="single" w:color="A6A6A6" w:sz="4" w:space="0"/>
-            <w:bottom w:val="single" w:color="A6A6A6" w:sz="4" w:space="0"/>
-            <w:right w:val="single" w:color="A6A6A6" w:sz="4" w:space="0"/>
-            <w:insideH w:val="single" w:color="A6A6A6" w:sz="4" w:space="0"/>
-            <w:insideV w:val="single" w:color="A6A6A6" w:sz="4" w:space="0"/>
-          </w:tblBorders>
-          <w:tblCellMar>
-            <w:top w:w="0" w:type="dxa"/>
-            <w:left w:w="10" w:type="dxa"/>
-            <w:bottom w:w="0" w:type="dxa"/>
-            <w:right w:w="10" w:type="dxa"/>
-          </w:tblCellMar>
-        </w:tblPrEx>
         <w:trPr>
-          <w:cantSplit/>
+          <w:cantSplit w:val="1"/>
         </w:trPr>
         <w:tc>
           <w:tcPr>
@@ -3199,14 +2894,69 @@
             </w:pPr>
             <w:r>
               <w:rPr>
-                <w:rFonts w:ascii="微软雅黑" w:hAnsi="微软雅黑" w:eastAsia="微软雅黑" w:cs="微软雅黑"/>
-                <w:b/>
-                <w:bCs/>
+                <w:rFonts w:hint="eastAsia" w:ascii="微软雅黑" w:hAnsi="微软雅黑" w:eastAsia="微软雅黑" w:cs="微软雅黑"/>
+                <w:b w:val="1"/>
+                <w:bCs w:val="1"/>
                 <w:color w:val="17365D"/>
                 <w:sz w:val="21"/>
                 <w:szCs w:val="21"/>
               </w:rPr>
               <w:t>功能模块名称</w:t>
+            </w:r>
+          </w:p>
+        </w:tc>
+        <w:tc>
+          <w:tcPr>
+            <w:tcW w:w="3000" w:type="dxa"/>
+            <w:tcMar>
+              <w:top w:w="90" w:type="dxa"/>
+              <w:left w:w="110" w:type="dxa"/>
+              <w:bottom w:w="90" w:type="dxa"/>
+              <w:right w:w="110" w:type="dxa"/>
+            </w:tcMar>
+            <w:vAlign w:val="center"/>
+          </w:tcPr>
+          <w:p>
+            <w:pPr>
+              <w:spacing w:before="0" w:after="0" w:line="280" w:lineRule="auto"/>
+            </w:pPr>
+            <w:r>
+              <w:rPr>
+                <w:rFonts w:hint="eastAsia" w:ascii="微软雅黑" w:hAnsi="微软雅黑" w:eastAsia="微软雅黑" w:cs="微软雅黑"/>
+                <w:color w:val="222222"/>
+                <w:sz w:val="21"/>
+                <w:szCs w:val="21"/>
+              </w:rPr>
+              <w:t>坐标转换模块</w:t>
+            </w:r>
+          </w:p>
+        </w:tc>
+        <w:tc>
+          <w:tcPr>
+            <w:tcW w:w="1700" w:type="dxa"/>
+            <w:shd w:val="clear" w:color="auto" w:fill="DDEBF7"/>
+            <w:tcMar>
+              <w:top w:w="90" w:type="dxa"/>
+              <w:left w:w="110" w:type="dxa"/>
+              <w:bottom w:w="90" w:type="dxa"/>
+              <w:right w:w="110" w:type="dxa"/>
+            </w:tcMar>
+            <w:vAlign w:val="center"/>
+          </w:tcPr>
+          <w:p>
+            <w:pPr>
+              <w:spacing w:before="0" w:after="0" w:line="270" w:lineRule="auto"/>
+            </w:pPr>
+            <w:r>
+              <w:rPr>
+                <w:rFonts w:hint="eastAsia" w:ascii="微软雅黑" w:hAnsi="微软雅黑" w:eastAsia="微软雅黑" w:cs="微软雅黑"/>
+                <w:b w:val="1"/>
+                <w:bCs w:val="1"/>
+                <w:color w:val="17365D"/>
+                <w:sz w:val="21"/>
+                <w:szCs w:val="21"/>
+              </w:rPr>
+              <w:t>功能编号</w:t>
             </w:r>
           </w:p>
         </w:tc>
@@ -3232,10 +2982,15 @@
                 <w:sz w:val="21"/>
                 <w:szCs w:val="21"/>
               </w:rPr>
-              <w:t>坐标转换模块</w:t>
-            </w:r>
-          </w:p>
-        </w:tc>
+              <w:t>geometry.unproject</w:t>
+            </w:r>
+          </w:p>
+        </w:tc>
+      </w:tr>
+      <w:tr>
+        <w:trPr>
+          <w:cantSplit w:val="1"/>
+        </w:trPr>
         <w:tc>
           <w:tcPr>
             <w:tcW w:w="1700" w:type="dxa"/>
@@ -3254,14 +3009,14 @@
             </w:pPr>
             <w:r>
               <w:rPr>
-                <w:rFonts w:ascii="微软雅黑" w:hAnsi="微软雅黑" w:eastAsia="微软雅黑" w:cs="微软雅黑"/>
-                <w:b/>
-                <w:bCs/>
+                <w:rFonts w:hint="eastAsia" w:ascii="微软雅黑" w:hAnsi="微软雅黑" w:eastAsia="微软雅黑" w:cs="微软雅黑"/>
+                <w:b w:val="1"/>
+                <w:bCs w:val="1"/>
                 <w:color w:val="17365D"/>
                 <w:sz w:val="21"/>
                 <w:szCs w:val="21"/>
               </w:rPr>
-              <w:t>功能编号</w:t>
+              <w:t>测试项编号</w:t>
             </w:r>
           </w:p>
         </w:tc>
@@ -3287,30 +3042,69 @@
                 <w:sz w:val="21"/>
                 <w:szCs w:val="21"/>
               </w:rPr>
-              <w:t>geometry.unproject</w:t>
+              <w:t>M1-GEO-016</w:t>
+            </w:r>
+          </w:p>
+        </w:tc>
+        <w:tc>
+          <w:tcPr>
+            <w:tcW w:w="1700" w:type="dxa"/>
+            <w:shd w:val="clear" w:color="auto" w:fill="DDEBF7"/>
+            <w:tcMar>
+              <w:top w:w="90" w:type="dxa"/>
+              <w:left w:w="110" w:type="dxa"/>
+              <w:bottom w:w="90" w:type="dxa"/>
+              <w:right w:w="110" w:type="dxa"/>
+            </w:tcMar>
+            <w:vAlign w:val="center"/>
+          </w:tcPr>
+          <w:p>
+            <w:pPr>
+              <w:spacing w:before="0" w:after="0" w:line="270" w:lineRule="auto"/>
+            </w:pPr>
+            <w:r>
+              <w:rPr>
+                <w:rFonts w:hint="eastAsia" w:ascii="微软雅黑" w:hAnsi="微软雅黑" w:eastAsia="微软雅黑" w:cs="微软雅黑"/>
+                <w:b w:val="1"/>
+                <w:bCs w:val="1"/>
+                <w:color w:val="17365D"/>
+                <w:sz w:val="21"/>
+                <w:szCs w:val="21"/>
+              </w:rPr>
+              <w:t>关联用例</w:t>
+            </w:r>
+          </w:p>
+        </w:tc>
+        <w:tc>
+          <w:tcPr>
+            <w:tcW w:w="3000" w:type="dxa"/>
+            <w:tcMar>
+              <w:top w:w="90" w:type="dxa"/>
+              <w:left w:w="110" w:type="dxa"/>
+              <w:bottom w:w="90" w:type="dxa"/>
+              <w:right w:w="110" w:type="dxa"/>
+            </w:tcMar>
+            <w:vAlign w:val="center"/>
+          </w:tcPr>
+          <w:p>
+            <w:pPr>
+              <w:spacing w:before="0" w:after="0" w:line="280" w:lineRule="auto"/>
+            </w:pPr>
+            <w:r>
+              <w:rPr>
+                <w:rFonts w:ascii="微软雅黑" w:hAnsi="微软雅黑" w:eastAsia="微软雅黑" w:cs="微软雅黑"/>
+                <w:color w:val="222222"/>
+                <w:sz w:val="21"/>
+                <w:szCs w:val="21"/>
+              </w:rPr>
+              <w:t>M1-GEO-016</w:t>
             </w:r>
           </w:p>
         </w:tc>
       </w:tr>
       <w:tr>
-        <w:tblPrEx>
-          <w:tblBorders>
-            <w:top w:val="single" w:color="A6A6A6" w:sz="4" w:space="0"/>
-            <w:left w:val="single" w:color="A6A6A6" w:sz="4" w:space="0"/>
-            <w:bottom w:val="single" w:color="A6A6A6" w:sz="4" w:space="0"/>
-            <w:right w:val="single" w:color="A6A6A6" w:sz="4" w:space="0"/>
-            <w:insideH w:val="single" w:color="A6A6A6" w:sz="4" w:space="0"/>
-            <w:insideV w:val="single" w:color="A6A6A6" w:sz="4" w:space="0"/>
-          </w:tblBorders>
-          <w:tblCellMar>
-            <w:top w:w="0" w:type="dxa"/>
-            <w:left w:w="10" w:type="dxa"/>
-            <w:bottom w:w="0" w:type="dxa"/>
-            <w:right w:w="10" w:type="dxa"/>
-          </w:tblCellMar>
-        </w:tblPrEx>
         <w:trPr>
-          <w:cantSplit/>
+          <w:cantSplit w:val="1"/>
         </w:trPr>
         <w:tc>
           <w:tcPr>
@@ -3330,14 +3124,346 @@
             </w:pPr>
             <w:r>
               <w:rPr>
-                <w:rFonts w:ascii="微软雅黑" w:hAnsi="微软雅黑" w:eastAsia="微软雅黑" w:cs="微软雅黑"/>
-                <w:b/>
-                <w:bCs/>
+                <w:rFonts w:hint="eastAsia" w:ascii="微软雅黑" w:hAnsi="微软雅黑" w:eastAsia="微软雅黑" w:cs="微软雅黑"/>
+                <w:b w:val="1"/>
+                <w:bCs w:val="1"/>
                 <w:color w:val="17365D"/>
                 <w:sz w:val="21"/>
                 <w:szCs w:val="21"/>
               </w:rPr>
-              <w:t>测试项编号</w:t>
+              <w:t>测试需求</w:t>
+            </w:r>
+          </w:p>
+        </w:tc>
+        <w:tc>
+          <w:tcPr>
+            <w:tcW w:w="7700" w:type="dxa"/>
+            <w:gridSpan w:val="3"/>
+            <w:tcMar>
+              <w:top w:w="90" w:type="dxa"/>
+              <w:left w:w="110" w:type="dxa"/>
+              <w:bottom w:w="90" w:type="dxa"/>
+              <w:right w:w="110" w:type="dxa"/>
+            </w:tcMar>
+            <w:vAlign w:val="center"/>
+          </w:tcPr>
+          <w:p>
+            <w:pPr>
+              <w:spacing w:before="0" w:after="0" w:line="280" w:lineRule="auto"/>
+            </w:pPr>
+            <w:r>
+              <w:rPr>
+                <w:rFonts w:hint="eastAsia" w:ascii="微软雅黑" w:hAnsi="微软雅黑" w:eastAsia="微软雅黑" w:cs="微软雅黑"/>
+                <w:color w:val="222222"/>
+                <w:sz w:val="21"/>
+                <w:szCs w:val="21"/>
+              </w:rPr>
+              <w:t>函数应支持文档声明的 (S,H,W) 和 (S,H,W,1) 两种深度图输入。</w:t>
+            </w:r>
+          </w:p>
+        </w:tc>
+      </w:tr>
+      <w:tr>
+        <w:trPr>
+          <w:cantSplit w:val="1"/>
+        </w:trPr>
+        <w:tc>
+          <w:tcPr>
+            <w:tcW w:w="1700" w:type="dxa"/>
+            <w:shd w:val="clear" w:color="auto" w:fill="DDEBF7"/>
+            <w:tcMar>
+              <w:top w:w="90" w:type="dxa"/>
+              <w:left w:w="110" w:type="dxa"/>
+              <w:bottom w:w="90" w:type="dxa"/>
+              <w:right w:w="110" w:type="dxa"/>
+            </w:tcMar>
+            <w:vAlign w:val="center"/>
+          </w:tcPr>
+          <w:p>
+            <w:pPr>
+              <w:spacing w:before="0" w:after="0" w:line="270" w:lineRule="auto"/>
+            </w:pPr>
+            <w:r>
+              <w:rPr>
+                <w:rFonts w:hint="eastAsia" w:ascii="微软雅黑" w:hAnsi="微软雅黑" w:eastAsia="微软雅黑" w:cs="微软雅黑"/>
+                <w:b w:val="1"/>
+                <w:bCs w:val="1"/>
+                <w:color w:val="17365D"/>
+                <w:sz w:val="21"/>
+                <w:szCs w:val="21"/>
+              </w:rPr>
+              <w:t>严重程度</w:t>
+            </w:r>
+          </w:p>
+        </w:tc>
+        <w:tc>
+          <w:tcPr>
+            <w:tcW w:w="3000" w:type="dxa"/>
+            <w:tcMar>
+              <w:top w:w="90" w:type="dxa"/>
+              <w:left w:w="110" w:type="dxa"/>
+              <w:bottom w:w="90" w:type="dxa"/>
+              <w:right w:w="110" w:type="dxa"/>
+            </w:tcMar>
+            <w:vAlign w:val="center"/>
+          </w:tcPr>
+          <w:p>
+            <w:pPr>
+              <w:spacing w:before="0" w:after="0" w:line="280" w:lineRule="auto"/>
+            </w:pPr>
+            <w:r>
+              <w:rPr>
+                <w:rFonts w:hint="eastAsia" w:ascii="微软雅黑" w:hAnsi="微软雅黑" w:eastAsia="微软雅黑" w:cs="微软雅黑"/>
+                <w:color w:val="222222"/>
+                <w:sz w:val="21"/>
+                <w:szCs w:val="21"/>
+              </w:rPr>
+              <w:t>高</w:t>
+            </w:r>
+          </w:p>
+        </w:tc>
+        <w:tc>
+          <w:tcPr>
+            <w:tcW w:w="1700" w:type="dxa"/>
+            <w:shd w:val="clear" w:color="auto" w:fill="DDEBF7"/>
+            <w:tcMar>
+              <w:top w:w="90" w:type="dxa"/>
+              <w:left w:w="110" w:type="dxa"/>
+              <w:bottom w:w="90" w:type="dxa"/>
+              <w:right w:w="110" w:type="dxa"/>
+            </w:tcMar>
+            <w:vAlign w:val="center"/>
+          </w:tcPr>
+          <w:p>
+            <w:pPr>
+              <w:spacing w:before="0" w:after="0" w:line="270" w:lineRule="auto"/>
+            </w:pPr>
+            <w:r>
+              <w:rPr>
+                <w:rFonts w:hint="eastAsia" w:ascii="微软雅黑" w:hAnsi="微软雅黑" w:eastAsia="微软雅黑" w:cs="微软雅黑"/>
+                <w:b w:val="1"/>
+                <w:bCs w:val="1"/>
+                <w:color w:val="17365D"/>
+                <w:sz w:val="21"/>
+                <w:szCs w:val="21"/>
+              </w:rPr>
+              <w:t>优先级</w:t>
+            </w:r>
+          </w:p>
+        </w:tc>
+        <w:tc>
+          <w:tcPr>
+            <w:tcW w:w="3000" w:type="dxa"/>
+            <w:tcMar>
+              <w:top w:w="90" w:type="dxa"/>
+              <w:left w:w="110" w:type="dxa"/>
+              <w:bottom w:w="90" w:type="dxa"/>
+              <w:right w:w="110" w:type="dxa"/>
+            </w:tcMar>
+            <w:vAlign w:val="center"/>
+          </w:tcPr>
+          <w:p>
+            <w:pPr>
+              <w:spacing w:before="0" w:after="0" w:line="280" w:lineRule="auto"/>
+            </w:pPr>
+            <w:r>
+              <w:rPr>
+                <w:rFonts w:hint="eastAsia" w:ascii="微软雅黑" w:hAnsi="微软雅黑" w:eastAsia="微软雅黑" w:cs="微软雅黑"/>
+                <w:color w:val="222222"/>
+                <w:sz w:val="21"/>
+                <w:szCs w:val="21"/>
+              </w:rPr>
+              <w:t>高</w:t>
+            </w:r>
+          </w:p>
+        </w:tc>
+      </w:tr>
+      <w:tr>
+        <w:trPr>
+          <w:cantSplit w:val="1"/>
+        </w:trPr>
+        <w:tc>
+          <w:tcPr>
+            <w:tcW w:w="1700" w:type="dxa"/>
+            <w:shd w:val="clear" w:color="auto" w:fill="DDEBF7"/>
+            <w:tcMar>
+              <w:top w:w="90" w:type="dxa"/>
+              <w:left w:w="110" w:type="dxa"/>
+              <w:bottom w:w="90" w:type="dxa"/>
+              <w:right w:w="110" w:type="dxa"/>
+            </w:tcMar>
+            <w:vAlign w:val="center"/>
+          </w:tcPr>
+          <w:p>
+            <w:pPr>
+              <w:spacing w:before="0" w:after="0" w:line="270" w:lineRule="auto"/>
+            </w:pPr>
+            <w:r>
+              <w:rPr>
+                <w:rFonts w:hint="eastAsia" w:ascii="微软雅黑" w:hAnsi="微软雅黑" w:eastAsia="微软雅黑" w:cs="微软雅黑"/>
+                <w:b w:val="1"/>
+                <w:bCs w:val="1"/>
+                <w:color w:val="17365D"/>
+                <w:sz w:val="21"/>
+                <w:szCs w:val="21"/>
+              </w:rPr>
+              <w:t>缺陷状态</w:t>
+            </w:r>
+          </w:p>
+        </w:tc>
+        <w:tc>
+          <w:tcPr>
+            <w:tcW w:w="3000" w:type="dxa"/>
+            <w:tcMar>
+              <w:top w:w="90" w:type="dxa"/>
+              <w:left w:w="110" w:type="dxa"/>
+              <w:bottom w:w="90" w:type="dxa"/>
+              <w:right w:w="110" w:type="dxa"/>
+            </w:tcMar>
+            <w:vAlign w:val="center"/>
+          </w:tcPr>
+          <w:p>
+            <w:pPr>
+              <w:spacing w:before="0" w:after="0" w:line="280" w:lineRule="auto"/>
+            </w:pPr>
+            <w:r>
+              <w:rPr>
+                <w:rFonts w:hint="eastAsia" w:ascii="微软雅黑" w:hAnsi="微软雅黑" w:eastAsia="微软雅黑" w:cs="微软雅黑"/>
+                <w:color w:val="222222"/>
+                <w:sz w:val="21"/>
+                <w:szCs w:val="21"/>
+              </w:rPr>
+              <w:t>已确认，待修复</w:t>
+            </w:r>
+          </w:p>
+        </w:tc>
+        <w:tc>
+          <w:tcPr>
+            <w:tcW w:w="1700" w:type="dxa"/>
+            <w:shd w:val="clear" w:color="auto" w:fill="DDEBF7"/>
+            <w:tcMar>
+              <w:top w:w="90" w:type="dxa"/>
+              <w:left w:w="110" w:type="dxa"/>
+              <w:bottom w:w="90" w:type="dxa"/>
+              <w:right w:w="110" w:type="dxa"/>
+            </w:tcMar>
+            <w:vAlign w:val="center"/>
+          </w:tcPr>
+          <w:p>
+            <w:pPr>
+              <w:spacing w:before="0" w:after="0" w:line="270" w:lineRule="auto"/>
+            </w:pPr>
+            <w:r>
+              <w:rPr>
+                <w:rFonts w:hint="eastAsia" w:ascii="微软雅黑" w:hAnsi="微软雅黑" w:eastAsia="微软雅黑" w:cs="微软雅黑"/>
+                <w:b w:val="1"/>
+                <w:bCs w:val="1"/>
+                <w:color w:val="17365D"/>
+                <w:sz w:val="21"/>
+                <w:szCs w:val="21"/>
+              </w:rPr>
+              <w:t>指派给</w:t>
+            </w:r>
+          </w:p>
+        </w:tc>
+        <w:tc>
+          <w:tcPr>
+            <w:tcW w:w="3000" w:type="dxa"/>
+            <w:tcMar>
+              <w:top w:w="90" w:type="dxa"/>
+              <w:left w:w="110" w:type="dxa"/>
+              <w:bottom w:w="90" w:type="dxa"/>
+              <w:right w:w="110" w:type="dxa"/>
+            </w:tcMar>
+            <w:vAlign w:val="center"/>
+          </w:tcPr>
+          <w:p>
+            <w:pPr>
+              <w:spacing w:before="0" w:after="0" w:line="280" w:lineRule="auto"/>
+              <w:rPr>
+                <w:rFonts w:hint="eastAsia" w:eastAsia="微软雅黑"/>
+                <w:lang w:eastAsia="zh-CN"/>
+              </w:rPr>
+            </w:pPr>
+          </w:p>
+        </w:tc>
+      </w:tr>
+      <w:tr>
+        <w:trPr>
+          <w:cantSplit w:val="1"/>
+        </w:trPr>
+        <w:tc>
+          <w:tcPr>
+            <w:tcW w:w="1700" w:type="dxa"/>
+            <w:shd w:val="clear" w:color="auto" w:fill="DDEBF7"/>
+            <w:tcMar>
+              <w:top w:w="90" w:type="dxa"/>
+              <w:left w:w="110" w:type="dxa"/>
+              <w:bottom w:w="90" w:type="dxa"/>
+              <w:right w:w="110" w:type="dxa"/>
+            </w:tcMar>
+            <w:vAlign w:val="center"/>
+          </w:tcPr>
+          <w:p>
+            <w:pPr>
+              <w:spacing w:before="0" w:after="0" w:line="270" w:lineRule="auto"/>
+            </w:pPr>
+            <w:r>
+              <w:rPr>
+                <w:rFonts w:hint="eastAsia" w:ascii="微软雅黑" w:hAnsi="微软雅黑" w:eastAsia="微软雅黑" w:cs="微软雅黑"/>
+                <w:b w:val="1"/>
+                <w:bCs w:val="1"/>
+                <w:color w:val="17365D"/>
+                <w:sz w:val="21"/>
+                <w:szCs w:val="21"/>
+              </w:rPr>
+              <w:t>抄送给</w:t>
+            </w:r>
+          </w:p>
+        </w:tc>
+        <w:tc>
+          <w:tcPr>
+            <w:tcW w:w="3000" w:type="dxa"/>
+            <w:tcMar>
+              <w:top w:w="90" w:type="dxa"/>
+              <w:left w:w="110" w:type="dxa"/>
+              <w:bottom w:w="90" w:type="dxa"/>
+              <w:right w:w="110" w:type="dxa"/>
+            </w:tcMar>
+            <w:vAlign w:val="center"/>
+          </w:tcPr>
+          <w:p>
+            <w:pPr>
+              <w:spacing w:before="0" w:after="0" w:line="280" w:lineRule="auto"/>
+            </w:pPr>
+          </w:p>
+        </w:tc>
+        <w:tc>
+          <w:tcPr>
+            <w:tcW w:w="1700" w:type="dxa"/>
+            <w:shd w:val="clear" w:color="auto" w:fill="DDEBF7"/>
+            <w:tcMar>
+              <w:top w:w="90" w:type="dxa"/>
+              <w:left w:w="110" w:type="dxa"/>
+              <w:bottom w:w="90" w:type="dxa"/>
+              <w:right w:w="110" w:type="dxa"/>
+            </w:tcMar>
+            <w:vAlign w:val="center"/>
+          </w:tcPr>
+          <w:p>
+            <w:pPr>
+              <w:spacing w:before="0" w:after="0" w:line="270" w:lineRule="auto"/>
+            </w:pPr>
+            <w:r>
+              <w:rPr>
+                <w:rFonts w:hint="eastAsia" w:ascii="微软雅黑" w:hAnsi="微软雅黑" w:eastAsia="微软雅黑" w:cs="微软雅黑"/>
+                <w:b w:val="1"/>
+                <w:bCs w:val="1"/>
+                <w:color w:val="17365D"/>
+                <w:sz w:val="21"/>
+                <w:szCs w:val="21"/>
+              </w:rPr>
+              <w:t>发现版本</w:t>
             </w:r>
           </w:p>
         </w:tc>
@@ -3363,10 +3489,15 @@
                 <w:sz w:val="21"/>
                 <w:szCs w:val="21"/>
               </w:rPr>
-              <w:t>M1-GEO-016</w:t>
-            </w:r>
-          </w:p>
-        </w:tc>
+              <w:t>4f092034a0673e4e9d257376d3513cfb629ca3f9</w:t>
+            </w:r>
+          </w:p>
+        </w:tc>
+      </w:tr>
+      <w:tr>
+        <w:trPr>
+          <w:cantSplit w:val="1"/>
+        </w:trPr>
         <w:tc>
           <w:tcPr>
             <w:tcW w:w="1700" w:type="dxa"/>
@@ -3385,90 +3516,14 @@
             </w:pPr>
             <w:r>
               <w:rPr>
-                <w:rFonts w:ascii="微软雅黑" w:hAnsi="微软雅黑" w:eastAsia="微软雅黑" w:cs="微软雅黑"/>
-                <w:b/>
-                <w:bCs/>
+                <w:rFonts w:hint="eastAsia" w:ascii="微软雅黑" w:hAnsi="微软雅黑" w:eastAsia="微软雅黑" w:cs="微软雅黑"/>
+                <w:b w:val="1"/>
+                <w:bCs w:val="1"/>
                 <w:color w:val="17365D"/>
                 <w:sz w:val="21"/>
                 <w:szCs w:val="21"/>
               </w:rPr>
-              <w:t>关联用例</w:t>
-            </w:r>
-          </w:p>
-        </w:tc>
-        <w:tc>
-          <w:tcPr>
-            <w:tcW w:w="3000" w:type="dxa"/>
-            <w:tcMar>
-              <w:top w:w="90" w:type="dxa"/>
-              <w:left w:w="110" w:type="dxa"/>
-              <w:bottom w:w="90" w:type="dxa"/>
-              <w:right w:w="110" w:type="dxa"/>
-            </w:tcMar>
-            <w:vAlign w:val="center"/>
-          </w:tcPr>
-          <w:p>
-            <w:pPr>
-              <w:spacing w:before="0" w:after="0" w:line="280" w:lineRule="auto"/>
-            </w:pPr>
-            <w:r>
-              <w:rPr>
-                <w:rFonts w:ascii="微软雅黑" w:hAnsi="微软雅黑" w:eastAsia="微软雅黑" w:cs="微软雅黑"/>
-                <w:color w:val="222222"/>
-                <w:sz w:val="21"/>
-                <w:szCs w:val="21"/>
-              </w:rPr>
-              <w:t>M1-GEO-016</w:t>
-            </w:r>
-          </w:p>
-        </w:tc>
-      </w:tr>
-      <w:tr>
-        <w:tblPrEx>
-          <w:tblBorders>
-            <w:top w:val="single" w:color="A6A6A6" w:sz="4" w:space="0"/>
-            <w:left w:val="single" w:color="A6A6A6" w:sz="4" w:space="0"/>
-            <w:bottom w:val="single" w:color="A6A6A6" w:sz="4" w:space="0"/>
-            <w:right w:val="single" w:color="A6A6A6" w:sz="4" w:space="0"/>
-            <w:insideH w:val="single" w:color="A6A6A6" w:sz="4" w:space="0"/>
-            <w:insideV w:val="single" w:color="A6A6A6" w:sz="4" w:space="0"/>
-          </w:tblBorders>
-          <w:tblCellMar>
-            <w:top w:w="0" w:type="dxa"/>
-            <w:left w:w="10" w:type="dxa"/>
-            <w:bottom w:w="0" w:type="dxa"/>
-            <w:right w:w="10" w:type="dxa"/>
-          </w:tblCellMar>
-        </w:tblPrEx>
-        <w:trPr>
-          <w:cantSplit/>
-        </w:trPr>
-        <w:tc>
-          <w:tcPr>
-            <w:tcW w:w="1700" w:type="dxa"/>
-            <w:shd w:val="clear" w:color="auto" w:fill="DDEBF7"/>
-            <w:tcMar>
-              <w:top w:w="90" w:type="dxa"/>
-              <w:left w:w="110" w:type="dxa"/>
-              <w:bottom w:w="90" w:type="dxa"/>
-              <w:right w:w="110" w:type="dxa"/>
-            </w:tcMar>
-            <w:vAlign w:val="center"/>
-          </w:tcPr>
-          <w:p>
-            <w:pPr>
-              <w:spacing w:before="0" w:after="0" w:line="270" w:lineRule="auto"/>
-            </w:pPr>
-            <w:r>
-              <w:rPr>
-                <w:rFonts w:ascii="微软雅黑" w:hAnsi="微软雅黑" w:eastAsia="微软雅黑" w:cs="微软雅黑"/>
-                <w:b/>
-                <w:bCs/>
-                <w:color w:val="17365D"/>
-                <w:sz w:val="21"/>
-                <w:szCs w:val="21"/>
-              </w:rPr>
-              <w:t>测试需求</w:t>
+              <w:t>缺陷标题</w:t>
             </w:r>
           </w:p>
         </w:tc>
@@ -3490,463 +3545,7 @@
             </w:pPr>
             <w:r>
               <w:rPr>
-                <w:rFonts w:ascii="微软雅黑" w:hAnsi="微软雅黑" w:eastAsia="微软雅黑" w:cs="微软雅黑"/>
-                <w:color w:val="222222"/>
-                <w:sz w:val="21"/>
-                <w:szCs w:val="21"/>
-              </w:rPr>
-              <w:t>函数应支持文档声明的 (S,H,W) 和 (S,H,W,1) 两种深度图输入。</w:t>
-            </w:r>
-          </w:p>
-        </w:tc>
-      </w:tr>
-      <w:tr>
-        <w:tblPrEx>
-          <w:tblBorders>
-            <w:top w:val="single" w:color="A6A6A6" w:sz="4" w:space="0"/>
-            <w:left w:val="single" w:color="A6A6A6" w:sz="4" w:space="0"/>
-            <w:bottom w:val="single" w:color="A6A6A6" w:sz="4" w:space="0"/>
-            <w:right w:val="single" w:color="A6A6A6" w:sz="4" w:space="0"/>
-            <w:insideH w:val="single" w:color="A6A6A6" w:sz="4" w:space="0"/>
-            <w:insideV w:val="single" w:color="A6A6A6" w:sz="4" w:space="0"/>
-          </w:tblBorders>
-          <w:tblCellMar>
-            <w:top w:w="0" w:type="dxa"/>
-            <w:left w:w="10" w:type="dxa"/>
-            <w:bottom w:w="0" w:type="dxa"/>
-            <w:right w:w="10" w:type="dxa"/>
-          </w:tblCellMar>
-        </w:tblPrEx>
-        <w:trPr>
-          <w:cantSplit/>
-        </w:trPr>
-        <w:tc>
-          <w:tcPr>
-            <w:tcW w:w="1700" w:type="dxa"/>
-            <w:shd w:val="clear" w:color="auto" w:fill="DDEBF7"/>
-            <w:tcMar>
-              <w:top w:w="90" w:type="dxa"/>
-              <w:left w:w="110" w:type="dxa"/>
-              <w:bottom w:w="90" w:type="dxa"/>
-              <w:right w:w="110" w:type="dxa"/>
-            </w:tcMar>
-            <w:vAlign w:val="center"/>
-          </w:tcPr>
-          <w:p>
-            <w:pPr>
-              <w:spacing w:before="0" w:after="0" w:line="270" w:lineRule="auto"/>
-            </w:pPr>
-            <w:r>
-              <w:rPr>
-                <w:rFonts w:ascii="微软雅黑" w:hAnsi="微软雅黑" w:eastAsia="微软雅黑" w:cs="微软雅黑"/>
-                <w:b/>
-                <w:bCs/>
-                <w:color w:val="17365D"/>
-                <w:sz w:val="21"/>
-                <w:szCs w:val="21"/>
-              </w:rPr>
-              <w:t>严重程度</w:t>
-            </w:r>
-          </w:p>
-        </w:tc>
-        <w:tc>
-          <w:tcPr>
-            <w:tcW w:w="3000" w:type="dxa"/>
-            <w:tcMar>
-              <w:top w:w="90" w:type="dxa"/>
-              <w:left w:w="110" w:type="dxa"/>
-              <w:bottom w:w="90" w:type="dxa"/>
-              <w:right w:w="110" w:type="dxa"/>
-            </w:tcMar>
-            <w:vAlign w:val="center"/>
-          </w:tcPr>
-          <w:p>
-            <w:pPr>
-              <w:spacing w:before="0" w:after="0" w:line="280" w:lineRule="auto"/>
-            </w:pPr>
-            <w:r>
-              <w:rPr>
-                <w:rFonts w:ascii="微软雅黑" w:hAnsi="微软雅黑" w:eastAsia="微软雅黑" w:cs="微软雅黑"/>
-                <w:color w:val="222222"/>
-                <w:sz w:val="21"/>
-                <w:szCs w:val="21"/>
-              </w:rPr>
-              <w:t>高</w:t>
-            </w:r>
-          </w:p>
-        </w:tc>
-        <w:tc>
-          <w:tcPr>
-            <w:tcW w:w="1700" w:type="dxa"/>
-            <w:shd w:val="clear" w:color="auto" w:fill="DDEBF7"/>
-            <w:tcMar>
-              <w:top w:w="90" w:type="dxa"/>
-              <w:left w:w="110" w:type="dxa"/>
-              <w:bottom w:w="90" w:type="dxa"/>
-              <w:right w:w="110" w:type="dxa"/>
-            </w:tcMar>
-            <w:vAlign w:val="center"/>
-          </w:tcPr>
-          <w:p>
-            <w:pPr>
-              <w:spacing w:before="0" w:after="0" w:line="270" w:lineRule="auto"/>
-            </w:pPr>
-            <w:r>
-              <w:rPr>
-                <w:rFonts w:ascii="微软雅黑" w:hAnsi="微软雅黑" w:eastAsia="微软雅黑" w:cs="微软雅黑"/>
-                <w:b/>
-                <w:bCs/>
-                <w:color w:val="17365D"/>
-                <w:sz w:val="21"/>
-                <w:szCs w:val="21"/>
-              </w:rPr>
-              <w:t>优先级</w:t>
-            </w:r>
-          </w:p>
-        </w:tc>
-        <w:tc>
-          <w:tcPr>
-            <w:tcW w:w="3000" w:type="dxa"/>
-            <w:tcMar>
-              <w:top w:w="90" w:type="dxa"/>
-              <w:left w:w="110" w:type="dxa"/>
-              <w:bottom w:w="90" w:type="dxa"/>
-              <w:right w:w="110" w:type="dxa"/>
-            </w:tcMar>
-            <w:vAlign w:val="center"/>
-          </w:tcPr>
-          <w:p>
-            <w:pPr>
-              <w:spacing w:before="0" w:after="0" w:line="280" w:lineRule="auto"/>
-            </w:pPr>
-            <w:r>
-              <w:rPr>
-                <w:rFonts w:ascii="微软雅黑" w:hAnsi="微软雅黑" w:eastAsia="微软雅黑" w:cs="微软雅黑"/>
-                <w:color w:val="222222"/>
-                <w:sz w:val="21"/>
-                <w:szCs w:val="21"/>
-              </w:rPr>
-              <w:t>高</w:t>
-            </w:r>
-          </w:p>
-        </w:tc>
-      </w:tr>
-      <w:tr>
-        <w:tblPrEx>
-          <w:tblBorders>
-            <w:top w:val="single" w:color="A6A6A6" w:sz="4" w:space="0"/>
-            <w:left w:val="single" w:color="A6A6A6" w:sz="4" w:space="0"/>
-            <w:bottom w:val="single" w:color="A6A6A6" w:sz="4" w:space="0"/>
-            <w:right w:val="single" w:color="A6A6A6" w:sz="4" w:space="0"/>
-            <w:insideH w:val="single" w:color="A6A6A6" w:sz="4" w:space="0"/>
-            <w:insideV w:val="single" w:color="A6A6A6" w:sz="4" w:space="0"/>
-          </w:tblBorders>
-          <w:tblCellMar>
-            <w:top w:w="0" w:type="dxa"/>
-            <w:left w:w="10" w:type="dxa"/>
-            <w:bottom w:w="0" w:type="dxa"/>
-            <w:right w:w="10" w:type="dxa"/>
-          </w:tblCellMar>
-        </w:tblPrEx>
-        <w:trPr>
-          <w:cantSplit/>
-        </w:trPr>
-        <w:tc>
-          <w:tcPr>
-            <w:tcW w:w="1700" w:type="dxa"/>
-            <w:shd w:val="clear" w:color="auto" w:fill="DDEBF7"/>
-            <w:tcMar>
-              <w:top w:w="90" w:type="dxa"/>
-              <w:left w:w="110" w:type="dxa"/>
-              <w:bottom w:w="90" w:type="dxa"/>
-              <w:right w:w="110" w:type="dxa"/>
-            </w:tcMar>
-            <w:vAlign w:val="center"/>
-          </w:tcPr>
-          <w:p>
-            <w:pPr>
-              <w:spacing w:before="0" w:after="0" w:line="270" w:lineRule="auto"/>
-            </w:pPr>
-            <w:r>
-              <w:rPr>
-                <w:rFonts w:ascii="微软雅黑" w:hAnsi="微软雅黑" w:eastAsia="微软雅黑" w:cs="微软雅黑"/>
-                <w:b/>
-                <w:bCs/>
-                <w:color w:val="17365D"/>
-                <w:sz w:val="21"/>
-                <w:szCs w:val="21"/>
-              </w:rPr>
-              <w:t>缺陷状态</w:t>
-            </w:r>
-          </w:p>
-        </w:tc>
-        <w:tc>
-          <w:tcPr>
-            <w:tcW w:w="3000" w:type="dxa"/>
-            <w:tcMar>
-              <w:top w:w="90" w:type="dxa"/>
-              <w:left w:w="110" w:type="dxa"/>
-              <w:bottom w:w="90" w:type="dxa"/>
-              <w:right w:w="110" w:type="dxa"/>
-            </w:tcMar>
-            <w:vAlign w:val="center"/>
-          </w:tcPr>
-          <w:p>
-            <w:pPr>
-              <w:spacing w:before="0" w:after="0" w:line="280" w:lineRule="auto"/>
-            </w:pPr>
-            <w:r>
-              <w:rPr>
-                <w:rFonts w:ascii="微软雅黑" w:hAnsi="微软雅黑" w:eastAsia="微软雅黑" w:cs="微软雅黑"/>
-                <w:color w:val="222222"/>
-                <w:sz w:val="21"/>
-                <w:szCs w:val="21"/>
-              </w:rPr>
-              <w:t>已确认，待修复</w:t>
-            </w:r>
-          </w:p>
-        </w:tc>
-        <w:tc>
-          <w:tcPr>
-            <w:tcW w:w="1700" w:type="dxa"/>
-            <w:shd w:val="clear" w:color="auto" w:fill="DDEBF7"/>
-            <w:tcMar>
-              <w:top w:w="90" w:type="dxa"/>
-              <w:left w:w="110" w:type="dxa"/>
-              <w:bottom w:w="90" w:type="dxa"/>
-              <w:right w:w="110" w:type="dxa"/>
-            </w:tcMar>
-            <w:vAlign w:val="center"/>
-          </w:tcPr>
-          <w:p>
-            <w:pPr>
-              <w:spacing w:before="0" w:after="0" w:line="270" w:lineRule="auto"/>
-            </w:pPr>
-            <w:r>
-              <w:rPr>
-                <w:rFonts w:ascii="微软雅黑" w:hAnsi="微软雅黑" w:eastAsia="微软雅黑" w:cs="微软雅黑"/>
-                <w:b/>
-                <w:bCs/>
-                <w:color w:val="17365D"/>
-                <w:sz w:val="21"/>
-                <w:szCs w:val="21"/>
-              </w:rPr>
-              <w:t>指派给</w:t>
-            </w:r>
-          </w:p>
-        </w:tc>
-        <w:tc>
-          <w:tcPr>
-            <w:tcW w:w="3000" w:type="dxa"/>
-            <w:tcMar>
-              <w:top w:w="90" w:type="dxa"/>
-              <w:left w:w="110" w:type="dxa"/>
-              <w:bottom w:w="90" w:type="dxa"/>
-              <w:right w:w="110" w:type="dxa"/>
-            </w:tcMar>
-            <w:vAlign w:val="center"/>
-          </w:tcPr>
-          <w:p>
-            <w:pPr>
-              <w:spacing w:before="0" w:after="0" w:line="280" w:lineRule="auto"/>
-              <w:rPr>
-                <w:rFonts w:hint="eastAsia" w:eastAsia="微软雅黑"/>
-                <w:lang w:eastAsia="zh-CN"/>
-              </w:rPr>
-            </w:pPr>
-          </w:p>
-        </w:tc>
-      </w:tr>
-      <w:tr>
-        <w:tblPrEx>
-          <w:tblBorders>
-            <w:top w:val="single" w:color="A6A6A6" w:sz="4" w:space="0"/>
-            <w:left w:val="single" w:color="A6A6A6" w:sz="4" w:space="0"/>
-            <w:bottom w:val="single" w:color="A6A6A6" w:sz="4" w:space="0"/>
-            <w:right w:val="single" w:color="A6A6A6" w:sz="4" w:space="0"/>
-            <w:insideH w:val="single" w:color="A6A6A6" w:sz="4" w:space="0"/>
-            <w:insideV w:val="single" w:color="A6A6A6" w:sz="4" w:space="0"/>
-          </w:tblBorders>
-          <w:tblCellMar>
-            <w:top w:w="0" w:type="dxa"/>
-            <w:left w:w="10" w:type="dxa"/>
-            <w:bottom w:w="0" w:type="dxa"/>
-            <w:right w:w="10" w:type="dxa"/>
-          </w:tblCellMar>
-        </w:tblPrEx>
-        <w:trPr>
-          <w:cantSplit/>
-        </w:trPr>
-        <w:tc>
-          <w:tcPr>
-            <w:tcW w:w="1700" w:type="dxa"/>
-            <w:shd w:val="clear" w:color="auto" w:fill="DDEBF7"/>
-            <w:tcMar>
-              <w:top w:w="90" w:type="dxa"/>
-              <w:left w:w="110" w:type="dxa"/>
-              <w:bottom w:w="90" w:type="dxa"/>
-              <w:right w:w="110" w:type="dxa"/>
-            </w:tcMar>
-            <w:vAlign w:val="center"/>
-          </w:tcPr>
-          <w:p>
-            <w:pPr>
-              <w:spacing w:before="0" w:after="0" w:line="270" w:lineRule="auto"/>
-            </w:pPr>
-            <w:r>
-              <w:rPr>
-                <w:rFonts w:ascii="微软雅黑" w:hAnsi="微软雅黑" w:eastAsia="微软雅黑" w:cs="微软雅黑"/>
-                <w:b/>
-                <w:bCs/>
-                <w:color w:val="17365D"/>
-                <w:sz w:val="21"/>
-                <w:szCs w:val="21"/>
-              </w:rPr>
-              <w:t>抄送给</w:t>
-            </w:r>
-          </w:p>
-        </w:tc>
-        <w:tc>
-          <w:tcPr>
-            <w:tcW w:w="3000" w:type="dxa"/>
-            <w:tcMar>
-              <w:top w:w="90" w:type="dxa"/>
-              <w:left w:w="110" w:type="dxa"/>
-              <w:bottom w:w="90" w:type="dxa"/>
-              <w:right w:w="110" w:type="dxa"/>
-            </w:tcMar>
-            <w:vAlign w:val="center"/>
-          </w:tcPr>
-          <w:p>
-            <w:pPr>
-              <w:spacing w:before="0" w:after="0" w:line="280" w:lineRule="auto"/>
-            </w:pPr>
-          </w:p>
-        </w:tc>
-        <w:tc>
-          <w:tcPr>
-            <w:tcW w:w="1700" w:type="dxa"/>
-            <w:shd w:val="clear" w:color="auto" w:fill="DDEBF7"/>
-            <w:tcMar>
-              <w:top w:w="90" w:type="dxa"/>
-              <w:left w:w="110" w:type="dxa"/>
-              <w:bottom w:w="90" w:type="dxa"/>
-              <w:right w:w="110" w:type="dxa"/>
-            </w:tcMar>
-            <w:vAlign w:val="center"/>
-          </w:tcPr>
-          <w:p>
-            <w:pPr>
-              <w:spacing w:before="0" w:after="0" w:line="270" w:lineRule="auto"/>
-            </w:pPr>
-            <w:r>
-              <w:rPr>
-                <w:rFonts w:ascii="微软雅黑" w:hAnsi="微软雅黑" w:eastAsia="微软雅黑" w:cs="微软雅黑"/>
-                <w:b/>
-                <w:bCs/>
-                <w:color w:val="17365D"/>
-                <w:sz w:val="21"/>
-                <w:szCs w:val="21"/>
-              </w:rPr>
-              <w:t>发现版本</w:t>
-            </w:r>
-          </w:p>
-        </w:tc>
-        <w:tc>
-          <w:tcPr>
-            <w:tcW w:w="3000" w:type="dxa"/>
-            <w:tcMar>
-              <w:top w:w="90" w:type="dxa"/>
-              <w:left w:w="110" w:type="dxa"/>
-              <w:bottom w:w="90" w:type="dxa"/>
-              <w:right w:w="110" w:type="dxa"/>
-            </w:tcMar>
-            <w:vAlign w:val="center"/>
-          </w:tcPr>
-          <w:p>
-            <w:pPr>
-              <w:spacing w:before="0" w:after="0" w:line="280" w:lineRule="auto"/>
-            </w:pPr>
-            <w:r>
-              <w:rPr>
-                <w:rFonts w:ascii="微软雅黑" w:hAnsi="微软雅黑" w:eastAsia="微软雅黑" w:cs="微软雅黑"/>
-                <w:color w:val="222222"/>
-                <w:sz w:val="21"/>
-                <w:szCs w:val="21"/>
-              </w:rPr>
-              <w:t>4f092034a0673e4e9d257376d3513cfb629ca3f9</w:t>
-            </w:r>
-          </w:p>
-        </w:tc>
-      </w:tr>
-      <w:tr>
-        <w:tblPrEx>
-          <w:tblBorders>
-            <w:top w:val="single" w:color="A6A6A6" w:sz="4" w:space="0"/>
-            <w:left w:val="single" w:color="A6A6A6" w:sz="4" w:space="0"/>
-            <w:bottom w:val="single" w:color="A6A6A6" w:sz="4" w:space="0"/>
-            <w:right w:val="single" w:color="A6A6A6" w:sz="4" w:space="0"/>
-            <w:insideH w:val="single" w:color="A6A6A6" w:sz="4" w:space="0"/>
-            <w:insideV w:val="single" w:color="A6A6A6" w:sz="4" w:space="0"/>
-          </w:tblBorders>
-          <w:tblCellMar>
-            <w:top w:w="0" w:type="dxa"/>
-            <w:left w:w="10" w:type="dxa"/>
-            <w:bottom w:w="0" w:type="dxa"/>
-            <w:right w:w="10" w:type="dxa"/>
-          </w:tblCellMar>
-        </w:tblPrEx>
-        <w:trPr>
-          <w:cantSplit/>
-        </w:trPr>
-        <w:tc>
-          <w:tcPr>
-            <w:tcW w:w="1700" w:type="dxa"/>
-            <w:shd w:val="clear" w:color="auto" w:fill="DDEBF7"/>
-            <w:tcMar>
-              <w:top w:w="90" w:type="dxa"/>
-              <w:left w:w="110" w:type="dxa"/>
-              <w:bottom w:w="90" w:type="dxa"/>
-              <w:right w:w="110" w:type="dxa"/>
-            </w:tcMar>
-            <w:vAlign w:val="center"/>
-          </w:tcPr>
-          <w:p>
-            <w:pPr>
-              <w:spacing w:before="0" w:after="0" w:line="270" w:lineRule="auto"/>
-            </w:pPr>
-            <w:r>
-              <w:rPr>
-                <w:rFonts w:ascii="微软雅黑" w:hAnsi="微软雅黑" w:eastAsia="微软雅黑" w:cs="微软雅黑"/>
-                <w:b/>
-                <w:bCs/>
-                <w:color w:val="17365D"/>
-                <w:sz w:val="21"/>
-                <w:szCs w:val="21"/>
-              </w:rPr>
-              <w:t>缺陷标题</w:t>
-            </w:r>
-          </w:p>
-        </w:tc>
-        <w:tc>
-          <w:tcPr>
-            <w:tcW w:w="7700" w:type="dxa"/>
-            <w:gridSpan w:val="3"/>
-            <w:tcMar>
-              <w:top w:w="90" w:type="dxa"/>
-              <w:left w:w="110" w:type="dxa"/>
-              <w:bottom w:w="90" w:type="dxa"/>
-              <w:right w:w="110" w:type="dxa"/>
-            </w:tcMar>
-            <w:vAlign w:val="center"/>
-          </w:tcPr>
-          <w:p>
-            <w:pPr>
-              <w:spacing w:before="0" w:after="0" w:line="280" w:lineRule="auto"/>
-            </w:pPr>
-            <w:r>
-              <w:rPr>
-                <w:rFonts w:ascii="微软雅黑" w:hAnsi="微软雅黑" w:eastAsia="微软雅黑" w:cs="微软雅黑"/>
+                <w:rFonts w:hint="eastAsia" w:ascii="微软雅黑" w:hAnsi="微软雅黑" w:eastAsia="微软雅黑" w:cs="微软雅黑"/>
                 <w:color w:val="222222"/>
                 <w:sz w:val="21"/>
                 <w:szCs w:val="21"/>
@@ -3964,7 +3563,7 @@
     </w:p>
     <w:tbl>
       <w:tblPr>
-        <w:tblStyle w:val="11"/>
+        <w:tblStyle w:val="00000d"/>
         <w:tblW w:w="9200" w:type="dxa"/>
         <w:tblInd w:w="0" w:type="dxa"/>
         <w:tblBorders>
@@ -3988,24 +3587,8 @@
         <w:gridCol w:w="7552"/>
       </w:tblGrid>
       <w:tr>
-        <w:tblPrEx>
-          <w:tblBorders>
-            <w:top w:val="single" w:color="A6A6A6" w:sz="4" w:space="0"/>
-            <w:left w:val="single" w:color="A6A6A6" w:sz="4" w:space="0"/>
-            <w:bottom w:val="single" w:color="A6A6A6" w:sz="4" w:space="0"/>
-            <w:right w:val="single" w:color="A6A6A6" w:sz="4" w:space="0"/>
-            <w:insideH w:val="single" w:color="A6A6A6" w:sz="4" w:space="0"/>
-            <w:insideV w:val="single" w:color="A6A6A6" w:sz="4" w:space="0"/>
-          </w:tblBorders>
-          <w:tblCellMar>
-            <w:top w:w="0" w:type="dxa"/>
-            <w:left w:w="10" w:type="dxa"/>
-            <w:bottom w:w="0" w:type="dxa"/>
-            <w:right w:w="10" w:type="dxa"/>
-          </w:tblCellMar>
-        </w:tblPrEx>
         <w:trPr>
-          <w:cantSplit/>
+          <w:cantSplit w:val="1"/>
         </w:trPr>
         <w:tc>
           <w:tcPr>
@@ -4025,14 +3608,254 @@
             </w:pPr>
             <w:r>
               <w:rPr>
-                <w:rFonts w:ascii="微软雅黑" w:hAnsi="微软雅黑" w:eastAsia="微软雅黑" w:cs="微软雅黑"/>
-                <w:b/>
-                <w:bCs/>
+                <w:rFonts w:hint="eastAsia" w:ascii="微软雅黑" w:hAnsi="微软雅黑" w:eastAsia="微软雅黑" w:cs="微软雅黑"/>
+                <w:b w:val="1"/>
+                <w:bCs w:val="1"/>
                 <w:color w:val="17365D"/>
                 <w:sz w:val="21"/>
                 <w:szCs w:val="21"/>
               </w:rPr>
               <w:t>详细描述</w:t>
+            </w:r>
+          </w:p>
+        </w:tc>
+        <w:tc>
+          <w:tcPr>
+            <w:tcW w:w="7700" w:type="dxa"/>
+            <w:tcMar>
+              <w:top w:w="90" w:type="dxa"/>
+              <w:left w:w="110" w:type="dxa"/>
+              <w:bottom w:w="90" w:type="dxa"/>
+              <w:right w:w="110" w:type="dxa"/>
+            </w:tcMar>
+            <w:vAlign w:val="center"/>
+          </w:tcPr>
+          <w:p>
+            <w:pPr>
+              <w:spacing w:before="0" w:after="0" w:line="280" w:lineRule="auto"/>
+            </w:pPr>
+            <w:r>
+              <w:rPr>
+                <w:rFonts w:hint="eastAsia" w:ascii="微软雅黑" w:hAnsi="微软雅黑" w:eastAsia="微软雅黑" w:cs="微软雅黑"/>
+                <w:color w:val="222222"/>
+                <w:sz w:val="21"/>
+                <w:szCs w:val="21"/>
+              </w:rPr>
+              <w:t>函数文档明确声明 depth_map 可为 (S,H,W,1) 或 (S,H,W)，但实现对每帧数据无条件执行 squeeze(-1)。三维输入下，W=1 时宽度维被删除，W&gt;1 时 squeeze 直接抛出异常，因此文档声明的全部 (S,H,W) 输入都无法正常处理。</w:t>
+            </w:r>
+          </w:p>
+        </w:tc>
+      </w:tr>
+      <w:tr>
+        <w:trPr>
+          <w:cantSplit w:val="1"/>
+        </w:trPr>
+        <w:tc>
+          <w:tcPr>
+            <w:tcW w:w="1700" w:type="dxa"/>
+            <w:shd w:val="clear" w:color="auto" w:fill="DDEBF7"/>
+            <w:tcMar>
+              <w:top w:w="90" w:type="dxa"/>
+              <w:left w:w="110" w:type="dxa"/>
+              <w:bottom w:w="90" w:type="dxa"/>
+              <w:right w:w="110" w:type="dxa"/>
+            </w:tcMar>
+            <w:vAlign w:val="center"/>
+          </w:tcPr>
+          <w:p>
+            <w:pPr>
+              <w:spacing w:before="0" w:after="0" w:line="270" w:lineRule="auto"/>
+            </w:pPr>
+            <w:r>
+              <w:rPr>
+                <w:rFonts w:hint="eastAsia" w:ascii="微软雅黑" w:hAnsi="微软雅黑" w:eastAsia="微软雅黑" w:cs="微软雅黑"/>
+                <w:b w:val="1"/>
+                <w:bCs w:val="1"/>
+                <w:color w:val="17365D"/>
+                <w:sz w:val="21"/>
+                <w:szCs w:val="21"/>
+              </w:rPr>
+              <w:t>复现步骤</w:t>
+            </w:r>
+          </w:p>
+        </w:tc>
+        <w:tc>
+          <w:tcPr>
+            <w:tcW w:w="7700" w:type="dxa"/>
+            <w:tcMar>
+              <w:top w:w="90" w:type="dxa"/>
+              <w:left w:w="110" w:type="dxa"/>
+              <w:bottom w:w="90" w:type="dxa"/>
+              <w:right w:w="110" w:type="dxa"/>
+            </w:tcMar>
+            <w:vAlign w:val="center"/>
+          </w:tcPr>
+          <w:p>
+            <w:pPr>
+              <w:spacing w:before="0" w:after="0" w:line="280" w:lineRule="auto"/>
+            </w:pPr>
+            <w:r>
+              <w:rPr>
+                <w:rFonts w:hint="eastAsia" w:ascii="微软雅黑" w:hAnsi="微软雅黑" w:eastAsia="微软雅黑" w:cs="微软雅黑"/>
+                <w:color w:val="222222"/>
+                <w:sz w:val="21"/>
+                <w:szCs w:val="21"/>
+              </w:rPr>
+              <w:t>1. 构造 depth_map=np.ones((2,1,1))、两帧单位内参和单位外参。2. 调用 unproject_depth_map_to_point_map。3. 记录 ValueError。4. 将 depth_map 改为 np.ones((2,1,2))，再次调用并记录另一 ValueError。5. 将输入改为 np.ones((2,1,2,1)) 作为对照，函数成功返回。</w:t>
+            </w:r>
+          </w:p>
+        </w:tc>
+      </w:tr>
+      <w:tr>
+        <w:trPr>
+          <w:cantSplit w:val="1"/>
+        </w:trPr>
+        <w:tc>
+          <w:tcPr>
+            <w:tcW w:w="1700" w:type="dxa"/>
+            <w:shd w:val="clear" w:color="auto" w:fill="DDEBF7"/>
+            <w:tcMar>
+              <w:top w:w="90" w:type="dxa"/>
+              <w:left w:w="110" w:type="dxa"/>
+              <w:bottom w:w="90" w:type="dxa"/>
+              <w:right w:w="110" w:type="dxa"/>
+            </w:tcMar>
+            <w:vAlign w:val="center"/>
+          </w:tcPr>
+          <w:p>
+            <w:pPr>
+              <w:spacing w:before="0" w:after="0" w:line="270" w:lineRule="auto"/>
+            </w:pPr>
+            <w:r>
+              <w:rPr>
+                <w:rFonts w:hint="eastAsia" w:ascii="微软雅黑" w:hAnsi="微软雅黑" w:eastAsia="微软雅黑" w:cs="微软雅黑"/>
+                <w:b w:val="1"/>
+                <w:bCs w:val="1"/>
+                <w:color w:val="17365D"/>
+                <w:sz w:val="21"/>
+                <w:szCs w:val="21"/>
+              </w:rPr>
+              <w:t>预期结果</w:t>
+            </w:r>
+          </w:p>
+        </w:tc>
+        <w:tc>
+          <w:tcPr>
+            <w:tcW w:w="7700" w:type="dxa"/>
+            <w:tcMar>
+              <w:top w:w="90" w:type="dxa"/>
+              <w:left w:w="110" w:type="dxa"/>
+              <w:bottom w:w="90" w:type="dxa"/>
+              <w:right w:w="110" w:type="dxa"/>
+            </w:tcMar>
+            <w:vAlign w:val="center"/>
+          </w:tcPr>
+          <w:p>
+            <w:pPr>
+              <w:spacing w:before="0" w:after="0" w:line="280" w:lineRule="auto"/>
+            </w:pPr>
+            <w:r>
+              <w:rPr>
+                <w:rFonts w:hint="eastAsia" w:ascii="微软雅黑" w:hAnsi="微软雅黑" w:eastAsia="微软雅黑" w:cs="微软雅黑"/>
+                <w:color w:val="222222"/>
+                <w:sz w:val="21"/>
+                <w:szCs w:val="21"/>
+              </w:rPr>
+              <w:t>(S,H,W) 与 (S,H,W,1) 两种输入均应成功，返回 shape=(S,H,W,3) 的世界坐标点图；相同深度数据的两种表示应产生等价结果。</w:t>
+            </w:r>
+          </w:p>
+        </w:tc>
+      </w:tr>
+      <w:tr>
+        <w:trPr>
+          <w:cantSplit w:val="1"/>
+        </w:trPr>
+        <w:tc>
+          <w:tcPr>
+            <w:tcW w:w="1700" w:type="dxa"/>
+            <w:shd w:val="clear" w:color="auto" w:fill="DDEBF7"/>
+            <w:tcMar>
+              <w:top w:w="90" w:type="dxa"/>
+              <w:left w:w="110" w:type="dxa"/>
+              <w:bottom w:w="90" w:type="dxa"/>
+              <w:right w:w="110" w:type="dxa"/>
+            </w:tcMar>
+            <w:vAlign w:val="center"/>
+          </w:tcPr>
+          <w:p>
+            <w:pPr>
+              <w:spacing w:before="0" w:after="0" w:line="270" w:lineRule="auto"/>
+            </w:pPr>
+            <w:r>
+              <w:rPr>
+                <w:rFonts w:hint="eastAsia" w:ascii="微软雅黑" w:hAnsi="微软雅黑" w:eastAsia="微软雅黑" w:cs="微软雅黑"/>
+                <w:b w:val="1"/>
+                <w:bCs w:val="1"/>
+                <w:color w:val="17365D"/>
+                <w:sz w:val="21"/>
+                <w:szCs w:val="21"/>
+              </w:rPr>
+              <w:t>实际结果</w:t>
+            </w:r>
+          </w:p>
+        </w:tc>
+        <w:tc>
+          <w:tcPr>
+            <w:tcW w:w="7700" w:type="dxa"/>
+            <w:tcMar>
+              <w:top w:w="90" w:type="dxa"/>
+              <w:left w:w="110" w:type="dxa"/>
+              <w:bottom w:w="90" w:type="dxa"/>
+              <w:right w:w="110" w:type="dxa"/>
+            </w:tcMar>
+            <w:vAlign w:val="center"/>
+          </w:tcPr>
+          <w:p>
+            <w:pPr>
+              <w:spacing w:before="0" w:after="0" w:line="280" w:lineRule="auto"/>
+            </w:pPr>
+            <w:r>
+              <w:rPr>
+                <w:rFonts w:hint="eastAsia" w:ascii="微软雅黑" w:hAnsi="微软雅黑" w:eastAsia="微软雅黑" w:cs="微软雅黑"/>
+                <w:color w:val="222222"/>
+                <w:sz w:val="21"/>
+                <w:szCs w:val="21"/>
+              </w:rPr>
+              <w:t>shape=(2,1,1) 时抛出：ValueError: not enough values to unpack (expected 2, got 1)。shape=(2,1,2) 时抛出：ValueError: cannot select an axis to squeeze out which has size not equal to one。shape=(2,1,2,1) 的对照输入成功，返回 shape=(2,1,2,3)。</w:t>
+            </w:r>
+          </w:p>
+        </w:tc>
+      </w:tr>
+      <w:tr>
+        <w:trPr>
+          <w:cantSplit w:val="1"/>
+        </w:trPr>
+        <w:tc>
+          <w:tcPr>
+            <w:tcW w:w="1700" w:type="dxa"/>
+            <w:shd w:val="clear" w:color="auto" w:fill="DDEBF7"/>
+            <w:tcMar>
+              <w:top w:w="90" w:type="dxa"/>
+              <w:left w:w="110" w:type="dxa"/>
+              <w:bottom w:w="90" w:type="dxa"/>
+              <w:right w:w="110" w:type="dxa"/>
+            </w:tcMar>
+            <w:vAlign w:val="center"/>
+          </w:tcPr>
+          <w:p>
+            <w:pPr>
+              <w:spacing w:before="0" w:after="0" w:line="270" w:lineRule="auto"/>
+            </w:pPr>
+            <w:r>
+              <w:rPr>
+                <w:rFonts w:hint="eastAsia" w:ascii="微软雅黑" w:hAnsi="微软雅黑" w:eastAsia="微软雅黑" w:cs="微软雅黑"/>
+                <w:b w:val="1"/>
+                <w:bCs w:val="1"/>
+                <w:color w:val="17365D"/>
+                <w:sz w:val="21"/>
+                <w:szCs w:val="21"/>
+              </w:rPr>
+              <w:t>附件</w:t>
             </w:r>
           </w:p>
         </w:tc>
@@ -4058,30 +3881,14 @@
                 <w:sz w:val="21"/>
                 <w:szCs w:val="21"/>
               </w:rPr>
-              <w:t>函数文档明确声明 depth_map 可为 (S,H,W,1) 或 (S,H,W)，但实现对每帧数据无条件执行 squeeze(-1)。三维输入下，W=1 时宽度维被删除，W&gt;1 时 squeeze 直接抛出异常，因此文档声明的全部 (S,H,W) 输入都无法正常处理。</w:t>
+              <w:t>test_results/module1/DEF-M1-001_reproduction.txt</w:t>
             </w:r>
           </w:p>
         </w:tc>
       </w:tr>
       <w:tr>
-        <w:tblPrEx>
-          <w:tblBorders>
-            <w:top w:val="single" w:color="A6A6A6" w:sz="4" w:space="0"/>
-            <w:left w:val="single" w:color="A6A6A6" w:sz="4" w:space="0"/>
-            <w:bottom w:val="single" w:color="A6A6A6" w:sz="4" w:space="0"/>
-            <w:right w:val="single" w:color="A6A6A6" w:sz="4" w:space="0"/>
-            <w:insideH w:val="single" w:color="A6A6A6" w:sz="4" w:space="0"/>
-            <w:insideV w:val="single" w:color="A6A6A6" w:sz="4" w:space="0"/>
-          </w:tblBorders>
-          <w:tblCellMar>
-            <w:top w:w="0" w:type="dxa"/>
-            <w:left w:w="10" w:type="dxa"/>
-            <w:bottom w:w="0" w:type="dxa"/>
-            <w:right w:w="10" w:type="dxa"/>
-          </w:tblCellMar>
-        </w:tblPrEx>
         <w:trPr>
-          <w:cantSplit/>
+          <w:cantSplit w:val="1"/>
         </w:trPr>
         <w:tc>
           <w:tcPr>
@@ -4101,14 +3908,14 @@
             </w:pPr>
             <w:r>
               <w:rPr>
-                <w:rFonts w:ascii="微软雅黑" w:hAnsi="微软雅黑" w:eastAsia="微软雅黑" w:cs="微软雅黑"/>
-                <w:b/>
-                <w:bCs/>
+                <w:rFonts w:hint="eastAsia" w:ascii="微软雅黑" w:hAnsi="微软雅黑" w:eastAsia="微软雅黑" w:cs="微软雅黑"/>
+                <w:b w:val="1"/>
+                <w:bCs w:val="1"/>
                 <w:color w:val="17365D"/>
                 <w:sz w:val="21"/>
                 <w:szCs w:val="21"/>
               </w:rPr>
-              <w:t>复现步骤</w:t>
+              <w:t>关联缺陷</w:t>
             </w:r>
           </w:p>
         </w:tc>
@@ -4126,42 +3933,24 @@
           <w:p>
             <w:pPr>
               <w:spacing w:before="0" w:after="0" w:line="280" w:lineRule="auto"/>
-            </w:pPr>
-            <w:r>
-              <w:rPr>
-                <w:rFonts w:ascii="微软雅黑" w:hAnsi="微软雅黑" w:eastAsia="微软雅黑" w:cs="微软雅黑"/>
-                <w:color w:val="222222"/>
-                <w:sz w:val="21"/>
-                <w:szCs w:val="21"/>
-              </w:rPr>
-              <w:t>1. 构造 depth_map=np.ones((2,1,1))、两帧单位内参和单位外参。
-2. 调用 unproject_depth_map_to_point_map。
-3. 记录 ValueError。
-4. 将 depth_map 改为 np.ones((2,1,2))，再次调用并记录另一 ValueError。
-5. 将输入改为 np.ones((2,1,2,1)) 作为对照，函数成功返回。</w:t>
+              <w:rPr>
+                <w:rFonts w:hint="eastAsia" w:eastAsia="微软雅黑"/>
+                <w:lang w:val="en-US" w:eastAsia="zh-CN"/>
+              </w:rPr>
+            </w:pPr>
+            <w:r>
+              <w:rPr>
+                <w:rFonts w:hint="eastAsia"/>
+                <w:lang w:val="en-US" w:eastAsia="zh-CN"/>
+              </w:rPr>
+              <w:t>无</w:t>
             </w:r>
           </w:p>
         </w:tc>
       </w:tr>
       <w:tr>
-        <w:tblPrEx>
-          <w:tblBorders>
-            <w:top w:val="single" w:color="A6A6A6" w:sz="4" w:space="0"/>
-            <w:left w:val="single" w:color="A6A6A6" w:sz="4" w:space="0"/>
-            <w:bottom w:val="single" w:color="A6A6A6" w:sz="4" w:space="0"/>
-            <w:right w:val="single" w:color="A6A6A6" w:sz="4" w:space="0"/>
-            <w:insideH w:val="single" w:color="A6A6A6" w:sz="4" w:space="0"/>
-            <w:insideV w:val="single" w:color="A6A6A6" w:sz="4" w:space="0"/>
-          </w:tblBorders>
-          <w:tblCellMar>
-            <w:top w:w="0" w:type="dxa"/>
-            <w:left w:w="10" w:type="dxa"/>
-            <w:bottom w:w="0" w:type="dxa"/>
-            <w:right w:w="10" w:type="dxa"/>
-          </w:tblCellMar>
-        </w:tblPrEx>
         <w:trPr>
-          <w:cantSplit/>
+          <w:cantSplit w:val="1"/>
         </w:trPr>
         <w:tc>
           <w:tcPr>
@@ -4181,14 +3970,14 @@
             </w:pPr>
             <w:r>
               <w:rPr>
-                <w:rFonts w:ascii="微软雅黑" w:hAnsi="微软雅黑" w:eastAsia="微软雅黑" w:cs="微软雅黑"/>
-                <w:b/>
-                <w:bCs/>
+                <w:rFonts w:hint="eastAsia" w:ascii="微软雅黑" w:hAnsi="微软雅黑" w:eastAsia="微软雅黑" w:cs="微软雅黑"/>
+                <w:b w:val="1"/>
+                <w:bCs w:val="1"/>
                 <w:color w:val="17365D"/>
                 <w:sz w:val="21"/>
                 <w:szCs w:val="21"/>
               </w:rPr>
-              <w:t>预期结果</w:t>
+              <w:t>备注</w:t>
             </w:r>
           </w:p>
         </w:tc>
@@ -4209,315 +3998,7 @@
             </w:pPr>
             <w:r>
               <w:rPr>
-                <w:rFonts w:ascii="微软雅黑" w:hAnsi="微软雅黑" w:eastAsia="微软雅黑" w:cs="微软雅黑"/>
-                <w:color w:val="222222"/>
-                <w:sz w:val="21"/>
-                <w:szCs w:val="21"/>
-              </w:rPr>
-              <w:t>(S,H,W) 与 (S,H,W,1) 两种输入均应成功，返回 shape=(S,H,W,3) 的世界坐标点图；相同深度数据的两种表示应产生等价结果。</w:t>
-            </w:r>
-          </w:p>
-        </w:tc>
-      </w:tr>
-      <w:tr>
-        <w:tblPrEx>
-          <w:tblBorders>
-            <w:top w:val="single" w:color="A6A6A6" w:sz="4" w:space="0"/>
-            <w:left w:val="single" w:color="A6A6A6" w:sz="4" w:space="0"/>
-            <w:bottom w:val="single" w:color="A6A6A6" w:sz="4" w:space="0"/>
-            <w:right w:val="single" w:color="A6A6A6" w:sz="4" w:space="0"/>
-            <w:insideH w:val="single" w:color="A6A6A6" w:sz="4" w:space="0"/>
-            <w:insideV w:val="single" w:color="A6A6A6" w:sz="4" w:space="0"/>
-          </w:tblBorders>
-          <w:tblCellMar>
-            <w:top w:w="0" w:type="dxa"/>
-            <w:left w:w="10" w:type="dxa"/>
-            <w:bottom w:w="0" w:type="dxa"/>
-            <w:right w:w="10" w:type="dxa"/>
-          </w:tblCellMar>
-        </w:tblPrEx>
-        <w:trPr>
-          <w:cantSplit/>
-        </w:trPr>
-        <w:tc>
-          <w:tcPr>
-            <w:tcW w:w="1700" w:type="dxa"/>
-            <w:shd w:val="clear" w:color="auto" w:fill="DDEBF7"/>
-            <w:tcMar>
-              <w:top w:w="90" w:type="dxa"/>
-              <w:left w:w="110" w:type="dxa"/>
-              <w:bottom w:w="90" w:type="dxa"/>
-              <w:right w:w="110" w:type="dxa"/>
-            </w:tcMar>
-            <w:vAlign w:val="center"/>
-          </w:tcPr>
-          <w:p>
-            <w:pPr>
-              <w:spacing w:before="0" w:after="0" w:line="270" w:lineRule="auto"/>
-            </w:pPr>
-            <w:r>
-              <w:rPr>
-                <w:rFonts w:ascii="微软雅黑" w:hAnsi="微软雅黑" w:eastAsia="微软雅黑" w:cs="微软雅黑"/>
-                <w:b/>
-                <w:bCs/>
-                <w:color w:val="17365D"/>
-                <w:sz w:val="21"/>
-                <w:szCs w:val="21"/>
-              </w:rPr>
-              <w:t>实际结果</w:t>
-            </w:r>
-          </w:p>
-        </w:tc>
-        <w:tc>
-          <w:tcPr>
-            <w:tcW w:w="7700" w:type="dxa"/>
-            <w:tcMar>
-              <w:top w:w="90" w:type="dxa"/>
-              <w:left w:w="110" w:type="dxa"/>
-              <w:bottom w:w="90" w:type="dxa"/>
-              <w:right w:w="110" w:type="dxa"/>
-            </w:tcMar>
-            <w:vAlign w:val="center"/>
-          </w:tcPr>
-          <w:p>
-            <w:pPr>
-              <w:spacing w:before="0" w:after="0" w:line="280" w:lineRule="auto"/>
-            </w:pPr>
-            <w:r>
-              <w:rPr>
-                <w:rFonts w:ascii="微软雅黑" w:hAnsi="微软雅黑" w:eastAsia="微软雅黑" w:cs="微软雅黑"/>
-                <w:color w:val="222222"/>
-                <w:sz w:val="21"/>
-                <w:szCs w:val="21"/>
-              </w:rPr>
-              <w:t>shape=(2,1,1) 时抛出：ValueError: not enough values to unpack (expected 2, got 1)。
-shape=(2,1,2) 时抛出：ValueError: cannot select an axis to squeeze out which has size not equal to one。
-shape=(2,1,2,1) 的对照输入成功，返回 shape=(2,1,2,3)。</w:t>
-            </w:r>
-          </w:p>
-        </w:tc>
-      </w:tr>
-      <w:tr>
-        <w:tblPrEx>
-          <w:tblBorders>
-            <w:top w:val="single" w:color="A6A6A6" w:sz="4" w:space="0"/>
-            <w:left w:val="single" w:color="A6A6A6" w:sz="4" w:space="0"/>
-            <w:bottom w:val="single" w:color="A6A6A6" w:sz="4" w:space="0"/>
-            <w:right w:val="single" w:color="A6A6A6" w:sz="4" w:space="0"/>
-            <w:insideH w:val="single" w:color="A6A6A6" w:sz="4" w:space="0"/>
-            <w:insideV w:val="single" w:color="A6A6A6" w:sz="4" w:space="0"/>
-          </w:tblBorders>
-          <w:tblCellMar>
-            <w:top w:w="0" w:type="dxa"/>
-            <w:left w:w="10" w:type="dxa"/>
-            <w:bottom w:w="0" w:type="dxa"/>
-            <w:right w:w="10" w:type="dxa"/>
-          </w:tblCellMar>
-        </w:tblPrEx>
-        <w:trPr>
-          <w:cantSplit/>
-        </w:trPr>
-        <w:tc>
-          <w:tcPr>
-            <w:tcW w:w="1700" w:type="dxa"/>
-            <w:shd w:val="clear" w:color="auto" w:fill="DDEBF7"/>
-            <w:tcMar>
-              <w:top w:w="90" w:type="dxa"/>
-              <w:left w:w="110" w:type="dxa"/>
-              <w:bottom w:w="90" w:type="dxa"/>
-              <w:right w:w="110" w:type="dxa"/>
-            </w:tcMar>
-            <w:vAlign w:val="center"/>
-          </w:tcPr>
-          <w:p>
-            <w:pPr>
-              <w:spacing w:before="0" w:after="0" w:line="270" w:lineRule="auto"/>
-            </w:pPr>
-            <w:r>
-              <w:rPr>
-                <w:rFonts w:ascii="微软雅黑" w:hAnsi="微软雅黑" w:eastAsia="微软雅黑" w:cs="微软雅黑"/>
-                <w:b/>
-                <w:bCs/>
-                <w:color w:val="17365D"/>
-                <w:sz w:val="21"/>
-                <w:szCs w:val="21"/>
-              </w:rPr>
-              <w:t>附件</w:t>
-            </w:r>
-          </w:p>
-        </w:tc>
-        <w:tc>
-          <w:tcPr>
-            <w:tcW w:w="7700" w:type="dxa"/>
-            <w:tcMar>
-              <w:top w:w="90" w:type="dxa"/>
-              <w:left w:w="110" w:type="dxa"/>
-              <w:bottom w:w="90" w:type="dxa"/>
-              <w:right w:w="110" w:type="dxa"/>
-            </w:tcMar>
-            <w:vAlign w:val="center"/>
-          </w:tcPr>
-          <w:p>
-            <w:pPr>
-              <w:spacing w:before="0" w:after="0" w:line="280" w:lineRule="auto"/>
-            </w:pPr>
-            <w:r>
-              <w:rPr>
-                <w:rFonts w:ascii="微软雅黑" w:hAnsi="微软雅黑" w:eastAsia="微软雅黑" w:cs="微软雅黑"/>
-                <w:color w:val="222222"/>
-                <w:sz w:val="21"/>
-                <w:szCs w:val="21"/>
-              </w:rPr>
-              <w:t>test_results/module1/DEF-M1-001_reproduction.txt</w:t>
-            </w:r>
-          </w:p>
-        </w:tc>
-      </w:tr>
-      <w:tr>
-        <w:tblPrEx>
-          <w:tblBorders>
-            <w:top w:val="single" w:color="A6A6A6" w:sz="4" w:space="0"/>
-            <w:left w:val="single" w:color="A6A6A6" w:sz="4" w:space="0"/>
-            <w:bottom w:val="single" w:color="A6A6A6" w:sz="4" w:space="0"/>
-            <w:right w:val="single" w:color="A6A6A6" w:sz="4" w:space="0"/>
-            <w:insideH w:val="single" w:color="A6A6A6" w:sz="4" w:space="0"/>
-            <w:insideV w:val="single" w:color="A6A6A6" w:sz="4" w:space="0"/>
-          </w:tblBorders>
-          <w:tblCellMar>
-            <w:top w:w="0" w:type="dxa"/>
-            <w:left w:w="10" w:type="dxa"/>
-            <w:bottom w:w="0" w:type="dxa"/>
-            <w:right w:w="10" w:type="dxa"/>
-          </w:tblCellMar>
-        </w:tblPrEx>
-        <w:trPr>
-          <w:cantSplit/>
-        </w:trPr>
-        <w:tc>
-          <w:tcPr>
-            <w:tcW w:w="1700" w:type="dxa"/>
-            <w:shd w:val="clear" w:color="auto" w:fill="DDEBF7"/>
-            <w:tcMar>
-              <w:top w:w="90" w:type="dxa"/>
-              <w:left w:w="110" w:type="dxa"/>
-              <w:bottom w:w="90" w:type="dxa"/>
-              <w:right w:w="110" w:type="dxa"/>
-            </w:tcMar>
-            <w:vAlign w:val="center"/>
-          </w:tcPr>
-          <w:p>
-            <w:pPr>
-              <w:spacing w:before="0" w:after="0" w:line="270" w:lineRule="auto"/>
-            </w:pPr>
-            <w:r>
-              <w:rPr>
-                <w:rFonts w:ascii="微软雅黑" w:hAnsi="微软雅黑" w:eastAsia="微软雅黑" w:cs="微软雅黑"/>
-                <w:b/>
-                <w:bCs/>
-                <w:color w:val="17365D"/>
-                <w:sz w:val="21"/>
-                <w:szCs w:val="21"/>
-              </w:rPr>
-              <w:t>关联缺陷</w:t>
-            </w:r>
-          </w:p>
-        </w:tc>
-        <w:tc>
-          <w:tcPr>
-            <w:tcW w:w="7700" w:type="dxa"/>
-            <w:tcMar>
-              <w:top w:w="90" w:type="dxa"/>
-              <w:left w:w="110" w:type="dxa"/>
-              <w:bottom w:w="90" w:type="dxa"/>
-              <w:right w:w="110" w:type="dxa"/>
-            </w:tcMar>
-            <w:vAlign w:val="center"/>
-          </w:tcPr>
-          <w:p>
-            <w:pPr>
-              <w:spacing w:before="0" w:after="0" w:line="280" w:lineRule="auto"/>
-              <w:rPr>
-                <w:rFonts w:hint="eastAsia" w:eastAsia="微软雅黑"/>
-                <w:lang w:val="en-US" w:eastAsia="zh-CN"/>
-              </w:rPr>
-            </w:pPr>
-            <w:r>
-              <w:rPr>
-                <w:rFonts w:hint="eastAsia"/>
-                <w:lang w:val="en-US" w:eastAsia="zh-CN"/>
-              </w:rPr>
-              <w:t>无</w:t>
-            </w:r>
-          </w:p>
-        </w:tc>
-      </w:tr>
-      <w:tr>
-        <w:tblPrEx>
-          <w:tblBorders>
-            <w:top w:val="single" w:color="A6A6A6" w:sz="4" w:space="0"/>
-            <w:left w:val="single" w:color="A6A6A6" w:sz="4" w:space="0"/>
-            <w:bottom w:val="single" w:color="A6A6A6" w:sz="4" w:space="0"/>
-            <w:right w:val="single" w:color="A6A6A6" w:sz="4" w:space="0"/>
-            <w:insideH w:val="single" w:color="A6A6A6" w:sz="4" w:space="0"/>
-            <w:insideV w:val="single" w:color="A6A6A6" w:sz="4" w:space="0"/>
-          </w:tblBorders>
-          <w:tblCellMar>
-            <w:top w:w="0" w:type="dxa"/>
-            <w:left w:w="10" w:type="dxa"/>
-            <w:bottom w:w="0" w:type="dxa"/>
-            <w:right w:w="10" w:type="dxa"/>
-          </w:tblCellMar>
-        </w:tblPrEx>
-        <w:trPr>
-          <w:cantSplit/>
-        </w:trPr>
-        <w:tc>
-          <w:tcPr>
-            <w:tcW w:w="1700" w:type="dxa"/>
-            <w:shd w:val="clear" w:color="auto" w:fill="DDEBF7"/>
-            <w:tcMar>
-              <w:top w:w="90" w:type="dxa"/>
-              <w:left w:w="110" w:type="dxa"/>
-              <w:bottom w:w="90" w:type="dxa"/>
-              <w:right w:w="110" w:type="dxa"/>
-            </w:tcMar>
-            <w:vAlign w:val="center"/>
-          </w:tcPr>
-          <w:p>
-            <w:pPr>
-              <w:spacing w:before="0" w:after="0" w:line="270" w:lineRule="auto"/>
-            </w:pPr>
-            <w:r>
-              <w:rPr>
-                <w:rFonts w:ascii="微软雅黑" w:hAnsi="微软雅黑" w:eastAsia="微软雅黑" w:cs="微软雅黑"/>
-                <w:b/>
-                <w:bCs/>
-                <w:color w:val="17365D"/>
-                <w:sz w:val="21"/>
-                <w:szCs w:val="21"/>
-              </w:rPr>
-              <w:t>备注</w:t>
-            </w:r>
-          </w:p>
-        </w:tc>
-        <w:tc>
-          <w:tcPr>
-            <w:tcW w:w="7700" w:type="dxa"/>
-            <w:tcMar>
-              <w:top w:w="90" w:type="dxa"/>
-              <w:left w:w="110" w:type="dxa"/>
-              <w:bottom w:w="90" w:type="dxa"/>
-              <w:right w:w="110" w:type="dxa"/>
-            </w:tcMar>
-            <w:vAlign w:val="center"/>
-          </w:tcPr>
-          <w:p>
-            <w:pPr>
-              <w:spacing w:before="0" w:after="0" w:line="280" w:lineRule="auto"/>
-            </w:pPr>
-            <w:r>
-              <w:rPr>
-                <w:rFonts w:ascii="微软雅黑" w:hAnsi="微软雅黑" w:eastAsia="微软雅黑" w:cs="微软雅黑"/>
+                <w:rFonts w:hint="eastAsia" w:ascii="微软雅黑" w:hAnsi="微软雅黑" w:eastAsia="微软雅黑" w:cs="微软雅黑"/>
                 <w:color w:val="222222"/>
                 <w:sz w:val="21"/>
                 <w:szCs w:val="21"/>
@@ -4529,17 +4010,21 @@
       </w:tr>
     </w:tbl>
     <w:p>
+      <w:pPr/>
       <w:r>
         <w:br w:type="page"/>
       </w:r>
     </w:p>
     <w:p>
       <w:pPr>
-        <w:pStyle w:val="4"/>
-        <w:keepNext/>
+        <w:pStyle w:val="000008"/>
+        <w:keepNext w:val="1"/>
         <w:spacing w:before="180" w:after="100"/>
       </w:pPr>
       <w:r>
+        <w:rPr>
+          <w:rFonts w:hint="eastAsia"/>
+        </w:rPr>
         <w:t>3.4.2 缺陷处理记录</w:t>
       </w:r>
     </w:p>
@@ -4549,9 +4034,9 @@
       </w:pPr>
       <w:r>
         <w:rPr>
-          <w:rFonts w:ascii="微软雅黑" w:hAnsi="微软雅黑" w:eastAsia="微软雅黑" w:cs="微软雅黑"/>
-          <w:i/>
-          <w:iCs/>
+          <w:rFonts w:hint="eastAsia" w:ascii="微软雅黑" w:hAnsi="微软雅黑" w:eastAsia="微软雅黑" w:cs="微软雅黑"/>
+          <w:i w:val="1"/>
+          <w:iCs w:val="1"/>
           <w:color w:val="666666"/>
           <w:sz w:val="21"/>
           <w:szCs w:val="21"/>
@@ -4561,7 +4046,7 @@
     </w:p>
     <w:tbl>
       <w:tblPr>
-        <w:tblStyle w:val="11"/>
+        <w:tblStyle w:val="00000d"/>
         <w:tblW w:w="9200" w:type="dxa"/>
         <w:tblInd w:w="0" w:type="dxa"/>
         <w:tblBorders>
@@ -4587,24 +4072,8 @@
         <w:gridCol w:w="2931"/>
       </w:tblGrid>
       <w:tr>
-        <w:tblPrEx>
-          <w:tblBorders>
-            <w:top w:val="single" w:color="A6A6A6" w:sz="4" w:space="0"/>
-            <w:left w:val="single" w:color="A6A6A6" w:sz="4" w:space="0"/>
-            <w:bottom w:val="single" w:color="A6A6A6" w:sz="4" w:space="0"/>
-            <w:right w:val="single" w:color="A6A6A6" w:sz="4" w:space="0"/>
-            <w:insideH w:val="single" w:color="A6A6A6" w:sz="4" w:space="0"/>
-            <w:insideV w:val="single" w:color="A6A6A6" w:sz="4" w:space="0"/>
-          </w:tblBorders>
-          <w:tblCellMar>
-            <w:top w:w="0" w:type="dxa"/>
-            <w:left w:w="10" w:type="dxa"/>
-            <w:bottom w:w="0" w:type="dxa"/>
-            <w:right w:w="10" w:type="dxa"/>
-          </w:tblCellMar>
-        </w:tblPrEx>
         <w:trPr>
-          <w:cantSplit/>
+          <w:cantSplit w:val="1"/>
         </w:trPr>
         <w:tc>
           <w:tcPr>
@@ -4624,9 +4093,9 @@
             </w:pPr>
             <w:r>
               <w:rPr>
-                <w:rFonts w:ascii="微软雅黑" w:hAnsi="微软雅黑" w:eastAsia="微软雅黑" w:cs="微软雅黑"/>
-                <w:b/>
-                <w:bCs/>
+                <w:rFonts w:hint="eastAsia" w:ascii="微软雅黑" w:hAnsi="微软雅黑" w:eastAsia="微软雅黑" w:cs="微软雅黑"/>
+                <w:b w:val="1"/>
+                <w:bCs w:val="1"/>
                 <w:color w:val="17365D"/>
                 <w:sz w:val="21"/>
                 <w:szCs w:val="21"/>
@@ -4650,6 +4119,12 @@
             <w:pPr>
               <w:spacing w:before="0" w:after="0" w:line="280" w:lineRule="auto"/>
             </w:pPr>
+            <w:r>
+              <w:rPr>
+                <w:rFonts w:hint="eastAsia"/>
+              </w:rPr>
+              <w:t>条件式 squeeze + 入口防御校验（建议方案，按课程约定未改动被测基线）</w:t>
+            </w:r>
           </w:p>
         </w:tc>
         <w:tc>
@@ -4670,9 +4145,9 @@
             </w:pPr>
             <w:r>
               <w:rPr>
-                <w:rFonts w:ascii="微软雅黑" w:hAnsi="微软雅黑" w:eastAsia="微软雅黑" w:cs="微软雅黑"/>
-                <w:b/>
-                <w:bCs/>
+                <w:rFonts w:hint="eastAsia" w:ascii="微软雅黑" w:hAnsi="微软雅黑" w:eastAsia="微软雅黑" w:cs="微软雅黑"/>
+                <w:b w:val="1"/>
+                <w:bCs w:val="1"/>
                 <w:color w:val="17365D"/>
                 <w:sz w:val="21"/>
                 <w:szCs w:val="21"/>
@@ -4700,24 +4175,8 @@
         </w:tc>
       </w:tr>
       <w:tr>
-        <w:tblPrEx>
-          <w:tblBorders>
-            <w:top w:val="single" w:color="A6A6A6" w:sz="4" w:space="0"/>
-            <w:left w:val="single" w:color="A6A6A6" w:sz="4" w:space="0"/>
-            <w:bottom w:val="single" w:color="A6A6A6" w:sz="4" w:space="0"/>
-            <w:right w:val="single" w:color="A6A6A6" w:sz="4" w:space="0"/>
-            <w:insideH w:val="single" w:color="A6A6A6" w:sz="4" w:space="0"/>
-            <w:insideV w:val="single" w:color="A6A6A6" w:sz="4" w:space="0"/>
-          </w:tblBorders>
-          <w:tblCellMar>
-            <w:top w:w="0" w:type="dxa"/>
-            <w:left w:w="10" w:type="dxa"/>
-            <w:bottom w:w="0" w:type="dxa"/>
-            <w:right w:w="10" w:type="dxa"/>
-          </w:tblCellMar>
-        </w:tblPrEx>
         <w:trPr>
-          <w:cantSplit/>
+          <w:cantSplit w:val="1"/>
         </w:trPr>
         <w:tc>
           <w:tcPr>
@@ -4737,9 +4196,9 @@
             </w:pPr>
             <w:r>
               <w:rPr>
-                <w:rFonts w:ascii="微软雅黑" w:hAnsi="微软雅黑" w:eastAsia="微软雅黑" w:cs="微软雅黑"/>
-                <w:b/>
-                <w:bCs/>
+                <w:rFonts w:hint="eastAsia" w:ascii="微软雅黑" w:hAnsi="微软雅黑" w:eastAsia="微软雅黑" w:cs="微软雅黑"/>
+                <w:b w:val="1"/>
+                <w:bCs w:val="1"/>
                 <w:color w:val="17365D"/>
                 <w:sz w:val="21"/>
                 <w:szCs w:val="21"/>
@@ -4783,9 +4242,9 @@
             </w:pPr>
             <w:r>
               <w:rPr>
-                <w:rFonts w:ascii="微软雅黑" w:hAnsi="微软雅黑" w:eastAsia="微软雅黑" w:cs="微软雅黑"/>
-                <w:b/>
-                <w:bCs/>
+                <w:rFonts w:hint="eastAsia" w:ascii="微软雅黑" w:hAnsi="微软雅黑" w:eastAsia="微软雅黑" w:cs="微软雅黑"/>
+                <w:b w:val="1"/>
+                <w:bCs w:val="1"/>
                 <w:color w:val="17365D"/>
                 <w:sz w:val="21"/>
                 <w:szCs w:val="21"/>
@@ -4813,24 +4272,8 @@
         </w:tc>
       </w:tr>
       <w:tr>
-        <w:tblPrEx>
-          <w:tblBorders>
-            <w:top w:val="single" w:color="A6A6A6" w:sz="4" w:space="0"/>
-            <w:left w:val="single" w:color="A6A6A6" w:sz="4" w:space="0"/>
-            <w:bottom w:val="single" w:color="A6A6A6" w:sz="4" w:space="0"/>
-            <w:right w:val="single" w:color="A6A6A6" w:sz="4" w:space="0"/>
-            <w:insideH w:val="single" w:color="A6A6A6" w:sz="4" w:space="0"/>
-            <w:insideV w:val="single" w:color="A6A6A6" w:sz="4" w:space="0"/>
-          </w:tblBorders>
-          <w:tblCellMar>
-            <w:top w:w="0" w:type="dxa"/>
-            <w:left w:w="10" w:type="dxa"/>
-            <w:bottom w:w="0" w:type="dxa"/>
-            <w:right w:w="10" w:type="dxa"/>
-          </w:tblCellMar>
-        </w:tblPrEx>
         <w:trPr>
-          <w:cantSplit/>
+          <w:cantSplit w:val="1"/>
         </w:trPr>
         <w:tc>
           <w:tcPr>
@@ -4850,9 +4293,9 @@
             </w:pPr>
             <w:r>
               <w:rPr>
-                <w:rFonts w:ascii="微软雅黑" w:hAnsi="微软雅黑" w:eastAsia="微软雅黑" w:cs="微软雅黑"/>
-                <w:b/>
-                <w:bCs/>
+                <w:rFonts w:hint="eastAsia" w:ascii="微软雅黑" w:hAnsi="微软雅黑" w:eastAsia="微软雅黑" w:cs="微软雅黑"/>
+                <w:b w:val="1"/>
+                <w:bCs w:val="1"/>
                 <w:color w:val="17365D"/>
                 <w:sz w:val="21"/>
                 <w:szCs w:val="21"/>
@@ -4877,28 +4320,30 @@
             <w:pPr>
               <w:spacing w:before="0" w:after="0" w:line="280" w:lineRule="auto"/>
             </w:pPr>
+            <w:r>
+              <w:rPr>
+                <w:rFonts w:hint="eastAsia"/>
+              </w:rPr>
+              <w:t>一、条件式 squeeze（首选，约 1 行改动）：在第 39 行循环前批量预处理</w:t>
+            </w:r>
+            <w:r>
+              <w:rPr>
+                <w:rFonts w:hint="eastAsia"/>
+              </w:rPr>
+              <w:t>，</w:t>
+            </w:r>
+            <w:r>
+              <w:rPr>
+                <w:rFonts w:hint="eastAsia"/>
+              </w:rPr>
+              <w:t>若 depth_map.ndim == 4 且末维为 1，则 depth_map = depth_map[..., 0]。必须以 ndim 判断而非检查末维是否为 1，避免误伤 W=1 的合法三维输入。二、入口防御加固：入口处校验 depth_map.ndim ∈ {3, 4}，非法形状抛出带形状信息的 ValueError，避免 not enough values to unpack 从深层调用栈裸露；若决定不改代码，则须把第 22 行 docstring 收窄为仅声明 (S, H, W, 1)，文档与实现必须二选一对齐。三、回归验证：修复后重跑一键测试（双击运行模块一测试.bat），33 条用例应全部通过（M1-GEO-016/018 转绿，M1-GEO-017 等其余用例不得回归）；另补 (2,1,1) 与 (1,3,4) 两组边界输入，对比修复前后的点云输出。</w:t>
+            </w:r>
           </w:p>
         </w:tc>
       </w:tr>
       <w:tr>
-        <w:tblPrEx>
-          <w:tblBorders>
-            <w:top w:val="single" w:color="A6A6A6" w:sz="4" w:space="0"/>
-            <w:left w:val="single" w:color="A6A6A6" w:sz="4" w:space="0"/>
-            <w:bottom w:val="single" w:color="A6A6A6" w:sz="4" w:space="0"/>
-            <w:right w:val="single" w:color="A6A6A6" w:sz="4" w:space="0"/>
-            <w:insideH w:val="single" w:color="A6A6A6" w:sz="4" w:space="0"/>
-            <w:insideV w:val="single" w:color="A6A6A6" w:sz="4" w:space="0"/>
-          </w:tblBorders>
-          <w:tblCellMar>
-            <w:top w:w="0" w:type="dxa"/>
-            <w:left w:w="10" w:type="dxa"/>
-            <w:bottom w:w="0" w:type="dxa"/>
-            <w:right w:w="10" w:type="dxa"/>
-          </w:tblCellMar>
-        </w:tblPrEx>
         <w:trPr>
-          <w:cantSplit/>
+          <w:cantSplit w:val="1"/>
         </w:trPr>
         <w:tc>
           <w:tcPr>
@@ -4918,9 +4363,9 @@
             </w:pPr>
             <w:r>
               <w:rPr>
-                <w:rFonts w:ascii="微软雅黑" w:hAnsi="微软雅黑" w:eastAsia="微软雅黑" w:cs="微软雅黑"/>
-                <w:b/>
-                <w:bCs/>
+                <w:rFonts w:hint="eastAsia" w:ascii="微软雅黑" w:hAnsi="微软雅黑" w:eastAsia="微软雅黑" w:cs="微软雅黑"/>
+                <w:b w:val="1"/>
+                <w:bCs w:val="1"/>
                 <w:color w:val="17365D"/>
                 <w:sz w:val="21"/>
                 <w:szCs w:val="21"/>
@@ -4943,6 +4388,7 @@
           <w:p>
             <w:pPr>
               <w:spacing w:before="0" w:after="0" w:line="280" w:lineRule="auto"/>
+              <w:ind/>
             </w:pPr>
           </w:p>
         </w:tc>
@@ -4964,9 +4410,9 @@
             </w:pPr>
             <w:r>
               <w:rPr>
-                <w:rFonts w:ascii="微软雅黑" w:hAnsi="微软雅黑" w:eastAsia="微软雅黑" w:cs="微软雅黑"/>
-                <w:b/>
-                <w:bCs/>
+                <w:rFonts w:hint="eastAsia" w:ascii="微软雅黑" w:hAnsi="微软雅黑" w:eastAsia="微软雅黑" w:cs="微软雅黑"/>
+                <w:b w:val="1"/>
+                <w:bCs w:val="1"/>
                 <w:color w:val="17365D"/>
                 <w:sz w:val="21"/>
                 <w:szCs w:val="21"/>
@@ -4989,29 +4435,14 @@
           <w:p>
             <w:pPr>
               <w:spacing w:before="0" w:after="0" w:line="280" w:lineRule="auto"/>
+              <w:ind/>
             </w:pPr>
           </w:p>
         </w:tc>
       </w:tr>
       <w:tr>
-        <w:tblPrEx>
-          <w:tblBorders>
-            <w:top w:val="single" w:color="A6A6A6" w:sz="4" w:space="0"/>
-            <w:left w:val="single" w:color="A6A6A6" w:sz="4" w:space="0"/>
-            <w:bottom w:val="single" w:color="A6A6A6" w:sz="4" w:space="0"/>
-            <w:right w:val="single" w:color="A6A6A6" w:sz="4" w:space="0"/>
-            <w:insideH w:val="single" w:color="A6A6A6" w:sz="4" w:space="0"/>
-            <w:insideV w:val="single" w:color="A6A6A6" w:sz="4" w:space="0"/>
-          </w:tblBorders>
-          <w:tblCellMar>
-            <w:top w:w="0" w:type="dxa"/>
-            <w:left w:w="10" w:type="dxa"/>
-            <w:bottom w:w="0" w:type="dxa"/>
-            <w:right w:w="10" w:type="dxa"/>
-          </w:tblCellMar>
-        </w:tblPrEx>
         <w:trPr>
-          <w:cantSplit/>
+          <w:cantSplit w:val="1"/>
         </w:trPr>
         <w:tc>
           <w:tcPr>
@@ -5031,9 +4462,9 @@
             </w:pPr>
             <w:r>
               <w:rPr>
-                <w:rFonts w:ascii="微软雅黑" w:hAnsi="微软雅黑" w:eastAsia="微软雅黑" w:cs="微软雅黑"/>
-                <w:b/>
-                <w:bCs/>
+                <w:rFonts w:hint="eastAsia" w:ascii="微软雅黑" w:hAnsi="微软雅黑" w:eastAsia="微软雅黑" w:cs="微软雅黑"/>
+                <w:b w:val="1"/>
+                <w:bCs w:val="1"/>
                 <w:color w:val="17365D"/>
                 <w:sz w:val="21"/>
                 <w:szCs w:val="21"/>
@@ -5058,18 +4489,28 @@
             <w:pPr>
               <w:spacing w:before="0" w:after="0" w:line="280" w:lineRule="auto"/>
             </w:pPr>
+            <w:r>
+              <w:rPr>
+                <w:rFonts w:hint="eastAsia"/>
+              </w:rPr>
+              <w:t>未复测（修复建议未实施）；实施后需回归 33 条用例全部通过方可关闭</w:t>
+            </w:r>
           </w:p>
         </w:tc>
       </w:tr>
     </w:tbl>
     <w:p>
       <w:pPr>
-        <w:pStyle w:val="4"/>
-        <w:keepNext/>
+        <w:pStyle w:val="000008"/>
+        <w:keepNext w:val="1"/>
         <w:spacing w:before="180" w:after="100"/>
+        <w:ind/>
       </w:pPr>
       <w:r>
-        <w:t>3.4.3 修复建议（非处理结果）</w:t>
+        <w:rPr>
+          <w:rFonts w:hint="eastAsia"/>
+        </w:rPr>
+        <w:t>3.4.3 修复建议</w:t>
       </w:r>
     </w:p>
     <w:p>
@@ -5079,7 +4520,7 @@
       </w:pPr>
       <w:r>
         <w:rPr>
-          <w:rFonts w:ascii="微软雅黑" w:hAnsi="微软雅黑" w:eastAsia="微软雅黑" w:cs="微软雅黑"/>
+          <w:rFonts w:hint="eastAsia" w:ascii="微软雅黑" w:hAnsi="微软雅黑" w:eastAsia="微软雅黑" w:cs="微软雅黑"/>
           <w:color w:val="222222"/>
           <w:sz w:val="21"/>
           <w:szCs w:val="21"/>
@@ -5089,11 +4530,14 @@
     </w:p>
     <w:p>
       <w:pPr>
-        <w:pStyle w:val="3"/>
-        <w:keepNext/>
+        <w:pStyle w:val="000007"/>
+        <w:keepNext w:val="1"/>
         <w:spacing w:before="180" w:after="100"/>
       </w:pPr>
       <w:r>
+        <w:rPr>
+          <w:rFonts w:hint="eastAsia"/>
+        </w:rPr>
         <w:t>3.5 测试结果分析与结论</w:t>
       </w:r>
     </w:p>
@@ -5104,7 +4548,7 @@
       </w:pPr>
       <w:r>
         <w:rPr>
-          <w:rFonts w:ascii="微软雅黑" w:hAnsi="微软雅黑" w:eastAsia="微软雅黑" w:cs="微软雅黑"/>
+          <w:rFonts w:hint="eastAsia" w:ascii="微软雅黑" w:hAnsi="微软雅黑" w:eastAsia="微软雅黑" w:cs="微软雅黑"/>
           <w:color w:val="222222"/>
           <w:sz w:val="21"/>
           <w:szCs w:val="21"/>
@@ -5116,21 +4560,12 @@
       <w:pPr>
         <w:spacing w:before="180" w:after="120" w:line="320" w:lineRule="auto"/>
       </w:pPr>
-      <w:r>
-        <w:rPr>
-          <w:rFonts w:ascii="微软雅黑" w:hAnsi="微软雅黑" w:eastAsia="微软雅黑" w:cs="微软雅黑"/>
-          <w:b/>
-          <w:bCs/>
-          <w:color w:val="C00000"/>
-          <w:sz w:val="21"/>
-          <w:szCs w:val="21"/>
-        </w:rPr>
-        <w:t>报告状态：已确认，待修复与复测。</w:t>
-      </w:r>
+      <w:bookmarkStart w:id="1" w:name="_GoBack"/>
+      <w:bookmarkEnd w:id="1"/>
     </w:p>
     <w:sectPr>
-      <w:headerReference r:id="rId3" w:type="default"/>
-      <w:footerReference r:id="rId4" w:type="default"/>
+      <w:headerReference r:id="rId5" w:type="default"/>
+      <w:footerReference r:id="rId6" w:type="default"/>
       <w:pgSz w:w="11906" w:h="16838"/>
       <w:pgMar w:top="1080" w:right="1150" w:bottom="1050" w:left="1150" w:header="500" w:footer="500" w:gutter="0"/>
       <w:cols w:space="720" w:num="1"/>
@@ -5141,14 +4576,14 @@
 </file>
 
 <file path=word/footer1.xml><?xml version="1.0" encoding="utf-8"?>
-<w:ftr xmlns:wpc="http://schemas.microsoft.com/office/word/2010/wordprocessingCanvas" xmlns:mc="http://schemas.openxmlformats.org/markup-compatibility/2006" xmlns:o="urn:schemas-microsoft-com:office:office" xmlns:r="http://schemas.openxmlformats.org/officeDocument/2006/relationships" xmlns:m="http://schemas.openxmlformats.org/officeDocument/2006/math" xmlns:v="urn:schemas-microsoft-com:vml" xmlns:wp14="http://schemas.microsoft.com/office/word/2010/wordprocessingDrawing" xmlns:wp="http://schemas.openxmlformats.org/drawingml/2006/wordprocessingDrawing" xmlns:w10="urn:schemas-microsoft-com:office:word" xmlns:w="http://schemas.openxmlformats.org/wordprocessingml/2006/main" xmlns:w14="http://schemas.microsoft.com/office/word/2010/wordml" xmlns:w15="http://schemas.microsoft.com/office/word/2012/wordml" xmlns:wpg="http://schemas.microsoft.com/office/word/2010/wordprocessingGroup" xmlns:wpi="http://schemas.microsoft.com/office/word/2010/wordprocessingInk" xmlns:wne="http://schemas.microsoft.com/office/word/2006/wordml" xmlns:wps="http://schemas.microsoft.com/office/word/2010/wordprocessingShape" xmlns:wpsCustomData="http://www.wps.cn/officeDocument/2013/wpsCustomData" mc:Ignorable="w14 w15 wp14">
+<w:ftr xmlns:w="http://schemas.openxmlformats.org/wordprocessingml/2006/main" xmlns:w14="http://schemas.microsoft.com/office/word/2010/wordml" xmlns:mc="http://schemas.openxmlformats.org/markup-compatibility/2006" mc:Ignorable="w14">
   <w:p>
     <w:pPr>
       <w:jc w:val="center"/>
     </w:pPr>
     <w:r>
       <w:rPr>
-        <w:rFonts w:ascii="微软雅黑" w:hAnsi="微软雅黑" w:eastAsia="微软雅黑" w:cs="微软雅黑"/>
+        <w:rFonts w:hint="eastAsia" w:ascii="微软雅黑" w:hAnsi="微软雅黑" w:eastAsia="微软雅黑" w:cs="微软雅黑"/>
         <w:color w:val="7F7F7F"/>
         <w:sz w:val="17"/>
         <w:szCs w:val="17"/>
@@ -5171,7 +4606,7 @@
         <w:sz w:val="17"/>
         <w:szCs w:val="17"/>
       </w:rPr>
-      <w:instrText xml:space="preserve">PAGE</w:instrText>
+      <w:instrText>PAGE</w:instrText>
     </w:r>
     <w:r>
       <w:rPr>
@@ -5193,7 +4628,7 @@
     </w:r>
     <w:r>
       <w:rPr>
-        <w:rFonts w:ascii="微软雅黑" w:hAnsi="微软雅黑" w:eastAsia="微软雅黑" w:cs="微软雅黑"/>
+        <w:rFonts w:hint="eastAsia" w:ascii="微软雅黑" w:hAnsi="微软雅黑" w:eastAsia="微软雅黑" w:cs="微软雅黑"/>
         <w:color w:val="7F7F7F"/>
         <w:sz w:val="17"/>
         <w:szCs w:val="17"/>
@@ -5205,7 +4640,7 @@
 </file>
 
 <file path=word/header1.xml><?xml version="1.0" encoding="utf-8"?>
-<w:hdr xmlns:wpc="http://schemas.microsoft.com/office/word/2010/wordprocessingCanvas" xmlns:mc="http://schemas.openxmlformats.org/markup-compatibility/2006" xmlns:o="urn:schemas-microsoft-com:office:office" xmlns:r="http://schemas.openxmlformats.org/officeDocument/2006/relationships" xmlns:m="http://schemas.openxmlformats.org/officeDocument/2006/math" xmlns:v="urn:schemas-microsoft-com:vml" xmlns:wp14="http://schemas.microsoft.com/office/word/2010/wordprocessingDrawing" xmlns:wp="http://schemas.openxmlformats.org/drawingml/2006/wordprocessingDrawing" xmlns:w10="urn:schemas-microsoft-com:office:word" xmlns:w="http://schemas.openxmlformats.org/wordprocessingml/2006/main" xmlns:w14="http://schemas.microsoft.com/office/word/2010/wordml" xmlns:w15="http://schemas.microsoft.com/office/word/2012/wordml" xmlns:wpg="http://schemas.microsoft.com/office/word/2010/wordprocessingGroup" xmlns:wpi="http://schemas.microsoft.com/office/word/2010/wordprocessingInk" xmlns:wne="http://schemas.microsoft.com/office/word/2006/wordml" xmlns:wps="http://schemas.microsoft.com/office/word/2010/wordprocessingShape" xmlns:wpsCustomData="http://www.wps.cn/officeDocument/2013/wpsCustomData" mc:Ignorable="w14 w15 wp14">
+<w:hdr xmlns:w="http://schemas.openxmlformats.org/wordprocessingml/2006/main" xmlns:w14="http://schemas.microsoft.com/office/word/2010/wordml" xmlns:mc="http://schemas.openxmlformats.org/markup-compatibility/2006" mc:Ignorable="w14">
   <w:p>
     <w:pPr>
       <w:spacing w:before="0" w:after="0" w:line="320" w:lineRule="auto"/>
@@ -5213,7 +4648,7 @@
     </w:pPr>
     <w:r>
       <w:rPr>
-        <w:rFonts w:ascii="微软雅黑" w:hAnsi="微软雅黑" w:eastAsia="微软雅黑" w:cs="微软雅黑"/>
+        <w:rFonts w:hint="eastAsia" w:ascii="微软雅黑" w:hAnsi="微软雅黑" w:eastAsia="微软雅黑" w:cs="微软雅黑"/>
         <w:color w:val="7F7F7F"/>
         <w:sz w:val="17"/>
         <w:szCs w:val="17"/>
@@ -5225,11 +4660,20 @@
 </file>
 
 <file path=word/numbering.xml><?xml version="1.0" encoding="utf-8"?>
-<w:numbering xmlns:wpc="http://schemas.microsoft.com/office/word/2010/wordprocessingCanvas" xmlns:mc="http://schemas.openxmlformats.org/markup-compatibility/2006" xmlns:o="urn:schemas-microsoft-com:office:office" xmlns:r="http://schemas.openxmlformats.org/officeDocument/2006/relationships" xmlns:m="http://schemas.openxmlformats.org/officeDocument/2006/math" xmlns:v="urn:schemas-microsoft-com:vml" xmlns:wp14="http://schemas.microsoft.com/office/word/2010/wordprocessingDrawing" xmlns:wp="http://schemas.openxmlformats.org/drawingml/2006/wordprocessingDrawing" xmlns:w10="urn:schemas-microsoft-com:office:word" xmlns:w="http://schemas.openxmlformats.org/wordprocessingml/2006/main" xmlns:w14="http://schemas.microsoft.com/office/word/2010/wordml" xmlns:wpg="http://schemas.microsoft.com/office/word/2010/wordprocessingGroup" xmlns:wpi="http://schemas.microsoft.com/office/word/2010/wordprocessingInk" xmlns:wne="http://schemas.microsoft.com/office/word/2006/wordml" xmlns:wps="http://schemas.microsoft.com/office/word/2010/wordprocessingShape" xmlns:wpsCustomData="http://www.wps.cn/officeDocument/2013/wpsCustomData" mc:Ignorable="w14 wp14">
+<w:numbering xmlns:w="http://schemas.openxmlformats.org/wordprocessingml/2006/main">
   <w:abstractNum w:abstractNumId="0">
     <w:nsid w:val="0053208E"/>
     <w:multiLevelType w:val="multilevel"/>
     <w:tmpl w:val="0053208E"/>
+    <w:lvl w:ilvl="7" w:tentative="0">
+      <w:start w:val="1"/>
+      <w:numFmt w:val="bullet"/>
+      <w:lvlText w:val="●"/>
+      <w:lvlJc w:val="left"/>
+      <w:pPr>
+        <w:ind w:left="5760" w:hanging="360"/>
+      </w:pPr>
+    </w:lvl>
     <w:lvl w:ilvl="0" w:tentative="0">
       <w:start w:val="1"/>
       <w:numFmt w:val="bullet"/>
@@ -5239,13 +4683,13 @@
         <w:ind w:left="720" w:hanging="360"/>
       </w:pPr>
     </w:lvl>
-    <w:lvl w:ilvl="1" w:tentative="0">
+    <w:lvl w:ilvl="5" w:tentative="0">
       <w:start w:val="1"/>
       <w:numFmt w:val="bullet"/>
-      <w:lvlText w:val="○"/>
+      <w:lvlText w:val="■"/>
       <w:lvlJc w:val="left"/>
       <w:pPr>
-        <w:ind w:left="1440" w:hanging="360"/>
+        <w:ind w:left="4320" w:hanging="360"/>
       </w:pPr>
     </w:lvl>
     <w:lvl w:ilvl="2" w:tentative="0">
@@ -5255,6 +4699,15 @@
       <w:lvlJc w:val="left"/>
       <w:pPr>
         <w:ind w:left="2160" w:hanging="360"/>
+      </w:pPr>
+    </w:lvl>
+    <w:lvl w:ilvl="6" w:tentative="0">
+      <w:start w:val="1"/>
+      <w:numFmt w:val="bullet"/>
+      <w:lvlText w:val="●"/>
+      <w:lvlJc w:val="left"/>
+      <w:pPr>
+        <w:ind w:left="5040" w:hanging="360"/>
       </w:pPr>
     </w:lvl>
     <w:lvl w:ilvl="3" w:tentative="0">
@@ -5275,33 +4728,6 @@
         <w:ind w:left="3600" w:hanging="360"/>
       </w:pPr>
     </w:lvl>
-    <w:lvl w:ilvl="5" w:tentative="0">
-      <w:start w:val="1"/>
-      <w:numFmt w:val="bullet"/>
-      <w:lvlText w:val="■"/>
-      <w:lvlJc w:val="left"/>
-      <w:pPr>
-        <w:ind w:left="4320" w:hanging="360"/>
-      </w:pPr>
-    </w:lvl>
-    <w:lvl w:ilvl="6" w:tentative="0">
-      <w:start w:val="1"/>
-      <w:numFmt w:val="bullet"/>
-      <w:lvlText w:val="●"/>
-      <w:lvlJc w:val="left"/>
-      <w:pPr>
-        <w:ind w:left="5040" w:hanging="360"/>
-      </w:pPr>
-    </w:lvl>
-    <w:lvl w:ilvl="7" w:tentative="0">
-      <w:start w:val="1"/>
-      <w:numFmt w:val="bullet"/>
-      <w:lvlText w:val="●"/>
-      <w:lvlJc w:val="left"/>
-      <w:pPr>
-        <w:ind w:left="5760" w:hanging="360"/>
-      </w:pPr>
-    </w:lvl>
     <w:lvl w:ilvl="8" w:tentative="0">
       <w:start w:val="1"/>
       <w:numFmt w:val="bullet"/>
@@ -5309,6 +4735,15 @@
       <w:lvlJc w:val="left"/>
       <w:pPr>
         <w:ind w:left="6480" w:hanging="360"/>
+      </w:pPr>
+    </w:lvl>
+    <w:lvl w:ilvl="1" w:tentative="0">
+      <w:start w:val="1"/>
+      <w:numFmt w:val="bullet"/>
+      <w:lvlText w:val="○"/>
+      <w:lvlJc w:val="left"/>
+      <w:pPr>
+        <w:ind w:left="1440" w:hanging="360"/>
       </w:pPr>
     </w:lvl>
   </w:abstractNum>
@@ -5322,7 +4757,7 @@
 </file>
 
 <file path=word/styles.xml><?xml version="1.0" encoding="utf-8"?>
-<w:styles xmlns:mc="http://schemas.openxmlformats.org/markup-compatibility/2006" xmlns:o="urn:schemas-microsoft-com:office:office" xmlns:r="http://schemas.openxmlformats.org/officeDocument/2006/relationships" xmlns:m="http://schemas.openxmlformats.org/officeDocument/2006/math" xmlns:v="urn:schemas-microsoft-com:vml" xmlns:w="http://schemas.openxmlformats.org/wordprocessingml/2006/main" xmlns:w14="http://schemas.microsoft.com/office/word/2010/wordml" xmlns:w10="urn:schemas-microsoft-com:office:word" xmlns:sl="http://schemas.openxmlformats.org/schemaLibrary/2006/main" xmlns:wpsCustomData="http://www.wps.cn/officeDocument/2013/wpsCustomData" mc:Ignorable="w14">
+<w:styles xmlns:w="http://schemas.openxmlformats.org/wordprocessingml/2006/main">
   <w:docDefaults>
     <w:rPrDefault>
       <w:rPr>
@@ -5331,261 +4766,353 @@
     </w:rPrDefault>
     <w:pPrDefault/>
   </w:docDefaults>
-  <w:latentStyles w:count="260" w:defQFormat="0" w:defUnhideWhenUsed="1" w:defSemiHidden="1" w:defUIPriority="99" w:defLockedState="0">
-    <w:lsdException w:qFormat="1" w:unhideWhenUsed="0" w:uiPriority="0" w:semiHidden="0" w:name="Normal"/>
-    <w:lsdException w:qFormat="1" w:unhideWhenUsed="0" w:uiPriority="0" w:semiHidden="0" w:name="heading 1"/>
-    <w:lsdException w:qFormat="1" w:unhideWhenUsed="0" w:uiPriority="0" w:semiHidden="0" w:name="heading 2"/>
-    <w:lsdException w:qFormat="1" w:unhideWhenUsed="0" w:uiPriority="0" w:semiHidden="0" w:name="heading 3"/>
-    <w:lsdException w:qFormat="1" w:unhideWhenUsed="0" w:uiPriority="0" w:semiHidden="0" w:name="heading 4"/>
-    <w:lsdException w:qFormat="1" w:unhideWhenUsed="0" w:uiPriority="0" w:semiHidden="0" w:name="heading 5"/>
-    <w:lsdException w:qFormat="1" w:unhideWhenUsed="0" w:uiPriority="0" w:semiHidden="0" w:name="heading 6"/>
-    <w:lsdException w:qFormat="1" w:uiPriority="0" w:name="heading 7"/>
-    <w:lsdException w:qFormat="1" w:uiPriority="0" w:name="heading 8"/>
-    <w:lsdException w:qFormat="1" w:uiPriority="0" w:name="heading 9"/>
-    <w:lsdException w:unhideWhenUsed="0" w:uiPriority="0" w:semiHidden="0" w:name="index 1"/>
-    <w:lsdException w:unhideWhenUsed="0" w:uiPriority="0" w:semiHidden="0" w:name="index 2"/>
-    <w:lsdException w:unhideWhenUsed="0" w:uiPriority="0" w:semiHidden="0" w:name="index 3"/>
-    <w:lsdException w:unhideWhenUsed="0" w:uiPriority="0" w:semiHidden="0" w:name="index 4"/>
-    <w:lsdException w:unhideWhenUsed="0" w:uiPriority="0" w:semiHidden="0" w:name="index 5"/>
-    <w:lsdException w:unhideWhenUsed="0" w:uiPriority="0" w:semiHidden="0" w:name="index 6"/>
-    <w:lsdException w:unhideWhenUsed="0" w:uiPriority="0" w:semiHidden="0" w:name="index 7"/>
-    <w:lsdException w:unhideWhenUsed="0" w:uiPriority="0" w:semiHidden="0" w:name="index 8"/>
-    <w:lsdException w:unhideWhenUsed="0" w:uiPriority="0" w:semiHidden="0" w:name="index 9"/>
-    <w:lsdException w:unhideWhenUsed="0" w:uiPriority="0" w:semiHidden="0" w:name="toc 1"/>
-    <w:lsdException w:unhideWhenUsed="0" w:uiPriority="0" w:semiHidden="0" w:name="toc 2"/>
-    <w:lsdException w:unhideWhenUsed="0" w:uiPriority="0" w:semiHidden="0" w:name="toc 3"/>
-    <w:lsdException w:unhideWhenUsed="0" w:uiPriority="0" w:semiHidden="0" w:name="toc 4"/>
-    <w:lsdException w:unhideWhenUsed="0" w:uiPriority="0" w:semiHidden="0" w:name="toc 5"/>
-    <w:lsdException w:unhideWhenUsed="0" w:uiPriority="0" w:semiHidden="0" w:name="toc 6"/>
-    <w:lsdException w:unhideWhenUsed="0" w:uiPriority="0" w:semiHidden="0" w:name="toc 7"/>
-    <w:lsdException w:unhideWhenUsed="0" w:uiPriority="0" w:semiHidden="0" w:name="toc 8"/>
-    <w:lsdException w:unhideWhenUsed="0" w:uiPriority="0" w:semiHidden="0" w:name="toc 9"/>
-    <w:lsdException w:unhideWhenUsed="0" w:uiPriority="0" w:semiHidden="0" w:name="Normal Indent"/>
-    <w:lsdException w:uiPriority="99" w:name="footnote text"/>
-    <w:lsdException w:unhideWhenUsed="0" w:uiPriority="0" w:semiHidden="0" w:name="annotation text"/>
-    <w:lsdException w:unhideWhenUsed="0" w:uiPriority="0" w:semiHidden="0" w:name="header"/>
-    <w:lsdException w:unhideWhenUsed="0" w:uiPriority="0" w:semiHidden="0" w:name="footer"/>
-    <w:lsdException w:unhideWhenUsed="0" w:uiPriority="0" w:semiHidden="0" w:name="index heading"/>
-    <w:lsdException w:qFormat="1" w:uiPriority="0" w:name="caption"/>
-    <w:lsdException w:unhideWhenUsed="0" w:uiPriority="0" w:semiHidden="0" w:name="table of figures"/>
-    <w:lsdException w:unhideWhenUsed="0" w:uiPriority="0" w:semiHidden="0" w:name="envelope address"/>
-    <w:lsdException w:unhideWhenUsed="0" w:uiPriority="0" w:semiHidden="0" w:name="envelope return"/>
-    <w:lsdException w:qFormat="1" w:uiPriority="99" w:name="footnote reference"/>
-    <w:lsdException w:unhideWhenUsed="0" w:uiPriority="0" w:semiHidden="0" w:name="annotation reference"/>
-    <w:lsdException w:unhideWhenUsed="0" w:uiPriority="0" w:semiHidden="0" w:name="line number"/>
-    <w:lsdException w:unhideWhenUsed="0" w:uiPriority="0" w:semiHidden="0" w:name="page number"/>
-    <w:lsdException w:qFormat="1" w:uiPriority="99" w:name="endnote reference"/>
-    <w:lsdException w:uiPriority="99" w:name="endnote text"/>
-    <w:lsdException w:unhideWhenUsed="0" w:uiPriority="0" w:semiHidden="0" w:name="table of authorities"/>
-    <w:lsdException w:unhideWhenUsed="0" w:uiPriority="0" w:semiHidden="0" w:name="macro"/>
-    <w:lsdException w:unhideWhenUsed="0" w:uiPriority="0" w:semiHidden="0" w:name="toa heading"/>
-    <w:lsdException w:unhideWhenUsed="0" w:uiPriority="0" w:semiHidden="0" w:name="List"/>
-    <w:lsdException w:unhideWhenUsed="0" w:uiPriority="0" w:semiHidden="0" w:name="List Bullet"/>
-    <w:lsdException w:unhideWhenUsed="0" w:uiPriority="0" w:semiHidden="0" w:name="List Number"/>
-    <w:lsdException w:unhideWhenUsed="0" w:uiPriority="0" w:semiHidden="0" w:name="List 2"/>
-    <w:lsdException w:unhideWhenUsed="0" w:uiPriority="0" w:semiHidden="0" w:name="List 3"/>
-    <w:lsdException w:unhideWhenUsed="0" w:uiPriority="0" w:semiHidden="0" w:name="List 4"/>
-    <w:lsdException w:unhideWhenUsed="0" w:uiPriority="0" w:semiHidden="0" w:name="List 5"/>
-    <w:lsdException w:unhideWhenUsed="0" w:uiPriority="0" w:semiHidden="0" w:name="List Bullet 2"/>
-    <w:lsdException w:unhideWhenUsed="0" w:uiPriority="0" w:semiHidden="0" w:name="List Bullet 3"/>
-    <w:lsdException w:unhideWhenUsed="0" w:uiPriority="0" w:semiHidden="0" w:name="List Bullet 4"/>
-    <w:lsdException w:unhideWhenUsed="0" w:uiPriority="0" w:semiHidden="0" w:name="List Bullet 5"/>
-    <w:lsdException w:unhideWhenUsed="0" w:uiPriority="0" w:semiHidden="0" w:name="List Number 2"/>
-    <w:lsdException w:unhideWhenUsed="0" w:uiPriority="0" w:semiHidden="0" w:name="List Number 3"/>
-    <w:lsdException w:unhideWhenUsed="0" w:uiPriority="0" w:semiHidden="0" w:name="List Number 4"/>
-    <w:lsdException w:unhideWhenUsed="0" w:uiPriority="0" w:semiHidden="0" w:name="List Number 5"/>
-    <w:lsdException w:qFormat="1" w:unhideWhenUsed="0" w:uiPriority="0" w:semiHidden="0" w:name="Title"/>
-    <w:lsdException w:unhideWhenUsed="0" w:uiPriority="0" w:semiHidden="0" w:name="Closing"/>
-    <w:lsdException w:unhideWhenUsed="0" w:uiPriority="0" w:semiHidden="0" w:name="Signature"/>
-    <w:lsdException w:unhideWhenUsed="0" w:uiPriority="0" w:name="Default Paragraph Font"/>
-    <w:lsdException w:unhideWhenUsed="0" w:uiPriority="0" w:semiHidden="0" w:name="Body Text"/>
-    <w:lsdException w:unhideWhenUsed="0" w:uiPriority="0" w:semiHidden="0" w:name="Body Text Indent"/>
-    <w:lsdException w:unhideWhenUsed="0" w:uiPriority="0" w:semiHidden="0" w:name="List Continue"/>
-    <w:lsdException w:unhideWhenUsed="0" w:uiPriority="0" w:semiHidden="0" w:name="List Continue 2"/>
-    <w:lsdException w:unhideWhenUsed="0" w:uiPriority="0" w:semiHidden="0" w:name="List Continue 3"/>
-    <w:lsdException w:unhideWhenUsed="0" w:uiPriority="0" w:semiHidden="0" w:name="List Continue 4"/>
-    <w:lsdException w:unhideWhenUsed="0" w:uiPriority="0" w:semiHidden="0" w:name="List Continue 5"/>
-    <w:lsdException w:unhideWhenUsed="0" w:uiPriority="0" w:semiHidden="0" w:name="Message Header"/>
-    <w:lsdException w:qFormat="1" w:unhideWhenUsed="0" w:uiPriority="0" w:semiHidden="0" w:name="Subtitle"/>
-    <w:lsdException w:unhideWhenUsed="0" w:uiPriority="0" w:semiHidden="0" w:name="Salutation"/>
-    <w:lsdException w:unhideWhenUsed="0" w:uiPriority="0" w:semiHidden="0" w:name="Date"/>
-    <w:lsdException w:unhideWhenUsed="0" w:uiPriority="0" w:semiHidden="0" w:name="Body Text First Indent"/>
-    <w:lsdException w:unhideWhenUsed="0" w:uiPriority="0" w:semiHidden="0" w:name="Body Text First Indent 2"/>
-    <w:lsdException w:unhideWhenUsed="0" w:uiPriority="0" w:semiHidden="0" w:name="Note Heading"/>
-    <w:lsdException w:unhideWhenUsed="0" w:uiPriority="0" w:semiHidden="0" w:name="Body Text 2"/>
-    <w:lsdException w:unhideWhenUsed="0" w:uiPriority="0" w:semiHidden="0" w:name="Body Text 3"/>
-    <w:lsdException w:unhideWhenUsed="0" w:uiPriority="0" w:semiHidden="0" w:name="Body Text Indent 2"/>
-    <w:lsdException w:unhideWhenUsed="0" w:uiPriority="0" w:semiHidden="0" w:name="Body Text Indent 3"/>
-    <w:lsdException w:unhideWhenUsed="0" w:uiPriority="0" w:semiHidden="0" w:name="Block Text"/>
-    <w:lsdException w:uiPriority="99" w:semiHidden="0" w:name="Hyperlink"/>
-    <w:lsdException w:unhideWhenUsed="0" w:uiPriority="0" w:semiHidden="0" w:name="FollowedHyperlink"/>
-    <w:lsdException w:qFormat="1" w:unhideWhenUsed="0" w:uiPriority="0" w:semiHidden="0" w:name="Strong"/>
-    <w:lsdException w:qFormat="1" w:unhideWhenUsed="0" w:uiPriority="0" w:semiHidden="0" w:name="Emphasis"/>
-    <w:lsdException w:unhideWhenUsed="0" w:uiPriority="0" w:semiHidden="0" w:name="Document Map"/>
-    <w:lsdException w:unhideWhenUsed="0" w:uiPriority="0" w:semiHidden="0" w:name="Plain Text"/>
-    <w:lsdException w:unhideWhenUsed="0" w:uiPriority="0" w:semiHidden="0" w:name="E-mail Signature"/>
-    <w:lsdException w:unhideWhenUsed="0" w:uiPriority="0" w:semiHidden="0" w:name="Normal (Web)"/>
-    <w:lsdException w:unhideWhenUsed="0" w:uiPriority="0" w:semiHidden="0" w:name="HTML Acronym"/>
-    <w:lsdException w:unhideWhenUsed="0" w:uiPriority="0" w:semiHidden="0" w:name="HTML Address"/>
-    <w:lsdException w:unhideWhenUsed="0" w:uiPriority="0" w:semiHidden="0" w:name="HTML Cite"/>
-    <w:lsdException w:unhideWhenUsed="0" w:uiPriority="0" w:semiHidden="0" w:name="HTML Code"/>
-    <w:lsdException w:unhideWhenUsed="0" w:uiPriority="0" w:semiHidden="0" w:name="HTML Definition"/>
-    <w:lsdException w:unhideWhenUsed="0" w:uiPriority="0" w:semiHidden="0" w:name="HTML Keyboard"/>
-    <w:lsdException w:unhideWhenUsed="0" w:uiPriority="0" w:semiHidden="0" w:name="HTML Preformatted"/>
-    <w:lsdException w:unhideWhenUsed="0" w:uiPriority="0" w:semiHidden="0" w:name="HTML Sample"/>
-    <w:lsdException w:unhideWhenUsed="0" w:uiPriority="0" w:semiHidden="0" w:name="HTML Typewriter"/>
-    <w:lsdException w:unhideWhenUsed="0" w:uiPriority="0" w:semiHidden="0" w:name="HTML Variable"/>
-    <w:lsdException w:unhideWhenUsed="0" w:uiPriority="0" w:name="Normal Table"/>
-    <w:lsdException w:unhideWhenUsed="0" w:uiPriority="0" w:semiHidden="0" w:name="annotation subject"/>
-    <w:lsdException w:unhideWhenUsed="0" w:uiPriority="0" w:semiHidden="0" w:name="Table Simple 1"/>
-    <w:lsdException w:unhideWhenUsed="0" w:uiPriority="0" w:semiHidden="0" w:name="Table Simple 2"/>
-    <w:lsdException w:unhideWhenUsed="0" w:uiPriority="0" w:semiHidden="0" w:name="Table Simple 3"/>
-    <w:lsdException w:unhideWhenUsed="0" w:uiPriority="0" w:semiHidden="0" w:name="Table Classic 1"/>
-    <w:lsdException w:unhideWhenUsed="0" w:uiPriority="0" w:semiHidden="0" w:name="Table Classic 2"/>
-    <w:lsdException w:unhideWhenUsed="0" w:uiPriority="0" w:semiHidden="0" w:name="Table Classic 3"/>
-    <w:lsdException w:unhideWhenUsed="0" w:uiPriority="0" w:semiHidden="0" w:name="Table Classic 4"/>
-    <w:lsdException w:unhideWhenUsed="0" w:uiPriority="0" w:semiHidden="0" w:name="Table Colorful 1"/>
-    <w:lsdException w:unhideWhenUsed="0" w:uiPriority="0" w:semiHidden="0" w:name="Table Colorful 2"/>
-    <w:lsdException w:unhideWhenUsed="0" w:uiPriority="0" w:semiHidden="0" w:name="Table Colorful 3"/>
-    <w:lsdException w:unhideWhenUsed="0" w:uiPriority="0" w:semiHidden="0" w:name="Table Columns 1"/>
-    <w:lsdException w:unhideWhenUsed="0" w:uiPriority="0" w:semiHidden="0" w:name="Table Columns 2"/>
-    <w:lsdException w:unhideWhenUsed="0" w:uiPriority="0" w:semiHidden="0" w:name="Table Columns 3"/>
-    <w:lsdException w:unhideWhenUsed="0" w:uiPriority="0" w:semiHidden="0" w:name="Table Columns 4"/>
-    <w:lsdException w:unhideWhenUsed="0" w:uiPriority="0" w:semiHidden="0" w:name="Table Columns 5"/>
-    <w:lsdException w:unhideWhenUsed="0" w:uiPriority="0" w:semiHidden="0" w:name="Table Grid 1"/>
-    <w:lsdException w:unhideWhenUsed="0" w:uiPriority="0" w:semiHidden="0" w:name="Table Grid 2"/>
-    <w:lsdException w:unhideWhenUsed="0" w:uiPriority="0" w:semiHidden="0" w:name="Table Grid 3"/>
-    <w:lsdException w:unhideWhenUsed="0" w:uiPriority="0" w:semiHidden="0" w:name="Table Grid 4"/>
-    <w:lsdException w:unhideWhenUsed="0" w:uiPriority="0" w:semiHidden="0" w:name="Table Grid 5"/>
-    <w:lsdException w:unhideWhenUsed="0" w:uiPriority="0" w:semiHidden="0" w:name="Table Grid 6"/>
-    <w:lsdException w:unhideWhenUsed="0" w:uiPriority="0" w:semiHidden="0" w:name="Table Grid 7"/>
-    <w:lsdException w:unhideWhenUsed="0" w:uiPriority="0" w:semiHidden="0" w:name="Table Grid 8"/>
-    <w:lsdException w:unhideWhenUsed="0" w:uiPriority="0" w:semiHidden="0" w:name="Table List 1"/>
-    <w:lsdException w:unhideWhenUsed="0" w:uiPriority="0" w:semiHidden="0" w:name="Table List 2"/>
-    <w:lsdException w:unhideWhenUsed="0" w:uiPriority="0" w:semiHidden="0" w:name="Table List 3"/>
-    <w:lsdException w:unhideWhenUsed="0" w:uiPriority="0" w:semiHidden="0" w:name="Table List 4"/>
-    <w:lsdException w:unhideWhenUsed="0" w:uiPriority="0" w:semiHidden="0" w:name="Table List 5"/>
-    <w:lsdException w:unhideWhenUsed="0" w:uiPriority="0" w:semiHidden="0" w:name="Table List 6"/>
-    <w:lsdException w:unhideWhenUsed="0" w:uiPriority="0" w:semiHidden="0" w:name="Table List 7"/>
-    <w:lsdException w:unhideWhenUsed="0" w:uiPriority="0" w:semiHidden="0" w:name="Table List 8"/>
-    <w:lsdException w:unhideWhenUsed="0" w:uiPriority="0" w:semiHidden="0" w:name="Table 3D effects 1"/>
-    <w:lsdException w:unhideWhenUsed="0" w:uiPriority="0" w:semiHidden="0" w:name="Table 3D effects 2"/>
-    <w:lsdException w:unhideWhenUsed="0" w:uiPriority="0" w:semiHidden="0" w:name="Table 3D effects 3"/>
-    <w:lsdException w:unhideWhenUsed="0" w:uiPriority="0" w:semiHidden="0" w:name="Table Contemporary"/>
-    <w:lsdException w:unhideWhenUsed="0" w:uiPriority="0" w:semiHidden="0" w:name="Table Elegant"/>
-    <w:lsdException w:unhideWhenUsed="0" w:uiPriority="0" w:semiHidden="0" w:name="Table Professional"/>
-    <w:lsdException w:unhideWhenUsed="0" w:uiPriority="0" w:semiHidden="0" w:name="Table Subtle 1"/>
-    <w:lsdException w:unhideWhenUsed="0" w:uiPriority="0" w:semiHidden="0" w:name="Table Subtle 2"/>
-    <w:lsdException w:unhideWhenUsed="0" w:uiPriority="0" w:semiHidden="0" w:name="Table Web 1"/>
-    <w:lsdException w:unhideWhenUsed="0" w:uiPriority="0" w:semiHidden="0" w:name="Table Web 2"/>
-    <w:lsdException w:unhideWhenUsed="0" w:uiPriority="0" w:semiHidden="0" w:name="Table Web 3"/>
-    <w:lsdException w:unhideWhenUsed="0" w:uiPriority="0" w:semiHidden="0" w:name="Balloon Text"/>
-    <w:lsdException w:unhideWhenUsed="0" w:uiPriority="0" w:semiHidden="0" w:name="Table Grid"/>
-    <w:lsdException w:unhideWhenUsed="0" w:uiPriority="0" w:semiHidden="0" w:name="Table Theme"/>
-    <w:lsdException w:unhideWhenUsed="0" w:uiPriority="60" w:semiHidden="0" w:name="Light Shading"/>
-    <w:lsdException w:unhideWhenUsed="0" w:uiPriority="61" w:semiHidden="0" w:name="Light List"/>
-    <w:lsdException w:unhideWhenUsed="0" w:uiPriority="62" w:semiHidden="0" w:name="Light Grid"/>
-    <w:lsdException w:unhideWhenUsed="0" w:uiPriority="63" w:semiHidden="0" w:name="Medium Shading 1"/>
-    <w:lsdException w:unhideWhenUsed="0" w:uiPriority="64" w:semiHidden="0" w:name="Medium Shading 2"/>
-    <w:lsdException w:unhideWhenUsed="0" w:uiPriority="65" w:semiHidden="0" w:name="Medium List 1"/>
-    <w:lsdException w:unhideWhenUsed="0" w:uiPriority="66" w:semiHidden="0" w:name="Medium List 2"/>
-    <w:lsdException w:unhideWhenUsed="0" w:uiPriority="67" w:semiHidden="0" w:name="Medium Grid 1"/>
-    <w:lsdException w:unhideWhenUsed="0" w:uiPriority="68" w:semiHidden="0" w:name="Medium Grid 2"/>
-    <w:lsdException w:unhideWhenUsed="0" w:uiPriority="69" w:semiHidden="0" w:name="Medium Grid 3"/>
-    <w:lsdException w:unhideWhenUsed="0" w:uiPriority="70" w:semiHidden="0" w:name="Dark List"/>
-    <w:lsdException w:unhideWhenUsed="0" w:uiPriority="71" w:semiHidden="0" w:name="Colorful Shading"/>
-    <w:lsdException w:unhideWhenUsed="0" w:uiPriority="72" w:semiHidden="0" w:name="Colorful List"/>
-    <w:lsdException w:unhideWhenUsed="0" w:uiPriority="73" w:semiHidden="0" w:name="Colorful Grid"/>
-    <w:lsdException w:unhideWhenUsed="0" w:uiPriority="60" w:semiHidden="0" w:name="Light Shading Accent 1"/>
-    <w:lsdException w:unhideWhenUsed="0" w:uiPriority="61" w:semiHidden="0" w:name="Light List Accent 1"/>
-    <w:lsdException w:unhideWhenUsed="0" w:uiPriority="62" w:semiHidden="0" w:name="Light Grid Accent 1"/>
-    <w:lsdException w:unhideWhenUsed="0" w:uiPriority="63" w:semiHidden="0" w:name="Medium Shading 1 Accent 1"/>
-    <w:lsdException w:unhideWhenUsed="0" w:uiPriority="64" w:semiHidden="0" w:name="Medium Shading 2 Accent 1"/>
-    <w:lsdException w:unhideWhenUsed="0" w:uiPriority="65" w:semiHidden="0" w:name="Medium List 1 Accent 1"/>
-    <w:lsdException w:qFormat="1" w:unhideWhenUsed="0" w:uiPriority="0" w:semiHidden="0" w:name="List Paragraph"/>
-    <w:lsdException w:unhideWhenUsed="0" w:uiPriority="66" w:semiHidden="0" w:name="Medium List 2 Accent 1"/>
-    <w:lsdException w:unhideWhenUsed="0" w:uiPriority="67" w:semiHidden="0" w:name="Medium Grid 1 Accent 1"/>
-    <w:lsdException w:unhideWhenUsed="0" w:uiPriority="68" w:semiHidden="0" w:name="Medium Grid 2 Accent 1"/>
-    <w:lsdException w:unhideWhenUsed="0" w:uiPriority="69" w:semiHidden="0" w:name="Medium Grid 3 Accent 1"/>
-    <w:lsdException w:unhideWhenUsed="0" w:uiPriority="70" w:semiHidden="0" w:name="Dark List Accent 1"/>
-    <w:lsdException w:unhideWhenUsed="0" w:uiPriority="71" w:semiHidden="0" w:name="Colorful Shading Accent 1"/>
-    <w:lsdException w:unhideWhenUsed="0" w:uiPriority="72" w:semiHidden="0" w:name="Colorful List Accent 1"/>
-    <w:lsdException w:unhideWhenUsed="0" w:uiPriority="73" w:semiHidden="0" w:name="Colorful Grid Accent 1"/>
-    <w:lsdException w:unhideWhenUsed="0" w:uiPriority="60" w:semiHidden="0" w:name="Light Shading Accent 2"/>
-    <w:lsdException w:unhideWhenUsed="0" w:uiPriority="61" w:semiHidden="0" w:name="Light List Accent 2"/>
-    <w:lsdException w:unhideWhenUsed="0" w:uiPriority="62" w:semiHidden="0" w:name="Light Grid Accent 2"/>
-    <w:lsdException w:unhideWhenUsed="0" w:uiPriority="63" w:semiHidden="0" w:name="Medium Shading 1 Accent 2"/>
-    <w:lsdException w:unhideWhenUsed="0" w:uiPriority="64" w:semiHidden="0" w:name="Medium Shading 2 Accent 2"/>
-    <w:lsdException w:unhideWhenUsed="0" w:uiPriority="65" w:semiHidden="0" w:name="Medium List 1 Accent 2"/>
-    <w:lsdException w:unhideWhenUsed="0" w:uiPriority="66" w:semiHidden="0" w:name="Medium List 2 Accent 2"/>
-    <w:lsdException w:unhideWhenUsed="0" w:uiPriority="67" w:semiHidden="0" w:name="Medium Grid 1 Accent 2"/>
-    <w:lsdException w:unhideWhenUsed="0" w:uiPriority="68" w:semiHidden="0" w:name="Medium Grid 2 Accent 2"/>
-    <w:lsdException w:unhideWhenUsed="0" w:uiPriority="69" w:semiHidden="0" w:name="Medium Grid 3 Accent 2"/>
-    <w:lsdException w:unhideWhenUsed="0" w:uiPriority="70" w:semiHidden="0" w:name="Dark List Accent 2"/>
-    <w:lsdException w:unhideWhenUsed="0" w:uiPriority="71" w:semiHidden="0" w:name="Colorful Shading Accent 2"/>
-    <w:lsdException w:unhideWhenUsed="0" w:uiPriority="72" w:semiHidden="0" w:name="Colorful List Accent 2"/>
-    <w:lsdException w:unhideWhenUsed="0" w:uiPriority="73" w:semiHidden="0" w:name="Colorful Grid Accent 2"/>
-    <w:lsdException w:unhideWhenUsed="0" w:uiPriority="60" w:semiHidden="0" w:name="Light Shading Accent 3"/>
-    <w:lsdException w:unhideWhenUsed="0" w:uiPriority="61" w:semiHidden="0" w:name="Light List Accent 3"/>
-    <w:lsdException w:unhideWhenUsed="0" w:uiPriority="62" w:semiHidden="0" w:name="Light Grid Accent 3"/>
-    <w:lsdException w:unhideWhenUsed="0" w:uiPriority="63" w:semiHidden="0" w:name="Medium Shading 1 Accent 3"/>
-    <w:lsdException w:unhideWhenUsed="0" w:uiPriority="64" w:semiHidden="0" w:name="Medium Shading 2 Accent 3"/>
-    <w:lsdException w:unhideWhenUsed="0" w:uiPriority="65" w:semiHidden="0" w:name="Medium List 1 Accent 3"/>
-    <w:lsdException w:unhideWhenUsed="0" w:uiPriority="66" w:semiHidden="0" w:name="Medium List 2 Accent 3"/>
-    <w:lsdException w:unhideWhenUsed="0" w:uiPriority="67" w:semiHidden="0" w:name="Medium Grid 1 Accent 3"/>
-    <w:lsdException w:unhideWhenUsed="0" w:uiPriority="68" w:semiHidden="0" w:name="Medium Grid 2 Accent 3"/>
-    <w:lsdException w:unhideWhenUsed="0" w:uiPriority="69" w:semiHidden="0" w:name="Medium Grid 3 Accent 3"/>
-    <w:lsdException w:unhideWhenUsed="0" w:uiPriority="70" w:semiHidden="0" w:name="Dark List Accent 3"/>
-    <w:lsdException w:unhideWhenUsed="0" w:uiPriority="71" w:semiHidden="0" w:name="Colorful Shading Accent 3"/>
-    <w:lsdException w:unhideWhenUsed="0" w:uiPriority="72" w:semiHidden="0" w:name="Colorful List Accent 3"/>
-    <w:lsdException w:unhideWhenUsed="0" w:uiPriority="73" w:semiHidden="0" w:name="Colorful Grid Accent 3"/>
-    <w:lsdException w:unhideWhenUsed="0" w:uiPriority="60" w:semiHidden="0" w:name="Light Shading Accent 4"/>
-    <w:lsdException w:unhideWhenUsed="0" w:uiPriority="61" w:semiHidden="0" w:name="Light List Accent 4"/>
-    <w:lsdException w:unhideWhenUsed="0" w:uiPriority="62" w:semiHidden="0" w:name="Light Grid Accent 4"/>
-    <w:lsdException w:unhideWhenUsed="0" w:uiPriority="63" w:semiHidden="0" w:name="Medium Shading 1 Accent 4"/>
-    <w:lsdException w:unhideWhenUsed="0" w:uiPriority="64" w:semiHidden="0" w:name="Medium Shading 2 Accent 4"/>
-    <w:lsdException w:unhideWhenUsed="0" w:uiPriority="65" w:semiHidden="0" w:name="Medium List 1 Accent 4"/>
-    <w:lsdException w:unhideWhenUsed="0" w:uiPriority="66" w:semiHidden="0" w:name="Medium List 2 Accent 4"/>
-    <w:lsdException w:unhideWhenUsed="0" w:uiPriority="67" w:semiHidden="0" w:name="Medium Grid 1 Accent 4"/>
-    <w:lsdException w:unhideWhenUsed="0" w:uiPriority="68" w:semiHidden="0" w:name="Medium Grid 2 Accent 4"/>
-    <w:lsdException w:unhideWhenUsed="0" w:uiPriority="69" w:semiHidden="0" w:name="Medium Grid 3 Accent 4"/>
-    <w:lsdException w:unhideWhenUsed="0" w:uiPriority="70" w:semiHidden="0" w:name="Dark List Accent 4"/>
-    <w:lsdException w:unhideWhenUsed="0" w:uiPriority="71" w:semiHidden="0" w:name="Colorful Shading Accent 4"/>
-    <w:lsdException w:unhideWhenUsed="0" w:uiPriority="72" w:semiHidden="0" w:name="Colorful List Accent 4"/>
-    <w:lsdException w:unhideWhenUsed="0" w:uiPriority="73" w:semiHidden="0" w:name="Colorful Grid Accent 4"/>
-    <w:lsdException w:unhideWhenUsed="0" w:uiPriority="60" w:semiHidden="0" w:name="Light Shading Accent 5"/>
-    <w:lsdException w:unhideWhenUsed="0" w:uiPriority="61" w:semiHidden="0" w:name="Light List Accent 5"/>
-    <w:lsdException w:unhideWhenUsed="0" w:uiPriority="62" w:semiHidden="0" w:name="Light Grid Accent 5"/>
-    <w:lsdException w:unhideWhenUsed="0" w:uiPriority="63" w:semiHidden="0" w:name="Medium Shading 1 Accent 5"/>
-    <w:lsdException w:unhideWhenUsed="0" w:uiPriority="64" w:semiHidden="0" w:name="Medium Shading 2 Accent 5"/>
-    <w:lsdException w:unhideWhenUsed="0" w:uiPriority="65" w:semiHidden="0" w:name="Medium List 1 Accent 5"/>
-    <w:lsdException w:unhideWhenUsed="0" w:uiPriority="66" w:semiHidden="0" w:name="Medium List 2 Accent 5"/>
-    <w:lsdException w:unhideWhenUsed="0" w:uiPriority="67" w:semiHidden="0" w:name="Medium Grid 1 Accent 5"/>
-    <w:lsdException w:unhideWhenUsed="0" w:uiPriority="68" w:semiHidden="0" w:name="Medium Grid 2 Accent 5"/>
-    <w:lsdException w:unhideWhenUsed="0" w:uiPriority="69" w:semiHidden="0" w:name="Medium Grid 3 Accent 5"/>
-    <w:lsdException w:unhideWhenUsed="0" w:uiPriority="70" w:semiHidden="0" w:name="Dark List Accent 5"/>
-    <w:lsdException w:unhideWhenUsed="0" w:uiPriority="71" w:semiHidden="0" w:name="Colorful Shading Accent 5"/>
-    <w:lsdException w:unhideWhenUsed="0" w:uiPriority="72" w:semiHidden="0" w:name="Colorful List Accent 5"/>
-    <w:lsdException w:unhideWhenUsed="0" w:uiPriority="73" w:semiHidden="0" w:name="Colorful Grid Accent 5"/>
-    <w:lsdException w:unhideWhenUsed="0" w:uiPriority="60" w:semiHidden="0" w:name="Light Shading Accent 6"/>
-    <w:lsdException w:unhideWhenUsed="0" w:uiPriority="61" w:semiHidden="0" w:name="Light List Accent 6"/>
-    <w:lsdException w:unhideWhenUsed="0" w:uiPriority="62" w:semiHidden="0" w:name="Light Grid Accent 6"/>
-    <w:lsdException w:unhideWhenUsed="0" w:uiPriority="63" w:semiHidden="0" w:name="Medium Shading 1 Accent 6"/>
-    <w:lsdException w:unhideWhenUsed="0" w:uiPriority="64" w:semiHidden="0" w:name="Medium Shading 2 Accent 6"/>
-    <w:lsdException w:unhideWhenUsed="0" w:uiPriority="65" w:semiHidden="0" w:name="Medium List 1 Accent 6"/>
-    <w:lsdException w:unhideWhenUsed="0" w:uiPriority="66" w:semiHidden="0" w:name="Medium List 2 Accent 6"/>
-    <w:lsdException w:unhideWhenUsed="0" w:uiPriority="67" w:semiHidden="0" w:name="Medium Grid 1 Accent 6"/>
-    <w:lsdException w:unhideWhenUsed="0" w:uiPriority="68" w:semiHidden="0" w:name="Medium Grid 2 Accent 6"/>
-    <w:lsdException w:unhideWhenUsed="0" w:uiPriority="69" w:semiHidden="0" w:name="Medium Grid 3 Accent 6"/>
-    <w:lsdException w:unhideWhenUsed="0" w:uiPriority="70" w:semiHidden="0" w:name="Dark List Accent 6"/>
-    <w:lsdException w:unhideWhenUsed="0" w:uiPriority="71" w:semiHidden="0" w:name="Colorful Shading Accent 6"/>
-    <w:lsdException w:unhideWhenUsed="0" w:uiPriority="72" w:semiHidden="0" w:name="Colorful List Accent 6"/>
-    <w:lsdException w:unhideWhenUsed="0" w:uiPriority="73" w:semiHidden="0" w:name="Colorful Grid Accent 6"/>
+  <w:latentStyles w:defLockedState="0" w:defUIPriority="99" w:defSemiHidden="1" w:defUnhideWhenUsed="1" w:defQFormat="0" w:count="260">
+    <w:lsdException w:name="Table Grid 6" w:uiPriority="0" w:semiHidden="0" w:unhideWhenUsed="0"/>
+    <w:lsdException w:name="Table Columns 3" w:uiPriority="0" w:semiHidden="0" w:unhideWhenUsed="0"/>
+    <w:lsdException w:name="Table 3D effects 3" w:uiPriority="0" w:semiHidden="0" w:unhideWhenUsed="0"/>
+    <w:lsdException w:name="Table Columns 2" w:uiPriority="0" w:semiHidden="0" w:unhideWhenUsed="0"/>
+    <w:lsdException w:name="Table Columns 5" w:uiPriority="0" w:semiHidden="0" w:unhideWhenUsed="0"/>
+    <w:lsdException w:name="Colorful Shading Accent 2" w:uiPriority="71" w:semiHidden="0" w:unhideWhenUsed="0"/>
+    <w:lsdException w:name="Colorful Shading Accent 5" w:uiPriority="71" w:semiHidden="0" w:unhideWhenUsed="0"/>
+    <w:lsdException w:name="envelope address" w:uiPriority="0" w:semiHidden="0" w:unhideWhenUsed="0"/>
+    <w:lsdException w:name="List Bullet 5" w:uiPriority="0" w:semiHidden="0" w:unhideWhenUsed="0"/>
+    <w:lsdException w:name="Medium Shading 1 Accent 1" w:uiPriority="63" w:semiHidden="0" w:unhideWhenUsed="0"/>
+    <w:lsdException w:name="Table Columns 1" w:uiPriority="0" w:semiHidden="0" w:unhideWhenUsed="0"/>
+    <w:lsdException w:name="heading 1" w:uiPriority="0" w:semiHidden="0" w:unhideWhenUsed="0" w:qFormat="1"/>
+    <w:lsdException w:name="Colorful Shading Accent 6" w:uiPriority="71" w:semiHidden="0" w:unhideWhenUsed="0"/>
+    <w:lsdException w:name="heading 6" w:uiPriority="0" w:semiHidden="0" w:unhideWhenUsed="0" w:qFormat="1"/>
+    <w:lsdException w:name="heading 7" w:uiPriority="0" w:qFormat="1"/>
+    <w:lsdException w:name="Table Web 2" w:uiPriority="0" w:semiHidden="0" w:unhideWhenUsed="0"/>
+    <w:lsdException w:name="Colorful List Accent 4" w:uiPriority="72" w:semiHidden="0" w:unhideWhenUsed="0"/>
+    <w:lsdException w:name="Table Subtle 1" w:uiPriority="0" w:semiHidden="0" w:unhideWhenUsed="0"/>
+    <w:lsdException w:name="Table Web 3" w:uiPriority="0" w:semiHidden="0" w:unhideWhenUsed="0"/>
+    <w:lsdException w:name="List Continue 5" w:uiPriority="0" w:semiHidden="0" w:unhideWhenUsed="0"/>
+    <w:lsdException w:name="E-mail Signature" w:uiPriority="0" w:semiHidden="0" w:unhideWhenUsed="0"/>
+    <w:lsdException w:name="HTML Cite" w:uiPriority="0" w:semiHidden="0" w:unhideWhenUsed="0"/>
+    <w:lsdException w:name="Medium Shading 2 Accent 3" w:uiPriority="64" w:semiHidden="0" w:unhideWhenUsed="0"/>
+    <w:lsdException w:name="Normal Table" w:uiPriority="0" w:unhideWhenUsed="0"/>
+    <w:lsdException w:name="Normal Indent" w:uiPriority="0" w:semiHidden="0" w:unhideWhenUsed="0"/>
+    <w:lsdException w:name="Table Colorful 3" w:uiPriority="0" w:semiHidden="0" w:unhideWhenUsed="0"/>
+    <w:lsdException w:name="List Continue 4" w:uiPriority="0" w:semiHidden="0" w:unhideWhenUsed="0"/>
+    <w:lsdException w:name="Strong" w:uiPriority="0" w:semiHidden="0" w:unhideWhenUsed="0" w:qFormat="1"/>
+    <w:lsdException w:name="Table Simple 2" w:uiPriority="0" w:semiHidden="0" w:unhideWhenUsed="0"/>
+    <w:lsdException w:name="footnote text" w:uiPriority="99" w:qFormat="1"/>
+    <w:lsdException w:name="Medium List 1 Accent 1" w:uiPriority="65" w:semiHidden="0" w:unhideWhenUsed="0"/>
+    <w:lsdException w:name="Medium List 1 Accent 4" w:uiPriority="65" w:semiHidden="0" w:unhideWhenUsed="0"/>
+    <w:lsdException w:name="caption" w:uiPriority="0" w:qFormat="1"/>
+    <w:lsdException w:name="Medium List 1 Accent 5" w:uiPriority="65" w:semiHidden="0" w:unhideWhenUsed="0"/>
+    <w:lsdException w:name="Medium List 1 Accent 2" w:uiPriority="65" w:semiHidden="0" w:unhideWhenUsed="0"/>
+    <w:lsdException w:name="toa heading" w:uiPriority="0" w:semiHidden="0" w:unhideWhenUsed="0"/>
+    <w:lsdException w:name="Body Text" w:uiPriority="0" w:semiHidden="0" w:unhideWhenUsed="0"/>
+    <w:lsdException w:name="Medium Grid 3 Accent 6" w:uiPriority="69" w:semiHidden="0" w:unhideWhenUsed="0"/>
+    <w:lsdException w:name="FollowedHyperlink" w:uiPriority="0" w:semiHidden="0" w:unhideWhenUsed="0"/>
+    <w:lsdException w:name="Dark List Accent 3" w:uiPriority="70" w:semiHidden="0" w:unhideWhenUsed="0"/>
+    <w:lsdException w:name="List Number 3" w:uiPriority="0" w:semiHidden="0" w:unhideWhenUsed="0"/>
+    <w:lsdException w:name="Medium Grid 1 Accent 5" w:uiPriority="67" w:semiHidden="0" w:unhideWhenUsed="0"/>
+    <w:lsdException w:name="List Number 2" w:uiPriority="0" w:semiHidden="0" w:unhideWhenUsed="0"/>
+    <w:lsdException w:name="index 2" w:uiPriority="0" w:semiHidden="0" w:unhideWhenUsed="0"/>
+    <w:lsdException w:name="Dark List Accent 4" w:uiPriority="70" w:semiHidden="0" w:unhideWhenUsed="0"/>
+    <w:lsdException w:name="index 9" w:uiPriority="0" w:semiHidden="0" w:unhideWhenUsed="0"/>
+    <w:lsdException w:name="Block Text" w:uiPriority="0" w:semiHidden="0" w:unhideWhenUsed="0"/>
+    <w:lsdException w:name="Plain Text" w:uiPriority="0" w:semiHidden="0" w:unhideWhenUsed="0"/>
+    <w:lsdException w:name="List Continue" w:uiPriority="0" w:semiHidden="0" w:unhideWhenUsed="0"/>
+    <w:lsdException w:name="Table Classic 4" w:uiPriority="0" w:semiHidden="0" w:unhideWhenUsed="0"/>
+    <w:lsdException w:name="Medium Grid 3 Accent 3" w:uiPriority="69" w:semiHidden="0" w:unhideWhenUsed="0"/>
+    <w:lsdException w:name="Medium Grid 3 Accent 4" w:uiPriority="69" w:semiHidden="0" w:unhideWhenUsed="0"/>
+    <w:lsdException w:name="Table Elegant" w:uiPriority="0" w:semiHidden="0" w:unhideWhenUsed="0"/>
+    <w:lsdException w:name="index 7" w:uiPriority="0" w:semiHidden="0" w:unhideWhenUsed="0"/>
+    <w:lsdException w:name="header" w:uiPriority="0" w:semiHidden="0" w:unhideWhenUsed="0"/>
+    <w:lsdException w:name="annotation subject" w:uiPriority="0" w:semiHidden="0" w:unhideWhenUsed="0"/>
+    <w:lsdException w:name="toc 2" w:uiPriority="0" w:semiHidden="0" w:unhideWhenUsed="0"/>
+    <w:lsdException w:name="List Bullet 4" w:uiPriority="0" w:semiHidden="0" w:unhideWhenUsed="0"/>
+    <w:lsdException w:name="Medium Grid 2 Accent 3" w:uiPriority="68" w:semiHidden="0" w:unhideWhenUsed="0"/>
+    <w:lsdException w:name="heading 5" w:uiPriority="0" w:semiHidden="0" w:unhideWhenUsed="0" w:qFormat="1"/>
+    <w:lsdException w:name="page number" w:uiPriority="0" w:semiHidden="0" w:unhideWhenUsed="0"/>
+    <w:lsdException w:name="Subtitle" w:uiPriority="0" w:semiHidden="0" w:unhideWhenUsed="0" w:qFormat="1"/>
+    <w:lsdException w:name="Medium Grid 3" w:uiPriority="69" w:semiHidden="0" w:unhideWhenUsed="0"/>
+    <w:lsdException w:name="Medium Shading 1 Accent 3" w:uiPriority="63" w:semiHidden="0" w:unhideWhenUsed="0"/>
+    <w:lsdException w:name="Medium Shading 1 Accent 4" w:uiPriority="63" w:semiHidden="0" w:unhideWhenUsed="0"/>
+    <w:lsdException w:name="heading 2" w:uiPriority="0" w:semiHidden="0" w:unhideWhenUsed="0" w:qFormat="1"/>
+    <w:lsdException w:name="Closing" w:uiPriority="0" w:semiHidden="0" w:unhideWhenUsed="0"/>
+    <w:lsdException w:name="Table Colorful 2" w:uiPriority="0" w:semiHidden="0" w:unhideWhenUsed="0"/>
+    <w:lsdException w:name="Medium Shading 2 Accent 5" w:uiPriority="64" w:semiHidden="0" w:unhideWhenUsed="0"/>
+    <w:lsdException w:name="List 5" w:uiPriority="0" w:semiHidden="0" w:unhideWhenUsed="0"/>
+    <w:lsdException w:name="List 2" w:uiPriority="0" w:semiHidden="0" w:unhideWhenUsed="0"/>
+    <w:lsdException w:name="Medium Shading 2 Accent 4" w:uiPriority="64" w:semiHidden="0" w:unhideWhenUsed="0"/>
+    <w:lsdException w:name="List 3" w:uiPriority="0" w:semiHidden="0" w:unhideWhenUsed="0"/>
+    <w:lsdException w:name="Message Header" w:uiPriority="0" w:semiHidden="0" w:unhideWhenUsed="0"/>
+    <w:lsdException w:name="Date" w:uiPriority="0" w:semiHidden="0" w:unhideWhenUsed="0"/>
+    <w:lsdException w:name="footnote reference" w:uiPriority="99" w:qFormat="1"/>
+    <w:lsdException w:name="Light List" w:uiPriority="61" w:semiHidden="0" w:unhideWhenUsed="0"/>
+    <w:lsdException w:name="Light Shading Accent 5" w:uiPriority="60" w:semiHidden="0" w:unhideWhenUsed="0"/>
+    <w:lsdException w:name="Light Grid Accent 6" w:uiPriority="62" w:semiHidden="0" w:unhideWhenUsed="0"/>
+    <w:lsdException w:name="Light Shading Accent 6" w:uiPriority="60" w:semiHidden="0" w:unhideWhenUsed="0"/>
+    <w:lsdException w:name="Light Shading Accent 1" w:uiPriority="60" w:semiHidden="0" w:unhideWhenUsed="0"/>
+    <w:lsdException w:name="Normal (Web)" w:uiPriority="0" w:semiHidden="0" w:unhideWhenUsed="0"/>
+    <w:lsdException w:name="Medium List 2 Accent 2" w:uiPriority="66" w:semiHidden="0" w:unhideWhenUsed="0"/>
+    <w:lsdException w:name="Light Shading Accent 2" w:uiPriority="60" w:semiHidden="0" w:unhideWhenUsed="0"/>
+    <w:lsdException w:name="Light List Accent 4" w:uiPriority="61" w:semiHidden="0" w:unhideWhenUsed="0"/>
+    <w:lsdException w:name="Medium List 2 Accent 6" w:uiPriority="66" w:semiHidden="0" w:unhideWhenUsed="0"/>
+    <w:lsdException w:name="Body Text Indent 3" w:uiPriority="0" w:semiHidden="0" w:unhideWhenUsed="0"/>
+    <w:lsdException w:name="Default Paragraph Font" w:uiPriority="0" w:unhideWhenUsed="0" w:qFormat="1"/>
+    <w:lsdException w:name="Light List Accent 1" w:uiPriority="61" w:semiHidden="0" w:unhideWhenUsed="0"/>
+    <w:lsdException w:name="Dark List" w:uiPriority="70" w:semiHidden="0" w:unhideWhenUsed="0"/>
+    <w:lsdException w:name="Medium Grid 3 Accent 2" w:uiPriority="69" w:semiHidden="0" w:unhideWhenUsed="0"/>
+    <w:lsdException w:name="index 6" w:uiPriority="0" w:semiHidden="0" w:unhideWhenUsed="0"/>
+    <w:lsdException w:name="index 3" w:uiPriority="0" w:semiHidden="0" w:unhideWhenUsed="0"/>
+    <w:lsdException w:name="Table Classic 2" w:uiPriority="0" w:semiHidden="0" w:unhideWhenUsed="0"/>
+    <w:lsdException w:name="Medium Grid 1 Accent 4" w:uiPriority="67" w:semiHidden="0" w:unhideWhenUsed="0"/>
+    <w:lsdException w:name="Dark List Accent 6" w:uiPriority="70" w:semiHidden="0" w:unhideWhenUsed="0"/>
+    <w:lsdException w:name="toc 4" w:uiPriority="0" w:semiHidden="0" w:unhideWhenUsed="0"/>
+    <w:lsdException w:name="List Bullet 2" w:uiPriority="0" w:semiHidden="0" w:unhideWhenUsed="0"/>
+    <w:lsdException w:name="Table List 7" w:uiPriority="0" w:semiHidden="0" w:unhideWhenUsed="0"/>
+    <w:lsdException w:name="toc 9" w:uiPriority="0" w:semiHidden="0" w:unhideWhenUsed="0"/>
+    <w:lsdException w:name="Table 3D effects 1" w:uiPriority="0" w:semiHidden="0" w:unhideWhenUsed="0"/>
+    <w:lsdException w:name="Table Grid 5" w:uiPriority="0" w:semiHidden="0" w:unhideWhenUsed="0"/>
+    <w:lsdException w:name="toc 5" w:uiPriority="0" w:semiHidden="0" w:unhideWhenUsed="0"/>
+    <w:lsdException w:name="Table Grid 2" w:uiPriority="0" w:semiHidden="0" w:unhideWhenUsed="0"/>
+    <w:lsdException w:name="Medium Grid 2 Accent 5" w:uiPriority="68" w:semiHidden="0" w:unhideWhenUsed="0"/>
+    <w:lsdException w:name="toc 1" w:uiPriority="0" w:semiHidden="0" w:unhideWhenUsed="0"/>
+    <w:lsdException w:name="toc 6" w:uiPriority="0" w:semiHidden="0" w:unhideWhenUsed="0"/>
+    <w:lsdException w:name="Colorful List Accent 3" w:uiPriority="72" w:semiHidden="0" w:unhideWhenUsed="0"/>
+    <w:lsdException w:name="List Bullet 3" w:uiPriority="0" w:semiHidden="0" w:unhideWhenUsed="0"/>
+    <w:lsdException w:name="Table List 4" w:uiPriority="0" w:semiHidden="0" w:unhideWhenUsed="0"/>
+    <w:lsdException w:name="Table List 1" w:uiPriority="0" w:semiHidden="0" w:unhideWhenUsed="0"/>
+    <w:lsdException w:name="Medium Shading 2" w:uiPriority="64" w:semiHidden="0" w:unhideWhenUsed="0"/>
+    <w:lsdException w:name="Medium List 2" w:uiPriority="66" w:semiHidden="0" w:unhideWhenUsed="0"/>
+    <w:lsdException w:name="Title" w:uiPriority="0" w:semiHidden="0" w:unhideWhenUsed="0" w:qFormat="1"/>
+    <w:lsdException w:name="heading 4" w:uiPriority="0" w:semiHidden="0" w:unhideWhenUsed="0" w:qFormat="1"/>
+    <w:lsdException w:name="List 4" w:uiPriority="0" w:semiHidden="0" w:unhideWhenUsed="0"/>
+    <w:lsdException w:name="Colorful Grid Accent 3" w:uiPriority="73" w:semiHidden="0" w:unhideWhenUsed="0"/>
+    <w:lsdException w:name="heading 9" w:uiPriority="0" w:qFormat="1"/>
+    <w:lsdException w:name="Colorful Grid Accent 4" w:uiPriority="73" w:semiHidden="0" w:unhideWhenUsed="0"/>
+    <w:lsdException w:name="Body Text First Indent 2" w:uiPriority="0" w:semiHidden="0" w:unhideWhenUsed="0"/>
+    <w:lsdException w:name="Medium Shading 1" w:uiPriority="63" w:semiHidden="0" w:unhideWhenUsed="0"/>
+    <w:lsdException w:name="Colorful Grid Accent 5" w:uiPriority="73" w:semiHidden="0" w:unhideWhenUsed="0"/>
+    <w:lsdException w:name="Light Shading" w:uiPriority="60" w:semiHidden="0" w:unhideWhenUsed="0"/>
+    <w:lsdException w:name="Medium Shading 2 Accent 1" w:uiPriority="64" w:semiHidden="0" w:unhideWhenUsed="0"/>
+    <w:lsdException w:name="Medium Shading 2 Accent 6" w:uiPriority="64" w:semiHidden="0" w:unhideWhenUsed="0"/>
+    <w:lsdException w:name="Table Web 1" w:uiPriority="0" w:semiHidden="0" w:unhideWhenUsed="0"/>
+    <w:lsdException w:name="Colorful List" w:uiPriority="72" w:semiHidden="0" w:unhideWhenUsed="0"/>
+    <w:lsdException w:name="Table Subtle 2" w:uiPriority="0" w:semiHidden="0" w:unhideWhenUsed="0"/>
+    <w:lsdException w:name="List Continue 3" w:uiPriority="0" w:semiHidden="0" w:unhideWhenUsed="0"/>
+    <w:lsdException w:name="HTML Code" w:uiPriority="0" w:semiHidden="0" w:unhideWhenUsed="0"/>
+    <w:lsdException w:name="Table Theme" w:uiPriority="0" w:semiHidden="0" w:unhideWhenUsed="0"/>
+    <w:lsdException w:name="List Continue 2" w:uiPriority="0" w:semiHidden="0" w:unhideWhenUsed="0"/>
+    <w:lsdException w:name="Normal" w:uiPriority="0" w:semiHidden="0" w:unhideWhenUsed="0" w:qFormat="1"/>
+    <w:lsdException w:name="envelope return" w:uiPriority="0" w:semiHidden="0" w:unhideWhenUsed="0"/>
+    <w:lsdException w:name="HTML Acronym" w:uiPriority="0" w:semiHidden="0" w:unhideWhenUsed="0"/>
+    <w:lsdException w:name="index heading" w:uiPriority="0" w:semiHidden="0" w:unhideWhenUsed="0"/>
+    <w:lsdException w:name="Hyperlink" w:uiPriority="99" w:semiHidden="0"/>
+    <w:lsdException w:name="Light Grid" w:uiPriority="62" w:semiHidden="0" w:unhideWhenUsed="0"/>
+    <w:lsdException w:name="Light Grid Accent 5" w:uiPriority="62" w:semiHidden="0" w:unhideWhenUsed="0"/>
+    <w:lsdException w:name="Light Grid Accent 2" w:uiPriority="62" w:semiHidden="0" w:unhideWhenUsed="0"/>
+    <w:lsdException w:name="Light Shading Accent 4" w:uiPriority="60" w:semiHidden="0" w:unhideWhenUsed="0"/>
+    <w:lsdException w:name="Salutation" w:uiPriority="0" w:semiHidden="0" w:unhideWhenUsed="0"/>
+    <w:lsdException w:name="Light List Accent 3" w:uiPriority="61" w:semiHidden="0" w:unhideWhenUsed="0"/>
+    <w:lsdException w:name="List Paragraph" w:uiPriority="0" w:semiHidden="0" w:unhideWhenUsed="0" w:qFormat="1"/>
+    <w:lsdException w:name="Light Grid Accent 3" w:uiPriority="62" w:semiHidden="0" w:unhideWhenUsed="0"/>
+    <w:lsdException w:name="Dark List Accent 1" w:uiPriority="70" w:semiHidden="0" w:unhideWhenUsed="0"/>
+    <w:lsdException w:name="Medium Grid 1 Accent 2" w:uiPriority="67" w:semiHidden="0" w:unhideWhenUsed="0"/>
+    <w:lsdException w:name="Body Text Indent" w:uiPriority="0" w:semiHidden="0" w:unhideWhenUsed="0"/>
+    <w:lsdException w:name="Medium Grid 1 Accent 3" w:uiPriority="67" w:semiHidden="0" w:unhideWhenUsed="0"/>
+    <w:lsdException w:name="Medium Grid 3 Accent 5" w:uiPriority="69" w:semiHidden="0" w:unhideWhenUsed="0"/>
+    <w:lsdException w:name="List Number 4" w:uiPriority="0" w:semiHidden="0" w:unhideWhenUsed="0"/>
+    <w:lsdException w:name="index 1" w:uiPriority="0" w:semiHidden="0" w:unhideWhenUsed="0"/>
+    <w:lsdException w:name="Body Text First Indent" w:uiPriority="0" w:semiHidden="0" w:unhideWhenUsed="0"/>
+    <w:lsdException w:name="Balloon Text" w:uiPriority="0" w:semiHidden="0" w:unhideWhenUsed="0"/>
+    <w:lsdException w:name="Table Grid 4" w:uiPriority="0" w:semiHidden="0" w:unhideWhenUsed="0"/>
+    <w:lsdException w:name="Table Grid 1" w:uiPriority="0" w:semiHidden="0" w:unhideWhenUsed="0"/>
+    <w:lsdException w:name="Medium Grid 3 Accent 1" w:uiPriority="69" w:semiHidden="0" w:unhideWhenUsed="0"/>
+    <w:lsdException w:name="index 8" w:uiPriority="0" w:semiHidden="0" w:unhideWhenUsed="0"/>
+    <w:lsdException w:name="Table Classic 3" w:uiPriority="0" w:semiHidden="0" w:unhideWhenUsed="0"/>
+    <w:lsdException w:name="index 5" w:uiPriority="0" w:semiHidden="0" w:unhideWhenUsed="0"/>
+    <w:lsdException w:name="Dark List Accent 2" w:uiPriority="70" w:semiHidden="0" w:unhideWhenUsed="0"/>
+    <w:lsdException w:name="HTML Keyboard" w:uiPriority="0" w:semiHidden="0" w:unhideWhenUsed="0"/>
+    <w:lsdException w:name="footer" w:uiPriority="0" w:semiHidden="0" w:unhideWhenUsed="0"/>
+    <w:lsdException w:name="Body Text 2" w:uiPriority="0" w:semiHidden="0" w:unhideWhenUsed="0"/>
+    <w:lsdException w:name="Medium Shading 1 Accent 2" w:uiPriority="63" w:semiHidden="0" w:unhideWhenUsed="0"/>
+    <w:lsdException w:name="Table List 3" w:uiPriority="0" w:semiHidden="0" w:unhideWhenUsed="0"/>
+    <w:lsdException w:name="HTML Variable" w:uiPriority="0" w:semiHidden="0" w:unhideWhenUsed="0"/>
+    <w:lsdException w:name="Table List 8" w:uiPriority="0" w:semiHidden="0" w:unhideWhenUsed="0"/>
+    <w:lsdException w:name="Medium Grid 2 Accent 4" w:uiPriority="68" w:semiHidden="0" w:unhideWhenUsed="0"/>
+    <w:lsdException w:name="Medium Grid 2 Accent 1" w:uiPriority="68" w:semiHidden="0" w:unhideWhenUsed="0"/>
+    <w:lsdException w:name="Signature" w:uiPriority="0" w:semiHidden="0" w:unhideWhenUsed="0"/>
+    <w:lsdException w:name="Table Professional" w:uiPriority="0" w:semiHidden="0" w:unhideWhenUsed="0"/>
+    <w:lsdException w:name="Table Contemporary" w:uiPriority="0" w:semiHidden="0" w:unhideWhenUsed="0"/>
+    <w:lsdException w:name="Colorful Shading Accent 4" w:uiPriority="71" w:semiHidden="0" w:unhideWhenUsed="0"/>
+    <w:lsdException w:name="Colorful Shading Accent 1" w:uiPriority="71" w:semiHidden="0" w:unhideWhenUsed="0"/>
+    <w:lsdException w:name="HTML Preformatted" w:uiPriority="0" w:semiHidden="0" w:unhideWhenUsed="0"/>
+    <w:lsdException w:name="endnote text" w:uiPriority="99" w:qFormat="1"/>
+    <w:lsdException w:name="Table Grid" w:uiPriority="0" w:semiHidden="0" w:unhideWhenUsed="0"/>
+    <w:lsdException w:name="annotation text" w:uiPriority="0" w:semiHidden="0" w:unhideWhenUsed="0"/>
+    <w:lsdException w:name="Table Colorful 1" w:uiPriority="0" w:semiHidden="0" w:unhideWhenUsed="0"/>
+    <w:lsdException w:name="Medium Shading 2 Accent 2" w:uiPriority="64" w:semiHidden="0" w:unhideWhenUsed="0"/>
+    <w:lsdException w:name="Table Simple 3" w:uiPriority="0" w:semiHidden="0" w:unhideWhenUsed="0"/>
+    <w:lsdException w:name="Medium List 1 Accent 3" w:uiPriority="65" w:semiHidden="0" w:unhideWhenUsed="0"/>
+    <w:lsdException w:name="Table Simple 1" w:uiPriority="0" w:semiHidden="0" w:unhideWhenUsed="0"/>
+    <w:lsdException w:name="Light Grid Accent 1" w:uiPriority="62" w:semiHidden="0" w:unhideWhenUsed="0"/>
+    <w:lsdException w:name="Light Grid Accent 4" w:uiPriority="62" w:semiHidden="0" w:unhideWhenUsed="0"/>
+    <w:lsdException w:name="Body Text Indent 2" w:uiPriority="0" w:semiHidden="0" w:unhideWhenUsed="0"/>
+    <w:lsdException w:name="List Number 5" w:uiPriority="0" w:semiHidden="0" w:unhideWhenUsed="0"/>
+    <w:lsdException w:name="Medium List 2 Accent 1" w:uiPriority="66" w:semiHidden="0" w:unhideWhenUsed="0"/>
+    <w:lsdException w:name="Colorful Grid" w:uiPriority="73" w:semiHidden="0" w:unhideWhenUsed="0"/>
+    <w:lsdException w:name="Medium List 2 Accent 4" w:uiPriority="66" w:semiHidden="0" w:unhideWhenUsed="0"/>
+    <w:lsdException w:name="Medium List 2 Accent 5" w:uiPriority="66" w:semiHidden="0" w:unhideWhenUsed="0"/>
+    <w:lsdException w:name="Medium List 2 Accent 3" w:uiPriority="66" w:semiHidden="0" w:unhideWhenUsed="0"/>
+    <w:lsdException w:name="Colorful Shading" w:uiPriority="71" w:semiHidden="0" w:unhideWhenUsed="0"/>
+    <w:lsdException w:name="annotation reference" w:uiPriority="0" w:semiHidden="0" w:unhideWhenUsed="0"/>
+    <w:lsdException w:name="Medium Grid 1 Accent 1" w:uiPriority="67" w:semiHidden="0" w:unhideWhenUsed="0"/>
+    <w:lsdException w:name="Table Grid 3" w:uiPriority="0" w:semiHidden="0" w:unhideWhenUsed="0"/>
+    <w:lsdException w:name="Table Classic 1" w:uiPriority="0" w:semiHidden="0" w:unhideWhenUsed="0"/>
+    <w:lsdException w:name="Medium Grid 1 Accent 6" w:uiPriority="67" w:semiHidden="0" w:unhideWhenUsed="0"/>
+    <w:lsdException w:name="Table Grid 8" w:uiPriority="0" w:semiHidden="0" w:unhideWhenUsed="0"/>
+    <w:lsdException w:name="Dark List Accent 5" w:uiPriority="70" w:semiHidden="0" w:unhideWhenUsed="0"/>
+    <w:lsdException w:name="Table Grid 7" w:uiPriority="0" w:semiHidden="0" w:unhideWhenUsed="0"/>
+    <w:lsdException w:name="heading 3" w:uiPriority="0" w:semiHidden="0" w:unhideWhenUsed="0" w:qFormat="1"/>
+    <w:lsdException w:name="heading 8" w:uiPriority="0" w:qFormat="1"/>
+    <w:lsdException w:name="endnote reference" w:uiPriority="99" w:qFormat="1"/>
+    <w:lsdException w:name="Emphasis" w:uiPriority="0" w:semiHidden="0" w:unhideWhenUsed="0" w:qFormat="1"/>
+    <w:lsdException w:name="Medium Grid 2" w:uiPriority="68" w:semiHidden="0" w:unhideWhenUsed="0"/>
+    <w:lsdException w:name="toc 8" w:uiPriority="0" w:semiHidden="0" w:unhideWhenUsed="0"/>
+    <w:lsdException w:name="Table List 6" w:uiPriority="0" w:semiHidden="0" w:unhideWhenUsed="0"/>
+    <w:lsdException w:name="toc 3" w:uiPriority="0" w:semiHidden="0" w:unhideWhenUsed="0"/>
+    <w:lsdException w:name="Medium Shading 1 Accent 5" w:uiPriority="63" w:semiHidden="0" w:unhideWhenUsed="0"/>
+    <w:lsdException w:name="Table Columns 4" w:uiPriority="0" w:semiHidden="0" w:unhideWhenUsed="0"/>
+    <w:lsdException w:name="Colorful List Accent 5" w:uiPriority="72" w:semiHidden="0" w:unhideWhenUsed="0"/>
+    <w:lsdException w:name="List" w:uiPriority="0" w:semiHidden="0" w:unhideWhenUsed="0"/>
+    <w:lsdException w:name="Colorful List Accent 1" w:uiPriority="72" w:semiHidden="0" w:unhideWhenUsed="0"/>
+    <w:lsdException w:name="Medium Grid 2 Accent 6" w:uiPriority="68" w:semiHidden="0" w:unhideWhenUsed="0"/>
+    <w:lsdException w:name="Colorful List Accent 6" w:uiPriority="72" w:semiHidden="0" w:unhideWhenUsed="0"/>
+    <w:lsdException w:name="List Bullet" w:uiPriority="0" w:semiHidden="0" w:unhideWhenUsed="0"/>
+    <w:lsdException w:name="HTML Sample" w:uiPriority="0" w:semiHidden="0" w:unhideWhenUsed="0"/>
+    <w:lsdException w:name="Colorful Shading Accent 3" w:uiPriority="71" w:semiHidden="0" w:unhideWhenUsed="0"/>
+    <w:lsdException w:name="Table 3D effects 2" w:uiPriority="0" w:semiHidden="0" w:unhideWhenUsed="0"/>
+    <w:lsdException w:name="Medium List 1" w:uiPriority="65" w:semiHidden="0" w:unhideWhenUsed="0"/>
+    <w:lsdException w:name="HTML Typewriter" w:uiPriority="0" w:semiHidden="0" w:unhideWhenUsed="0"/>
+    <w:lsdException w:name="Medium Grid 1" w:uiPriority="67" w:semiHidden="0" w:unhideWhenUsed="0"/>
+    <w:lsdException w:name="Medium Shading 1 Accent 6" w:uiPriority="63" w:semiHidden="0" w:unhideWhenUsed="0"/>
+    <w:lsdException w:name="Medium Grid 2 Accent 2" w:uiPriority="68" w:semiHidden="0" w:unhideWhenUsed="0"/>
+    <w:lsdException w:name="Body Text 3" w:uiPriority="0" w:semiHidden="0" w:unhideWhenUsed="0"/>
+    <w:lsdException w:name="Colorful List Accent 2" w:uiPriority="72" w:semiHidden="0" w:unhideWhenUsed="0"/>
+    <w:lsdException w:name="table of authorities" w:uiPriority="0" w:semiHidden="0" w:unhideWhenUsed="0"/>
+    <w:lsdException w:name="Colorful Grid Accent 1" w:uiPriority="73" w:semiHidden="0" w:unhideWhenUsed="0"/>
+    <w:lsdException w:name="Colorful Grid Accent 6" w:uiPriority="73" w:semiHidden="0" w:unhideWhenUsed="0"/>
+    <w:lsdException w:name="Colorful Grid Accent 2" w:uiPriority="73" w:semiHidden="0" w:unhideWhenUsed="0"/>
+    <w:lsdException w:name="macro" w:uiPriority="0" w:semiHidden="0" w:unhideWhenUsed="0"/>
+    <w:lsdException w:name="Medium List 1 Accent 6" w:uiPriority="65" w:semiHidden="0" w:unhideWhenUsed="0"/>
+    <w:lsdException w:name="Light Shading Accent 3" w:uiPriority="60" w:semiHidden="0" w:unhideWhenUsed="0"/>
+    <w:lsdException w:name="HTML Address" w:uiPriority="0" w:semiHidden="0" w:unhideWhenUsed="0"/>
+    <w:lsdException w:name="Light List Accent 2" w:uiPriority="61" w:semiHidden="0" w:unhideWhenUsed="0"/>
+    <w:lsdException w:name="Light List Accent 5" w:uiPriority="61" w:semiHidden="0" w:unhideWhenUsed="0"/>
+    <w:lsdException w:name="HTML Definition" w:uiPriority="0" w:semiHidden="0" w:unhideWhenUsed="0"/>
+    <w:lsdException w:name="table of figures" w:uiPriority="0" w:semiHidden="0" w:unhideWhenUsed="0"/>
+    <w:lsdException w:name="Note Heading" w:uiPriority="0" w:semiHidden="0" w:unhideWhenUsed="0"/>
+    <w:lsdException w:name="Light List Accent 6" w:uiPriority="61" w:semiHidden="0" w:unhideWhenUsed="0"/>
+    <w:lsdException w:name="line number" w:uiPriority="0" w:semiHidden="0" w:unhideWhenUsed="0"/>
+    <w:lsdException w:name="List Number" w:uiPriority="0" w:semiHidden="0" w:unhideWhenUsed="0"/>
+    <w:lsdException w:name="index 4" w:uiPriority="0" w:semiHidden="0" w:unhideWhenUsed="0"/>
+    <w:lsdException w:name="Document Map" w:uiPriority="0" w:semiHidden="0" w:unhideWhenUsed="0"/>
+    <w:lsdException w:name="Table List 5" w:uiPriority="0" w:semiHidden="0" w:unhideWhenUsed="0"/>
+    <w:lsdException w:name="Table List 2" w:uiPriority="0" w:semiHidden="0" w:unhideWhenUsed="0"/>
+    <w:lsdException w:name="toc 7" w:uiPriority="0" w:semiHidden="0" w:unhideWhenUsed="0"/>
   </w:latentStyles>
-  <w:style w:type="paragraph" w:default="1" w:styleId="1">
+  <w:style w:type="paragraph" w:styleId="00000e">
+    <w:name w:val="endnote text"/>
+    <w:link w:val="00000f"/>
+    <w:uiPriority w:val="99"/>
+    <w:semiHidden w:val="1"/>
+    <w:unhideWhenUsed w:val="1"/>
+    <w:qFormat w:val="1"/>
+    <w:pPr>
+      <w:spacing w:after="0" w:line="240" w:lineRule="auto"/>
+    </w:pPr>
+    <w:rPr>
+      <w:rFonts w:ascii="微软雅黑" w:hAnsi="微软雅黑" w:eastAsia="微软雅黑" w:cs="微软雅黑"/>
+      <w:color w:val="222222"/>
+      <w:sz w:val="20"/>
+      <w:szCs w:val="20"/>
+    </w:rPr>
+  </w:style>
+  <w:style w:type="character" w:styleId="000011" w:customStyle="1">
+    <w:name w:val="Footnote Text Char"/>
+    <w:link w:val="000010"/>
+    <w:uiPriority w:val="99"/>
+    <w:semiHidden w:val="1"/>
+    <w:unhideWhenUsed w:val="1"/>
+    <w:qFormat w:val="1"/>
+    <w:rPr>
+      <w:sz w:val="20"/>
+      <w:szCs w:val="20"/>
+    </w:rPr>
+  </w:style>
+  <w:style w:type="paragraph" w:styleId="000006">
+    <w:name w:val="heading 1"/>
+    <w:next w:val="000005"/>
+    <w:uiPriority w:val="0"/>
+    <w:qFormat w:val="1"/>
+    <w:pPr>
+      <w:keepNext w:val="1"/>
+      <w:spacing w:before="260" w:after="100" w:line="320" w:lineRule="auto"/>
+    </w:pPr>
+    <w:rPr>
+      <w:rFonts w:ascii="微软雅黑" w:hAnsi="微软雅黑" w:eastAsia="微软雅黑" w:cs="微软雅黑"/>
+      <w:b w:val="1"/>
+      <w:bCs w:val="1"/>
+      <w:color w:val="17365D"/>
+      <w:sz w:val="30"/>
+      <w:szCs w:val="30"/>
+    </w:rPr>
+  </w:style>
+  <w:style w:type="character" w:styleId="000015">
+    <w:name w:val="footnote reference"/>
+    <w:uiPriority w:val="99"/>
+    <w:semiHidden w:val="1"/>
+    <w:unhideWhenUsed w:val="1"/>
+    <w:qFormat w:val="1"/>
+    <w:rPr>
+      <w:vertAlign w:val="superscript"/>
+    </w:rPr>
+  </w:style>
+  <w:style w:type="paragraph" w:styleId="000010">
+    <w:name w:val="footnote text"/>
+    <w:link w:val="000011"/>
+    <w:uiPriority w:val="99"/>
+    <w:semiHidden w:val="1"/>
+    <w:unhideWhenUsed w:val="1"/>
+    <w:qFormat w:val="1"/>
+    <w:pPr>
+      <w:spacing w:after="0" w:line="240" w:lineRule="auto"/>
+    </w:pPr>
+    <w:rPr>
+      <w:rFonts w:ascii="微软雅黑" w:hAnsi="微软雅黑" w:eastAsia="微软雅黑" w:cs="微软雅黑"/>
+      <w:color w:val="222222"/>
+      <w:sz w:val="20"/>
+      <w:szCs w:val="20"/>
+    </w:rPr>
+  </w:style>
+  <w:style w:type="paragraph" w:styleId="000007">
+    <w:name w:val="heading 2"/>
+    <w:next w:val="000005"/>
+    <w:uiPriority w:val="0"/>
+    <w:qFormat w:val="1"/>
+    <w:pPr>
+      <w:keepNext w:val="1"/>
+      <w:spacing w:before="180" w:after="90" w:line="320" w:lineRule="auto"/>
+    </w:pPr>
+    <w:rPr>
+      <w:rFonts w:ascii="微软雅黑" w:hAnsi="微软雅黑" w:eastAsia="微软雅黑" w:cs="微软雅黑"/>
+      <w:b w:val="1"/>
+      <w:bCs w:val="1"/>
+      <w:color w:val="1F4E78"/>
+      <w:sz w:val="26"/>
+      <w:szCs w:val="26"/>
+    </w:rPr>
+  </w:style>
+  <w:style w:type="paragraph" w:styleId="000005" w:default="1">
     <w:name w:val="Normal"/>
-    <w:qFormat/>
     <w:uiPriority w:val="0"/>
+    <w:qFormat w:val="1"/>
     <w:pPr>
       <w:widowControl w:val="0"/>
       <w:jc w:val="both"/>
@@ -5597,82 +5124,73 @@
       <w:szCs w:val="21"/>
     </w:rPr>
   </w:style>
-  <w:style w:type="paragraph" w:styleId="2">
-    <w:name w:val="heading 1"/>
-    <w:next w:val="1"/>
-    <w:qFormat/>
+  <w:style w:type="paragraph" w:styleId="000016">
+    <w:name w:val="List Paragraph"/>
     <w:uiPriority w:val="0"/>
-    <w:pPr>
-      <w:keepNext/>
-      <w:spacing w:before="260" w:after="100" w:line="320" w:lineRule="auto"/>
-    </w:pPr>
-    <w:rPr>
-      <w:rFonts w:ascii="微软雅黑" w:hAnsi="微软雅黑" w:eastAsia="微软雅黑" w:cs="微软雅黑"/>
-      <w:b/>
-      <w:bCs/>
-      <w:color w:val="17365D"/>
-      <w:sz w:val="30"/>
-      <w:szCs w:val="30"/>
-    </w:rPr>
-  </w:style>
-  <w:style w:type="paragraph" w:styleId="3">
-    <w:name w:val="heading 2"/>
-    <w:next w:val="1"/>
-    <w:qFormat/>
-    <w:uiPriority w:val="0"/>
-    <w:pPr>
-      <w:keepNext/>
-      <w:spacing w:before="180" w:after="90" w:line="320" w:lineRule="auto"/>
-    </w:pPr>
-    <w:rPr>
-      <w:rFonts w:ascii="微软雅黑" w:hAnsi="微软雅黑" w:eastAsia="微软雅黑" w:cs="微软雅黑"/>
-      <w:b/>
-      <w:bCs/>
-      <w:color w:val="1F4E78"/>
-      <w:sz w:val="26"/>
-      <w:szCs w:val="26"/>
-    </w:rPr>
-  </w:style>
-  <w:style w:type="paragraph" w:styleId="4">
-    <w:name w:val="heading 3"/>
-    <w:next w:val="1"/>
-    <w:qFormat/>
-    <w:uiPriority w:val="0"/>
-    <w:pPr>
-      <w:keepNext/>
-      <w:spacing w:before="140" w:after="80" w:line="320" w:lineRule="auto"/>
-    </w:pPr>
-    <w:rPr>
-      <w:rFonts w:ascii="微软雅黑" w:hAnsi="微软雅黑" w:eastAsia="微软雅黑" w:cs="微软雅黑"/>
-      <w:b/>
-      <w:bCs/>
-      <w:color w:val="1F4E78"/>
-      <w:sz w:val="23"/>
-      <w:szCs w:val="23"/>
-    </w:rPr>
-  </w:style>
-  <w:style w:type="paragraph" w:styleId="5">
-    <w:name w:val="heading 4"/>
-    <w:next w:val="1"/>
-    <w:qFormat/>
-    <w:uiPriority w:val="0"/>
+    <w:qFormat w:val="1"/>
     <w:pPr>
       <w:spacing w:line="320" w:lineRule="auto"/>
     </w:pPr>
     <w:rPr>
       <w:rFonts w:ascii="微软雅黑" w:hAnsi="微软雅黑" w:eastAsia="微软雅黑" w:cs="微软雅黑"/>
-      <w:i/>
-      <w:iCs/>
+      <w:color w:val="222222"/>
+      <w:sz w:val="21"/>
+      <w:szCs w:val="21"/>
+    </w:rPr>
+  </w:style>
+  <w:style w:type="paragraph" w:styleId="00000b">
+    <w:name w:val="heading 6"/>
+    <w:next w:val="000005"/>
+    <w:uiPriority w:val="0"/>
+    <w:qFormat w:val="1"/>
+    <w:pPr>
+      <w:spacing w:line="320" w:lineRule="auto"/>
+    </w:pPr>
+    <w:rPr>
+      <w:rFonts w:ascii="微软雅黑" w:hAnsi="微软雅黑" w:eastAsia="微软雅黑" w:cs="微软雅黑"/>
+      <w:color w:val="1F4D78"/>
+      <w:sz w:val="21"/>
+      <w:szCs w:val="21"/>
+    </w:rPr>
+  </w:style>
+  <w:style w:type="paragraph" w:styleId="000009">
+    <w:name w:val="heading 4"/>
+    <w:next w:val="000005"/>
+    <w:uiPriority w:val="0"/>
+    <w:qFormat w:val="1"/>
+    <w:pPr>
+      <w:spacing w:line="320" w:lineRule="auto"/>
+    </w:pPr>
+    <w:rPr>
+      <w:rFonts w:ascii="微软雅黑" w:hAnsi="微软雅黑" w:eastAsia="微软雅黑" w:cs="微软雅黑"/>
+      <w:i w:val="1"/>
+      <w:iCs w:val="1"/>
       <w:color w:val="2E74B5"/>
       <w:sz w:val="21"/>
       <w:szCs w:val="21"/>
     </w:rPr>
   </w:style>
-  <w:style w:type="paragraph" w:styleId="6">
+  <w:style w:type="paragraph" w:styleId="000012">
+    <w:name w:val="Title"/>
+    <w:uiPriority w:val="0"/>
+    <w:qFormat w:val="1"/>
+    <w:pPr>
+      <w:spacing w:line="320" w:lineRule="auto"/>
+    </w:pPr>
+    <w:rPr>
+      <w:rFonts w:ascii="微软雅黑" w:hAnsi="微软雅黑" w:eastAsia="微软雅黑" w:cs="微软雅黑"/>
+      <w:b w:val="1"/>
+      <w:bCs w:val="1"/>
+      <w:color w:val="1F4E78"/>
+      <w:sz w:val="52"/>
+      <w:szCs w:val="52"/>
+    </w:rPr>
+  </w:style>
+  <w:style w:type="paragraph" w:styleId="00000a">
     <w:name w:val="heading 5"/>
-    <w:next w:val="1"/>
-    <w:qFormat/>
+    <w:next w:val="000005"/>
     <w:uiPriority w:val="0"/>
+    <w:qFormat w:val="1"/>
     <w:pPr>
       <w:spacing w:line="320" w:lineRule="auto"/>
     </w:pPr>
@@ -5683,30 +5201,37 @@
       <w:szCs w:val="21"/>
     </w:rPr>
   </w:style>
-  <w:style w:type="paragraph" w:styleId="7">
-    <w:name w:val="heading 6"/>
-    <w:next w:val="1"/>
-    <w:qFormat/>
+  <w:style w:type="character" w:styleId="000014">
+    <w:name w:val="Hyperlink"/>
+    <w:uiPriority w:val="99"/>
+    <w:unhideWhenUsed w:val="1"/>
+    <w:rPr>
+      <w:color w:val="0563C1"/>
+      <w:u w:val="single"/>
+    </w:rPr>
+  </w:style>
+  <w:style w:type="paragraph" w:styleId="000008">
+    <w:name w:val="heading 3"/>
+    <w:next w:val="000005"/>
     <w:uiPriority w:val="0"/>
+    <w:qFormat w:val="1"/>
     <w:pPr>
-      <w:spacing w:line="320" w:lineRule="auto"/>
+      <w:keepNext w:val="1"/>
+      <w:spacing w:before="140" w:after="80" w:line="320" w:lineRule="auto"/>
     </w:pPr>
     <w:rPr>
       <w:rFonts w:ascii="微软雅黑" w:hAnsi="微软雅黑" w:eastAsia="微软雅黑" w:cs="微软雅黑"/>
-      <w:color w:val="1F4D78"/>
-      <w:sz w:val="21"/>
-      <w:szCs w:val="21"/>
+      <w:b w:val="1"/>
+      <w:bCs w:val="1"/>
+      <w:color w:val="1F4E78"/>
+      <w:sz w:val="23"/>
+      <w:szCs w:val="23"/>
     </w:rPr>
   </w:style>
-  <w:style w:type="character" w:default="1" w:styleId="12">
-    <w:name w:val="Default Paragraph Font"/>
-    <w:semiHidden/>
+  <w:style w:type="table" w:styleId="00000d" w:default="1">
+    <w:name w:val="Normal Table"/>
     <w:uiPriority w:val="0"/>
-  </w:style>
-  <w:style w:type="table" w:default="1" w:styleId="11">
-    <w:name w:val="Normal Table"/>
-    <w:semiHidden/>
-    <w:uiPriority w:val="0"/>
+    <w:semiHidden w:val="1"/>
     <w:tblPr>
       <w:tblCellMar>
         <w:top w:w="0" w:type="dxa"/>
@@ -5716,115 +5241,29 @@
       </w:tblCellMar>
     </w:tblPr>
   </w:style>
-  <w:style w:type="paragraph" w:styleId="8">
-    <w:name w:val="endnote text"/>
-    <w:link w:val="18"/>
-    <w:semiHidden/>
-    <w:unhideWhenUsed/>
+  <w:style w:type="character" w:styleId="000013">
+    <w:name w:val="endnote reference"/>
     <w:uiPriority w:val="99"/>
-    <w:pPr>
-      <w:spacing w:after="0" w:line="240" w:lineRule="auto"/>
-    </w:pPr>
-    <w:rPr>
-      <w:rFonts w:ascii="微软雅黑" w:hAnsi="微软雅黑" w:eastAsia="微软雅黑" w:cs="微软雅黑"/>
-      <w:color w:val="222222"/>
-      <w:sz w:val="20"/>
-      <w:szCs w:val="20"/>
-    </w:rPr>
-  </w:style>
-  <w:style w:type="paragraph" w:styleId="9">
-    <w:name w:val="footnote text"/>
-    <w:link w:val="17"/>
-    <w:semiHidden/>
-    <w:unhideWhenUsed/>
-    <w:uiPriority w:val="99"/>
-    <w:pPr>
-      <w:spacing w:after="0" w:line="240" w:lineRule="auto"/>
-    </w:pPr>
-    <w:rPr>
-      <w:rFonts w:ascii="微软雅黑" w:hAnsi="微软雅黑" w:eastAsia="微软雅黑" w:cs="微软雅黑"/>
-      <w:color w:val="222222"/>
-      <w:sz w:val="20"/>
-      <w:szCs w:val="20"/>
-    </w:rPr>
-  </w:style>
-  <w:style w:type="paragraph" w:styleId="10">
-    <w:name w:val="Title"/>
-    <w:qFormat/>
-    <w:uiPriority w:val="0"/>
-    <w:pPr>
-      <w:spacing w:line="320" w:lineRule="auto"/>
-    </w:pPr>
-    <w:rPr>
-      <w:rFonts w:ascii="微软雅黑" w:hAnsi="微软雅黑" w:eastAsia="微软雅黑" w:cs="微软雅黑"/>
-      <w:b/>
-      <w:bCs/>
-      <w:color w:val="1F4E78"/>
-      <w:sz w:val="52"/>
-      <w:szCs w:val="52"/>
-    </w:rPr>
-  </w:style>
-  <w:style w:type="character" w:styleId="13">
-    <w:name w:val="endnote reference"/>
-    <w:semiHidden/>
-    <w:unhideWhenUsed/>
-    <w:qFormat/>
-    <w:uiPriority w:val="99"/>
+    <w:semiHidden w:val="1"/>
+    <w:unhideWhenUsed w:val="1"/>
+    <w:qFormat w:val="1"/>
     <w:rPr>
       <w:vertAlign w:val="superscript"/>
     </w:rPr>
   </w:style>
-  <w:style w:type="character" w:styleId="14">
-    <w:name w:val="Hyperlink"/>
-    <w:unhideWhenUsed/>
+  <w:style w:type="character" w:styleId="00000c" w:default="1">
+    <w:name w:val="Default Paragraph Font"/>
+    <w:uiPriority w:val="0"/>
+    <w:semiHidden w:val="1"/>
+    <w:qFormat w:val="1"/>
+  </w:style>
+  <w:style w:type="character" w:styleId="00000f" w:customStyle="1">
+    <w:name w:val="Endnote Text Char"/>
+    <w:link w:val="00000e"/>
     <w:uiPriority w:val="99"/>
-    <w:rPr>
-      <w:color w:val="0563C1"/>
-      <w:u w:val="single"/>
-    </w:rPr>
-  </w:style>
-  <w:style w:type="character" w:styleId="15">
-    <w:name w:val="footnote reference"/>
-    <w:semiHidden/>
-    <w:unhideWhenUsed/>
-    <w:qFormat/>
-    <w:uiPriority w:val="99"/>
-    <w:rPr>
-      <w:vertAlign w:val="superscript"/>
-    </w:rPr>
-  </w:style>
-  <w:style w:type="paragraph" w:styleId="16">
-    <w:name w:val="List Paragraph"/>
-    <w:qFormat/>
-    <w:uiPriority w:val="0"/>
-    <w:pPr>
-      <w:spacing w:line="320" w:lineRule="auto"/>
-    </w:pPr>
-    <w:rPr>
-      <w:rFonts w:ascii="微软雅黑" w:hAnsi="微软雅黑" w:eastAsia="微软雅黑" w:cs="微软雅黑"/>
-      <w:color w:val="222222"/>
-      <w:sz w:val="21"/>
-      <w:szCs w:val="21"/>
-    </w:rPr>
-  </w:style>
-  <w:style w:type="character" w:customStyle="1" w:styleId="17">
-    <w:name w:val="Footnote Text Char"/>
-    <w:link w:val="9"/>
-    <w:semiHidden/>
-    <w:unhideWhenUsed/>
-    <w:uiPriority w:val="99"/>
-    <w:rPr>
-      <w:sz w:val="20"/>
-      <w:szCs w:val="20"/>
-    </w:rPr>
-  </w:style>
-  <w:style w:type="character" w:customStyle="1" w:styleId="18">
-    <w:name w:val="Endnote Text Char"/>
-    <w:link w:val="8"/>
-    <w:semiHidden/>
-    <w:unhideWhenUsed/>
-    <w:qFormat/>
-    <w:uiPriority w:val="99"/>
+    <w:semiHidden w:val="1"/>
+    <w:unhideWhenUsed w:val="1"/>
+    <w:qFormat w:val="1"/>
     <w:rPr>
       <w:sz w:val="20"/>
       <w:szCs w:val="20"/>
